--- a/docs/Actividad 2 - Pruebas del sistema de inventario.docx
+++ b/docs/Actividad 2 - Pruebas del sistema de inventario.docx
@@ -2,40 +2,18 @@
 <file path=word/document.xml><?xml version="1.0" encoding="utf-8"?>
 <w:document xmlns:wpc="http://schemas.microsoft.com/office/word/2010/wordprocessingCanvas" xmlns:cx="http://schemas.microsoft.com/office/drawing/2014/chartex" xmlns:cx1="http://schemas.microsoft.com/office/drawing/2015/9/8/chartex" xmlns:cx2="http://schemas.microsoft.com/office/drawing/2015/10/21/chartex" xmlns:cx3="http://schemas.microsoft.com/office/drawing/2016/5/9/chartex" xmlns:cx4="http://schemas.microsoft.com/office/drawing/2016/5/10/chartex" xmlns:cx5="http://schemas.microsoft.com/office/drawing/2016/5/11/chartex" xmlns:cx6="http://schemas.microsoft.com/office/drawing/2016/5/12/chartex" xmlns:cx7="http://schemas.microsoft.com/office/drawing/2016/5/13/chartex" xmlns:cx8="http://schemas.microsoft.com/office/drawing/2016/5/14/chartex" xmlns:mc="http://schemas.openxmlformats.org/markup-compatibility/2006" xmlns:aink="http://schemas.microsoft.com/office/drawing/2016/ink" xmlns:am3d="http://schemas.microsoft.com/office/drawing/2017/model3d" xmlns:o="urn:schemas-microsoft-com:office:office" xmlns:oel="http://schemas.microsoft.com/office/2019/extlst" xmlns:r="http://schemas.openxmlformats.org/officeDocument/2006/relationships" xmlns:m="http://schemas.openxmlformats.org/officeDocument/2006/math" xmlns:v="urn:schemas-microsoft-com:vml" xmlns:wp14="http://schemas.microsoft.com/office/word/2010/wordprocessingDrawing" xmlns:wp="http://schemas.openxmlformats.org/drawingml/2006/wordprocessingDrawing" xmlns:w10="urn:schemas-microsoft-com:office:word" xmlns:w="http://schemas.openxmlformats.org/wordprocessingml/2006/main" xmlns:w14="http://schemas.microsoft.com/office/word/2010/wordml" xmlns:w15="http://schemas.microsoft.com/office/word/2012/wordml" xmlns:w16cex="http://schemas.microsoft.com/office/word/2018/wordml/cex" xmlns:w16cid="http://schemas.microsoft.com/office/word/2016/wordml/cid" xmlns:w16="http://schemas.microsoft.com/office/word/2018/wordml" xmlns:w16du="http://schemas.microsoft.com/office/word/2023/wordml/word16du" xmlns:w16sdtdh="http://schemas.microsoft.com/office/word/2020/wordml/sdtdatahash" xmlns:w16sdtfl="http://schemas.microsoft.com/office/word/2024/wordml/sdtformatlock" xmlns:w16se="http://schemas.microsoft.com/office/word/2015/wordml/symex" xmlns:wpg="http://schemas.microsoft.com/office/word/2010/wordprocessingGroup" xmlns:wpi="http://schemas.microsoft.com/office/word/2010/wordprocessingInk" xmlns:wne="http://schemas.microsoft.com/office/word/2006/wordml" xmlns:wps="http://schemas.microsoft.com/office/word/2010/wordprocessingShape" mc:Ignorable="w14 w15 w16se w16cid w16 w16cex w16sdtdh w16sdtfl w16du wp14">
   <w:body>
-    <w:p>
-      <w:pPr>
-        <w:rPr>
-          <w:lang w:val="es-MX"/>
-        </w:rPr>
-      </w:pPr>
-    </w:p>
-    <w:p>
-      <w:pPr>
-        <w:rPr>
-          <w:lang w:val="es-MX"/>
-        </w:rPr>
-      </w:pPr>
-    </w:p>
-    <w:p>
-      <w:pPr>
-        <w:rPr>
-          <w:lang w:val="es-MX"/>
-        </w:rPr>
-      </w:pPr>
-    </w:p>
+    <w:p/>
+    <w:p/>
+    <w:p/>
     <w:p>
       <w:pPr>
         <w:spacing w:after="40"/>
         <w:jc w:val="center"/>
-        <w:rPr>
-          <w:lang w:val="es-MX"/>
-        </w:rPr>
       </w:pPr>
       <w:r>
         <w:rPr>
           <w:b/>
           <w:sz w:val="32"/>
-          <w:lang w:val="es-MX"/>
         </w:rPr>
         <w:t>Universidad Tecnológica de Campeche</w:t>
       </w:r>
@@ -43,39 +21,25 @@
     <w:p>
       <w:pPr>
         <w:jc w:val="center"/>
-        <w:rPr>
-          <w:lang w:val="es-MX"/>
-        </w:rPr>
       </w:pPr>
       <w:r>
         <w:rPr>
           <w:sz w:val="24"/>
-          <w:lang w:val="es-MX"/>
         </w:rPr>
         <w:t>Ingeniería en Desarrollo y Gestión de Software</w:t>
       </w:r>
     </w:p>
-    <w:p>
-      <w:pPr>
-        <w:rPr>
-          <w:lang w:val="es-MX"/>
-        </w:rPr>
-      </w:pPr>
-    </w:p>
+    <w:p/>
     <w:p>
       <w:pPr>
         <w:spacing w:after="40"/>
         <w:jc w:val="center"/>
-        <w:rPr>
-          <w:lang w:val="es-MX"/>
-        </w:rPr>
       </w:pPr>
       <w:r>
         <w:rPr>
           <w:b/>
           <w:color w:val="1F4E8C"/>
           <w:sz w:val="40"/>
-          <w:lang w:val="es-MX"/>
         </w:rPr>
         <w:t>Práctica en equipo · Actividad 2</w:t>
       </w:r>
@@ -84,14 +48,10 @@
       <w:pPr>
         <w:spacing w:after="40"/>
         <w:jc w:val="center"/>
-        <w:rPr>
-          <w:lang w:val="es-MX"/>
-        </w:rPr>
       </w:pPr>
       <w:r>
         <w:rPr>
           <w:sz w:val="28"/>
-          <w:lang w:val="es-MX"/>
         </w:rPr>
         <w:t>Plan, casos y ejecución de pruebas</w:t>
       </w:r>
@@ -99,46 +59,26 @@
     <w:p>
       <w:pPr>
         <w:jc w:val="center"/>
-        <w:rPr>
-          <w:lang w:val="es-MX"/>
-        </w:rPr>
       </w:pPr>
       <w:r>
         <w:rPr>
           <w:i/>
           <w:sz w:val="24"/>
-          <w:lang w:val="es-MX"/>
         </w:rPr>
         <w:t>Caso de estudio: Sistema de control de inventario</w:t>
       </w:r>
     </w:p>
-    <w:p>
-      <w:pPr>
-        <w:rPr>
-          <w:lang w:val="es-MX"/>
-        </w:rPr>
-      </w:pPr>
-    </w:p>
-    <w:p>
-      <w:pPr>
-        <w:rPr>
-          <w:lang w:val="es-MX"/>
-        </w:rPr>
-      </w:pPr>
-    </w:p>
+    <w:p/>
+    <w:p/>
     <w:p>
       <w:pPr>
         <w:spacing w:after="40"/>
         <w:jc w:val="center"/>
-        <w:rPr>
-          <w:lang w:val="es-MX"/>
-        </w:rPr>
       </w:pPr>
       <w:r>
         <w:rPr>
           <w:b/>
           <w:sz w:val="24"/>
-          <w:lang w:val="es-MX"/>
         </w:rPr>
         <w:t>Equipo</w:t>
       </w:r>
@@ -147,14 +87,8 @@
       <w:pPr>
         <w:spacing w:after="20"/>
         <w:jc w:val="center"/>
-        <w:rPr>
-          <w:lang w:val="es-MX"/>
-        </w:rPr>
       </w:pPr>
       <w:r>
-        <w:rPr>
-          <w:lang w:val="es-MX"/>
-        </w:rPr>
         <w:t>Emily Yamilett Pinzón Sánchez · Gestora de proyectos</w:t>
       </w:r>
     </w:p>
@@ -162,14 +96,8 @@
       <w:pPr>
         <w:spacing w:after="20"/>
         <w:jc w:val="center"/>
-        <w:rPr>
-          <w:lang w:val="es-MX"/>
-        </w:rPr>
       </w:pPr>
       <w:r>
-        <w:rPr>
-          <w:lang w:val="es-MX"/>
-        </w:rPr>
         <w:t>Chuina Guadalupe García Campos · Analista y Tester</w:t>
       </w:r>
     </w:p>
@@ -177,14 +105,8 @@
       <w:pPr>
         <w:spacing w:after="20"/>
         <w:jc w:val="center"/>
-        <w:rPr>
-          <w:lang w:val="es-MX"/>
-        </w:rPr>
       </w:pPr>
       <w:r>
-        <w:rPr>
-          <w:lang w:val="es-MX"/>
-        </w:rPr>
         <w:t>Pablo Alejandro Magaña Hernández · Desarrollador / DevOps</w:t>
       </w:r>
     </w:p>
@@ -192,14 +114,8 @@
       <w:pPr>
         <w:spacing w:after="20"/>
         <w:jc w:val="center"/>
-        <w:rPr>
-          <w:lang w:val="es-MX"/>
-        </w:rPr>
       </w:pPr>
       <w:r>
-        <w:rPr>
-          <w:lang w:val="es-MX"/>
-        </w:rPr>
         <w:t>Emmanuel Hernández Barbis · Diseñador</w:t>
       </w:r>
     </w:p>
@@ -207,210 +123,122 @@
       <w:pPr>
         <w:spacing w:after="20"/>
         <w:jc w:val="center"/>
-        <w:rPr>
-          <w:lang w:val="es-MX"/>
-        </w:rPr>
       </w:pPr>
       <w:r>
-        <w:rPr>
-          <w:lang w:val="es-MX"/>
-        </w:rPr>
         <w:t>Ana Edith Rodríguez Pérez · Cliente (aceptación)</w:t>
       </w:r>
     </w:p>
-    <w:p>
-      <w:pPr>
-        <w:rPr>
-          <w:lang w:val="es-MX"/>
-        </w:rPr>
-      </w:pPr>
-    </w:p>
-    <w:p>
-      <w:pPr>
-        <w:rPr>
-          <w:lang w:val="es-MX"/>
-        </w:rPr>
-      </w:pPr>
-    </w:p>
+    <w:p/>
+    <w:p/>
     <w:p>
       <w:pPr>
         <w:jc w:val="center"/>
-        <w:rPr>
-          <w:lang w:val="es-MX"/>
-        </w:rPr>
       </w:pPr>
       <w:r>
         <w:rPr>
           <w:sz w:val="21"/>
-          <w:lang w:val="es-MX"/>
         </w:rPr>
         <w:t>San Francisco de Campeche, Campeche · 28 de octubre de 2026</w:t>
       </w:r>
     </w:p>
     <w:p>
-      <w:pPr>
-        <w:rPr>
-          <w:lang w:val="es-MX"/>
-        </w:rPr>
-      </w:pPr>
       <w:r>
-        <w:rPr>
-          <w:lang w:val="es-MX"/>
-        </w:rPr>
         <w:br w:type="page"/>
       </w:r>
     </w:p>
     <w:p>
       <w:pPr>
         <w:pStyle w:val="Ttulo1"/>
-        <w:rPr>
-          <w:lang w:val="es-MX"/>
-        </w:rPr>
       </w:pPr>
       <w:r>
-        <w:rPr>
-          <w:lang w:val="es-MX"/>
-        </w:rPr>
         <w:lastRenderedPageBreak/>
         <w:t>Práctica en equipo.</w:t>
       </w:r>
     </w:p>
     <w:p>
-      <w:pPr>
-        <w:rPr>
-          <w:lang w:val="es-MX"/>
-        </w:rPr>
-      </w:pPr>
       <w:r>
         <w:rPr>
           <w:b/>
-          <w:lang w:val="es-MX"/>
         </w:rPr>
         <w:t>Caso de estudio: Sistema de control de inventario</w:t>
       </w:r>
     </w:p>
     <w:p>
-      <w:pPr>
-        <w:rPr>
-          <w:lang w:val="es-MX"/>
-        </w:rPr>
-      </w:pPr>
       <w:r>
         <w:rPr>
           <w:i/>
-          <w:lang w:val="es-MX"/>
         </w:rPr>
         <w:t>Un equipo desarrolla un sistema para registrar productos, consultar existencias y actualizar cantidades después de cada venta.</w:t>
       </w:r>
     </w:p>
     <w:p>
-      <w:pPr>
-        <w:rPr>
-          <w:lang w:val="es-MX"/>
-        </w:rPr>
-      </w:pPr>
       <w:r>
-        <w:rPr>
-          <w:lang w:val="es-MX"/>
-        </w:rPr>
         <w:t>Tomamos como base el sistema de inventario que el equipo ya tiene (PHP 8, API JSON y archivo de datos JSON) y sobre él escribimos los requisitos, el plan, los casos y el flujo de integración continua que pide la práctica. Todas las pruebas están automatizadas con PHPUnit y se encuentran en la carpeta sistema/tests de esta entrega.</w:t>
       </w:r>
     </w:p>
     <w:p>
       <w:pPr>
         <w:pStyle w:val="Listaconvietas"/>
-        <w:rPr>
-          <w:lang w:val="es-MX"/>
-        </w:rPr>
       </w:pPr>
       <w:r>
         <w:rPr>
           <w:b/>
-          <w:lang w:val="es-MX"/>
         </w:rPr>
         <w:t xml:space="preserve">Código y pruebas: </w:t>
       </w:r>
       <w:r>
-        <w:rPr>
-          <w:lang w:val="es-MX"/>
-        </w:rPr>
         <w:t>Actividad 2/sistema</w:t>
       </w:r>
     </w:p>
     <w:p>
       <w:pPr>
         <w:pStyle w:val="Listaconvietas"/>
-        <w:rPr>
-          <w:lang w:val="es-MX"/>
-        </w:rPr>
       </w:pPr>
       <w:r>
         <w:rPr>
           <w:b/>
-          <w:lang w:val="es-MX"/>
         </w:rPr>
         <w:t xml:space="preserve">Evidencia de la ejecución: </w:t>
       </w:r>
       <w:r>
-        <w:rPr>
-          <w:lang w:val="es-MX"/>
-        </w:rPr>
         <w:t>sistema/evidencias (JUnit, reporte HTML, JSON y salida de consola)</w:t>
       </w:r>
     </w:p>
     <w:p>
       <w:pPr>
         <w:pStyle w:val="Listaconvietas"/>
-        <w:rPr>
-          <w:lang w:val="es-MX"/>
-        </w:rPr>
       </w:pPr>
       <w:r>
         <w:rPr>
           <w:b/>
-          <w:lang w:val="es-MX"/>
         </w:rPr>
         <w:t xml:space="preserve">Flujo de CI: </w:t>
       </w:r>
       <w:r>
-        <w:rPr>
-          <w:lang w:val="es-MX"/>
-        </w:rPr>
         <w:t>sistema/.github/workflows/ci.yml</w:t>
       </w:r>
     </w:p>
     <w:p>
       <w:pPr>
         <w:pStyle w:val="Listaconvietas"/>
-        <w:rPr>
-          <w:lang w:val="es-MX"/>
-        </w:rPr>
       </w:pPr>
       <w:r>
         <w:rPr>
           <w:b/>
-          <w:lang w:val="es-MX"/>
         </w:rPr>
         <w:t xml:space="preserve">Documento y diagramas editables: </w:t>
       </w:r>
       <w:r>
-        <w:rPr>
-          <w:lang w:val="es-MX"/>
-        </w:rPr>
         <w:t>sistema/docs (Word, PDF y PowerPoint)</w:t>
       </w:r>
     </w:p>
     <w:p>
       <w:pPr>
         <w:pStyle w:val="Listaconvietas"/>
-        <w:rPr>
-          <w:lang w:val="es-MX"/>
-        </w:rPr>
       </w:pPr>
       <w:r>
         <w:rPr>
           <w:b/>
-          <w:lang w:val="es-MX"/>
         </w:rPr>
         <w:t xml:space="preserve">Repositorio en GitHub: </w:t>
       </w:r>
@@ -419,7 +247,6 @@
           <w:rPr>
             <w:color w:val="1F4E8C"/>
             <w:u w:val="single"/>
-            <w:lang w:val="es-MX"/>
           </w:rPr>
           <w:t>https://github.com/azharsonix/sistema-inventario-actividad-2</w:t>
         </w:r>
@@ -427,42 +254,14 @@
     </w:p>
     <w:p>
       <w:pPr>
-        <w:rPr>
-          <w:lang w:val="es-MX"/>
-        </w:rPr>
+        <w:pStyle w:val="Ttulo1"/>
       </w:pPr>
       <w:r>
-        <w:rPr>
-          <w:lang w:val="es-MX"/>
-        </w:rPr>
-        <w:br w:type="page"/>
-      </w:r>
-    </w:p>
-    <w:p>
-      <w:pPr>
-        <w:pStyle w:val="Ttulo1"/>
-        <w:rPr>
-          <w:lang w:val="es-MX"/>
-        </w:rPr>
-      </w:pPr>
-      <w:r>
-        <w:rPr>
-          <w:lang w:val="es-MX"/>
-        </w:rPr>
-        <w:lastRenderedPageBreak/>
         <w:t>1. Identificar cinco requisitos funcionales del sistema.</w:t>
       </w:r>
     </w:p>
     <w:p>
-      <w:pPr>
-        <w:rPr>
-          <w:lang w:val="es-MX"/>
-        </w:rPr>
-      </w:pPr>
       <w:r>
-        <w:rPr>
-          <w:lang w:val="es-MX"/>
-        </w:rPr>
         <w:t>Identificamos cinco requisitos funcionales. Cada uno tiene un criterio de aceptación que se puede comprobar con una prueba.</w:t>
       </w:r>
     </w:p>
@@ -480,6 +279,7 @@
       </w:tblGrid>
       <w:tr>
         <w:trPr>
+          <w:cantSplit/>
           <w:tblHeader/>
           <w:jc w:val="center"/>
         </w:trPr>
@@ -490,16 +290,13 @@
           </w:tcPr>
           <w:p>
             <w:pPr>
-              <w:rPr>
-                <w:lang w:val="es-MX"/>
-              </w:rPr>
+              <w:keepNext/>
             </w:pPr>
             <w:r>
               <w:rPr>
                 <w:b/>
                 <w:color w:val="FFFFFF"/>
                 <w:sz w:val="19"/>
-                <w:lang w:val="es-MX"/>
               </w:rPr>
               <w:t>ID</w:t>
             </w:r>
@@ -512,16 +309,13 @@
           </w:tcPr>
           <w:p>
             <w:pPr>
-              <w:rPr>
-                <w:lang w:val="es-MX"/>
-              </w:rPr>
+              <w:keepNext/>
             </w:pPr>
             <w:r>
               <w:rPr>
                 <w:b/>
                 <w:color w:val="FFFFFF"/>
                 <w:sz w:val="19"/>
-                <w:lang w:val="es-MX"/>
               </w:rPr>
               <w:t>Requisito</w:t>
             </w:r>
@@ -534,16 +328,13 @@
           </w:tcPr>
           <w:p>
             <w:pPr>
-              <w:rPr>
-                <w:lang w:val="es-MX"/>
-              </w:rPr>
+              <w:keepNext/>
             </w:pPr>
             <w:r>
               <w:rPr>
                 <w:b/>
                 <w:color w:val="FFFFFF"/>
                 <w:sz w:val="19"/>
-                <w:lang w:val="es-MX"/>
               </w:rPr>
               <w:t>Criterio de aceptación</w:t>
             </w:r>
@@ -552,6 +343,7 @@
       </w:tr>
       <w:tr>
         <w:trPr>
+          <w:cantSplit/>
           <w:jc w:val="center"/>
         </w:trPr>
         <w:tc>
@@ -560,16 +352,13 @@
           </w:tcPr>
           <w:p>
             <w:pPr>
-              <w:spacing w:after="20"/>
-              <w:rPr>
-                <w:lang w:val="es-MX"/>
-              </w:rPr>
+              <w:keepNext/>
+              <w:spacing w:after="20"/>
             </w:pPr>
             <w:r>
               <w:rPr>
                 <w:b/>
                 <w:sz w:val="19"/>
-                <w:lang w:val="es-MX"/>
               </w:rPr>
               <w:t>RF-01</w:t>
             </w:r>
@@ -581,15 +370,12 @@
           </w:tcPr>
           <w:p>
             <w:pPr>
-              <w:spacing w:after="20"/>
-              <w:rPr>
-                <w:lang w:val="es-MX"/>
-              </w:rPr>
+              <w:keepNext/>
+              <w:spacing w:after="20"/>
             </w:pPr>
             <w:r>
               <w:rPr>
                 <w:sz w:val="19"/>
-                <w:lang w:val="es-MX"/>
               </w:rPr>
               <w:t>Registrar productos</w:t>
             </w:r>
@@ -601,15 +387,12 @@
           </w:tcPr>
           <w:p>
             <w:pPr>
-              <w:spacing w:after="20"/>
-              <w:rPr>
-                <w:lang w:val="es-MX"/>
-              </w:rPr>
+              <w:keepNext/>
+              <w:spacing w:after="20"/>
             </w:pPr>
             <w:r>
               <w:rPr>
                 <w:sz w:val="19"/>
-                <w:lang w:val="es-MX"/>
               </w:rPr>
               <w:t>El sistema guarda código, nombre, categoría, precio, existencia inicial y stock mínimo. El código es único (3 a 20 caracteres: A-Z, 0-9 o guion) y se guarda en mayúsculas. Rechaza códigos duplicados, precios negativos y nombres vacíos.</w:t>
             </w:r>
@@ -618,6 +401,7 @@
       </w:tr>
       <w:tr>
         <w:trPr>
+          <w:cantSplit/>
           <w:jc w:val="center"/>
         </w:trPr>
         <w:tc>
@@ -626,16 +410,13 @@
           </w:tcPr>
           <w:p>
             <w:pPr>
-              <w:spacing w:after="20"/>
-              <w:rPr>
-                <w:lang w:val="es-MX"/>
-              </w:rPr>
+              <w:keepNext/>
+              <w:spacing w:after="20"/>
             </w:pPr>
             <w:r>
               <w:rPr>
                 <w:b/>
                 <w:sz w:val="19"/>
-                <w:lang w:val="es-MX"/>
               </w:rPr>
               <w:t>RF-02</w:t>
             </w:r>
@@ -647,15 +428,12 @@
           </w:tcPr>
           <w:p>
             <w:pPr>
-              <w:spacing w:after="20"/>
-              <w:rPr>
-                <w:lang w:val="es-MX"/>
-              </w:rPr>
+              <w:keepNext/>
+              <w:spacing w:after="20"/>
             </w:pPr>
             <w:r>
               <w:rPr>
                 <w:sz w:val="19"/>
-                <w:lang w:val="es-MX"/>
               </w:rPr>
               <w:t>Consultar existencias</w:t>
             </w:r>
@@ -667,15 +445,12 @@
           </w:tcPr>
           <w:p>
             <w:pPr>
-              <w:spacing w:after="20"/>
-              <w:rPr>
-                <w:lang w:val="es-MX"/>
-              </w:rPr>
+              <w:keepNext/>
+              <w:spacing w:after="20"/>
             </w:pPr>
             <w:r>
               <w:rPr>
                 <w:sz w:val="19"/>
-                <w:lang w:val="es-MX"/>
               </w:rPr>
               <w:t>Permite consultar un producto por su código sin importar mayúsculas o espacios y consultar la existencia de todos los productos. Si el código no existe muestra un mensaje claro.</w:t>
             </w:r>
@@ -684,6 +459,7 @@
       </w:tr>
       <w:tr>
         <w:trPr>
+          <w:cantSplit/>
           <w:jc w:val="center"/>
         </w:trPr>
         <w:tc>
@@ -692,16 +468,13 @@
           </w:tcPr>
           <w:p>
             <w:pPr>
-              <w:spacing w:after="20"/>
-              <w:rPr>
-                <w:lang w:val="es-MX"/>
-              </w:rPr>
+              <w:keepNext/>
+              <w:spacing w:after="20"/>
             </w:pPr>
             <w:r>
               <w:rPr>
                 <w:b/>
                 <w:sz w:val="19"/>
-                <w:lang w:val="es-MX"/>
               </w:rPr>
               <w:t>RF-03</w:t>
             </w:r>
@@ -713,15 +486,12 @@
           </w:tcPr>
           <w:p>
             <w:pPr>
-              <w:spacing w:after="20"/>
-              <w:rPr>
-                <w:lang w:val="es-MX"/>
-              </w:rPr>
+              <w:keepNext/>
+              <w:spacing w:after="20"/>
             </w:pPr>
             <w:r>
               <w:rPr>
                 <w:sz w:val="19"/>
-                <w:lang w:val="es-MX"/>
               </w:rPr>
               <w:t>Actualizar la existencia con cada venta</w:t>
             </w:r>
@@ -733,15 +503,12 @@
           </w:tcPr>
           <w:p>
             <w:pPr>
-              <w:spacing w:after="20"/>
-              <w:rPr>
-                <w:lang w:val="es-MX"/>
-              </w:rPr>
+              <w:keepNext/>
+              <w:spacing w:after="20"/>
             </w:pPr>
             <w:r>
               <w:rPr>
                 <w:sz w:val="19"/>
-                <w:lang w:val="es-MX"/>
               </w:rPr>
               <w:t>Cada venta registra una salida que descuenta la cantidad vendida y guarda el movimiento con la existencia resultante. Rechaza cantidades de cero, negativas o mayores a la existencia sin modificar ningún dato.</w:t>
             </w:r>
@@ -750,6 +517,7 @@
       </w:tr>
       <w:tr>
         <w:trPr>
+          <w:cantSplit/>
           <w:jc w:val="center"/>
         </w:trPr>
         <w:tc>
@@ -758,16 +526,13 @@
           </w:tcPr>
           <w:p>
             <w:pPr>
-              <w:spacing w:after="20"/>
-              <w:rPr>
-                <w:lang w:val="es-MX"/>
-              </w:rPr>
+              <w:keepNext/>
+              <w:spacing w:after="20"/>
             </w:pPr>
             <w:r>
               <w:rPr>
                 <w:b/>
                 <w:sz w:val="19"/>
-                <w:lang w:val="es-MX"/>
               </w:rPr>
               <w:t>RF-04</w:t>
             </w:r>
@@ -779,15 +544,12 @@
           </w:tcPr>
           <w:p>
             <w:pPr>
-              <w:spacing w:after="20"/>
-              <w:rPr>
-                <w:lang w:val="es-MX"/>
-              </w:rPr>
+              <w:keepNext/>
+              <w:spacing w:after="20"/>
             </w:pPr>
             <w:r>
               <w:rPr>
                 <w:sz w:val="19"/>
-                <w:lang w:val="es-MX"/>
               </w:rPr>
               <w:t>Registrar entradas de mercancía</w:t>
             </w:r>
@@ -799,15 +561,12 @@
           </w:tcPr>
           <w:p>
             <w:pPr>
-              <w:spacing w:after="20"/>
-              <w:rPr>
-                <w:lang w:val="es-MX"/>
-              </w:rPr>
+              <w:keepNext/>
+              <w:spacing w:after="20"/>
             </w:pPr>
             <w:r>
               <w:rPr>
                 <w:sz w:val="19"/>
-                <w:lang w:val="es-MX"/>
               </w:rPr>
               <w:t>Cada compra a proveedor suma la cantidad recibida a la existencia y queda en el historial de movimientos.</w:t>
             </w:r>
@@ -816,6 +575,7 @@
       </w:tr>
       <w:tr>
         <w:trPr>
+          <w:cantSplit/>
           <w:jc w:val="center"/>
         </w:trPr>
         <w:tc>
@@ -825,15 +585,11 @@
           <w:p>
             <w:pPr>
               <w:spacing w:after="20"/>
-              <w:rPr>
-                <w:lang w:val="es-MX"/>
-              </w:rPr>
             </w:pPr>
             <w:r>
               <w:rPr>
                 <w:b/>
                 <w:sz w:val="19"/>
-                <w:lang w:val="es-MX"/>
               </w:rPr>
               <w:t>RF-05</w:t>
             </w:r>
@@ -846,14 +602,10 @@
           <w:p>
             <w:pPr>
               <w:spacing w:after="20"/>
-              <w:rPr>
-                <w:lang w:val="es-MX"/>
-              </w:rPr>
             </w:pPr>
             <w:r>
               <w:rPr>
                 <w:sz w:val="19"/>
-                <w:lang w:val="es-MX"/>
               </w:rPr>
               <w:t>Reporte de inventario y resurtido</w:t>
             </w:r>
@@ -866,14 +618,10 @@
           <w:p>
             <w:pPr>
               <w:spacing w:after="20"/>
-              <w:rPr>
-                <w:lang w:val="es-MX"/>
-              </w:rPr>
             </w:pPr>
             <w:r>
               <w:rPr>
                 <w:sz w:val="19"/>
-                <w:lang w:val="es-MX"/>
               </w:rPr>
               <w:t>El reporte muestra total de productos, total de unidades, valor del inventario y la lista de productos cuya existencia es igual o menor a su stock mínimo.</w:t>
             </w:r>
@@ -884,77 +632,35 @@
     <w:p>
       <w:pPr>
         <w:spacing w:after="40"/>
-        <w:rPr>
-          <w:lang w:val="es-MX"/>
-        </w:rPr>
       </w:pPr>
     </w:p>
     <w:p>
       <w:pPr>
-        <w:rPr>
-          <w:lang w:val="es-MX"/>
-        </w:rPr>
+        <w:pStyle w:val="Ttulo1"/>
       </w:pPr>
       <w:r>
-        <w:rPr>
-          <w:lang w:val="es-MX"/>
-        </w:rPr>
-        <w:br w:type="page"/>
-      </w:r>
-    </w:p>
-    <w:p>
-      <w:pPr>
-        <w:pStyle w:val="Ttulo1"/>
-        <w:rPr>
-          <w:lang w:val="es-MX"/>
-        </w:rPr>
-      </w:pPr>
-      <w:r>
-        <w:rPr>
-          <w:lang w:val="es-MX"/>
-        </w:rPr>
-        <w:lastRenderedPageBreak/>
         <w:t>2. Elaborar un plan de pruebas con objetivo, alcance, recursos y responsables.</w:t>
       </w:r>
     </w:p>
     <w:p>
       <w:pPr>
         <w:pStyle w:val="Ttulo2"/>
-        <w:rPr>
-          <w:lang w:val="es-MX"/>
-        </w:rPr>
       </w:pPr>
       <w:r>
-        <w:rPr>
-          <w:lang w:val="es-MX"/>
-        </w:rPr>
         <w:t>2.1 Objetivo</w:t>
       </w:r>
     </w:p>
     <w:p>
-      <w:pPr>
-        <w:rPr>
-          <w:lang w:val="es-MX"/>
-        </w:rPr>
-      </w:pPr>
       <w:r>
-        <w:rPr>
-          <w:lang w:val="es-MX"/>
-        </w:rPr>
         <w:t>Comprobar que el sistema registra productos, consulta existencias y actualiza las cantidades con cada venta y cada entrada según RF-01 a RF-05; que rechaza los datos inválidos sin alterar el inventario, y que cada cambio que entra al repositorio conserva lo que ya funcionaba.</w:t>
       </w:r>
     </w:p>
     <w:p>
       <w:pPr>
         <w:pStyle w:val="Ttulo2"/>
-        <w:rPr>
-          <w:lang w:val="es-MX"/>
-        </w:rPr>
       </w:pPr>
       <w:r>
-        <w:rPr>
-          <w:lang w:val="es-MX"/>
-        </w:rPr>
+        <w:lastRenderedPageBreak/>
         <w:t>2.2 Alcance</w:t>
       </w:r>
     </w:p>
@@ -969,6 +675,9 @@
         <w:gridCol w:w="7030"/>
       </w:tblGrid>
       <w:tr>
+        <w:trPr>
+          <w:cantSplit/>
+        </w:trPr>
         <w:tc>
           <w:tcPr>
             <w:tcW w:w="2381" w:type="dxa"/>
@@ -976,15 +685,12 @@
           </w:tcPr>
           <w:p>
             <w:pPr>
-              <w:rPr>
-                <w:lang w:val="es-MX"/>
-              </w:rPr>
+              <w:keepNext/>
             </w:pPr>
             <w:r>
               <w:rPr>
                 <w:b/>
                 <w:sz w:val="20"/>
-                <w:lang w:val="es-MX"/>
               </w:rPr>
               <w:t>Incluye</w:t>
             </w:r>
@@ -996,60 +702,48 @@
           </w:tcPr>
           <w:p>
             <w:pPr>
-              <w:spacing w:after="20"/>
-              <w:rPr>
-                <w:lang w:val="es-MX"/>
-              </w:rPr>
+              <w:keepNext/>
+              <w:spacing w:after="20"/>
             </w:pPr>
             <w:r>
               <w:rPr>
                 <w:sz w:val="20"/>
-                <w:lang w:val="es-MX"/>
               </w:rPr>
               <w:t>Clases Producto, Inventario, ReporteInventario y RepositorioInventario.</w:t>
             </w:r>
           </w:p>
           <w:p>
             <w:pPr>
-              <w:spacing w:after="20"/>
-              <w:rPr>
-                <w:lang w:val="es-MX"/>
-              </w:rPr>
+              <w:keepNext/>
+              <w:spacing w:after="20"/>
             </w:pPr>
             <w:r>
               <w:rPr>
                 <w:sz w:val="20"/>
-                <w:lang w:val="es-MX"/>
               </w:rPr>
               <w:t>API HTTP: /api/productos, /api/productos/{código}/salidas, /api/productos/{código}/entradas, /api/movimientos y /api/reporte.</w:t>
             </w:r>
           </w:p>
           <w:p>
             <w:pPr>
-              <w:spacing w:after="20"/>
-              <w:rPr>
-                <w:lang w:val="es-MX"/>
-              </w:rPr>
+              <w:keepNext/>
+              <w:spacing w:after="20"/>
             </w:pPr>
             <w:r>
               <w:rPr>
                 <w:sz w:val="20"/>
-                <w:lang w:val="es-MX"/>
               </w:rPr>
               <w:t>Guardado y lectura del archivo de datos JSON.</w:t>
             </w:r>
           </w:p>
           <w:p>
             <w:pPr>
-              <w:spacing w:after="20"/>
-              <w:rPr>
-                <w:lang w:val="es-MX"/>
-              </w:rPr>
+              <w:keepNext/>
+              <w:spacing w:after="20"/>
             </w:pPr>
             <w:r>
               <w:rPr>
                 <w:sz w:val="20"/>
-                <w:lang w:val="es-MX"/>
               </w:rPr>
               <w:t>Pipeline de integración continua en GitHub Actions.</w:t>
             </w:r>
@@ -1057,6 +751,9 @@
         </w:tc>
       </w:tr>
       <w:tr>
+        <w:trPr>
+          <w:cantSplit/>
+        </w:trPr>
         <w:tc>
           <w:tcPr>
             <w:tcW w:w="2381" w:type="dxa"/>
@@ -1064,15 +761,12 @@
           </w:tcPr>
           <w:p>
             <w:pPr>
-              <w:rPr>
-                <w:lang w:val="es-MX"/>
-              </w:rPr>
+              <w:keepNext/>
             </w:pPr>
             <w:r>
               <w:rPr>
                 <w:b/>
                 <w:sz w:val="20"/>
-                <w:lang w:val="es-MX"/>
               </w:rPr>
               <w:t>No incluye</w:t>
             </w:r>
@@ -1084,30 +778,24 @@
           </w:tcPr>
           <w:p>
             <w:pPr>
-              <w:spacing w:after="20"/>
-              <w:rPr>
-                <w:lang w:val="es-MX"/>
-              </w:rPr>
+              <w:keepNext/>
+              <w:spacing w:after="20"/>
             </w:pPr>
             <w:r>
               <w:rPr>
                 <w:sz w:val="20"/>
-                <w:lang w:val="es-MX"/>
               </w:rPr>
               <w:t>Interfaz gráfica (la probamos con Playwright en la entrega anterior).</w:t>
             </w:r>
           </w:p>
           <w:p>
             <w:pPr>
-              <w:spacing w:after="20"/>
-              <w:rPr>
-                <w:lang w:val="es-MX"/>
-              </w:rPr>
+              <w:keepNext/>
+              <w:spacing w:after="20"/>
             </w:pPr>
             <w:r>
               <w:rPr>
                 <w:sz w:val="20"/>
-                <w:lang w:val="es-MX"/>
               </w:rPr>
               <w:t>Usuarios y permisos, pruebas de carga y rendimiento, conexión con PostgreSQL.</w:t>
             </w:r>
@@ -1115,22 +803,19 @@
         </w:tc>
       </w:tr>
       <w:tr>
+        <w:trPr>
+          <w:cantSplit/>
+        </w:trPr>
         <w:tc>
           <w:tcPr>
             <w:tcW w:w="2381" w:type="dxa"/>
             <w:shd w:val="clear" w:color="auto" w:fill="E8F0FB"/>
           </w:tcPr>
           <w:p>
-            <w:pPr>
-              <w:rPr>
-                <w:lang w:val="es-MX"/>
-              </w:rPr>
-            </w:pPr>
             <w:r>
               <w:rPr>
                 <w:b/>
                 <w:sz w:val="20"/>
-                <w:lang w:val="es-MX"/>
               </w:rPr>
               <w:t>Niveles</w:t>
             </w:r>
@@ -1143,14 +828,10 @@
           <w:p>
             <w:pPr>
               <w:spacing w:after="20"/>
-              <w:rPr>
-                <w:lang w:val="es-MX"/>
-              </w:rPr>
             </w:pPr>
             <w:r>
               <w:rPr>
                 <w:sz w:val="20"/>
-                <w:lang w:val="es-MX"/>
               </w:rPr>
               <w:t>Unitarias, de integración, de sistema y de aceptación (sección 4).</w:t>
             </w:r>
@@ -1161,22 +842,13 @@
     <w:p>
       <w:pPr>
         <w:spacing w:after="40"/>
-        <w:rPr>
-          <w:lang w:val="es-MX"/>
-        </w:rPr>
       </w:pPr>
     </w:p>
     <w:p>
       <w:pPr>
         <w:pStyle w:val="Ttulo2"/>
-        <w:rPr>
-          <w:lang w:val="es-MX"/>
-        </w:rPr>
       </w:pPr>
       <w:r>
-        <w:rPr>
-          <w:lang w:val="es-MX"/>
-        </w:rPr>
         <w:t>2.3 Recursos</w:t>
       </w:r>
     </w:p>
@@ -1193,6 +865,7 @@
       </w:tblGrid>
       <w:tr>
         <w:trPr>
+          <w:cantSplit/>
           <w:tblHeader/>
           <w:jc w:val="center"/>
         </w:trPr>
@@ -1203,16 +876,13 @@
           </w:tcPr>
           <w:p>
             <w:pPr>
-              <w:rPr>
-                <w:lang w:val="es-MX"/>
-              </w:rPr>
+              <w:keepNext/>
             </w:pPr>
             <w:r>
               <w:rPr>
                 <w:b/>
                 <w:color w:val="FFFFFF"/>
                 <w:sz w:val="19"/>
-                <w:lang w:val="es-MX"/>
               </w:rPr>
               <w:t>Recurso</w:t>
             </w:r>
@@ -1225,16 +895,13 @@
           </w:tcPr>
           <w:p>
             <w:pPr>
-              <w:rPr>
-                <w:lang w:val="es-MX"/>
-              </w:rPr>
+              <w:keepNext/>
             </w:pPr>
             <w:r>
               <w:rPr>
                 <w:b/>
                 <w:color w:val="FFFFFF"/>
                 <w:sz w:val="19"/>
-                <w:lang w:val="es-MX"/>
               </w:rPr>
               <w:t>Cuál</w:t>
             </w:r>
@@ -1243,6 +910,7 @@
       </w:tr>
       <w:tr>
         <w:trPr>
+          <w:cantSplit/>
           <w:jc w:val="center"/>
         </w:trPr>
         <w:tc>
@@ -1251,16 +919,13 @@
           </w:tcPr>
           <w:p>
             <w:pPr>
-              <w:spacing w:after="20"/>
-              <w:rPr>
-                <w:lang w:val="es-MX"/>
-              </w:rPr>
+              <w:keepNext/>
+              <w:spacing w:after="20"/>
             </w:pPr>
             <w:r>
               <w:rPr>
                 <w:b/>
                 <w:sz w:val="19"/>
-                <w:lang w:val="es-MX"/>
               </w:rPr>
               <w:t>Humanos</w:t>
             </w:r>
@@ -1272,15 +937,12 @@
           </w:tcPr>
           <w:p>
             <w:pPr>
-              <w:spacing w:after="20"/>
-              <w:rPr>
-                <w:lang w:val="es-MX"/>
-              </w:rPr>
+              <w:keepNext/>
+              <w:spacing w:after="20"/>
             </w:pPr>
             <w:r>
               <w:rPr>
                 <w:sz w:val="19"/>
-                <w:lang w:val="es-MX"/>
               </w:rPr>
               <w:t>Los cinco integrantes del equipo (sección 2.4).</w:t>
             </w:r>
@@ -1289,6 +951,7 @@
       </w:tr>
       <w:tr>
         <w:trPr>
+          <w:cantSplit/>
           <w:jc w:val="center"/>
         </w:trPr>
         <w:tc>
@@ -1297,16 +960,13 @@
           </w:tcPr>
           <w:p>
             <w:pPr>
-              <w:spacing w:after="20"/>
-              <w:rPr>
-                <w:lang w:val="es-MX"/>
-              </w:rPr>
+              <w:keepNext/>
+              <w:spacing w:after="20"/>
             </w:pPr>
             <w:r>
               <w:rPr>
                 <w:b/>
                 <w:sz w:val="19"/>
-                <w:lang w:val="es-MX"/>
               </w:rPr>
               <w:t>Herramientas</w:t>
             </w:r>
@@ -1318,15 +978,12 @@
           </w:tcPr>
           <w:p>
             <w:pPr>
-              <w:spacing w:after="20"/>
-              <w:rPr>
-                <w:lang w:val="es-MX"/>
-              </w:rPr>
+              <w:keepNext/>
+              <w:spacing w:after="20"/>
             </w:pPr>
             <w:r>
               <w:rPr>
                 <w:sz w:val="19"/>
-                <w:lang w:val="es-MX"/>
               </w:rPr>
               <w:t>PHP 8.4.27 (local) y PHP 8.2, 8.3 y 8.4 en CI · PHPUnit 11.5.56 · Composer 2.10 · GitHub Actions · VS Code · Trello para el seguimiento de defectos.</w:t>
             </w:r>
@@ -1335,6 +992,7 @@
       </w:tr>
       <w:tr>
         <w:trPr>
+          <w:cantSplit/>
           <w:jc w:val="center"/>
         </w:trPr>
         <w:tc>
@@ -1343,16 +1001,13 @@
           </w:tcPr>
           <w:p>
             <w:pPr>
-              <w:spacing w:after="20"/>
-              <w:rPr>
-                <w:lang w:val="es-MX"/>
-              </w:rPr>
+              <w:keepNext/>
+              <w:spacing w:after="20"/>
             </w:pPr>
             <w:r>
               <w:rPr>
                 <w:b/>
                 <w:sz w:val="19"/>
-                <w:lang w:val="es-MX"/>
               </w:rPr>
               <w:t>Ambiente local</w:t>
             </w:r>
@@ -1364,15 +1019,12 @@
           </w:tcPr>
           <w:p>
             <w:pPr>
-              <w:spacing w:after="20"/>
-              <w:rPr>
-                <w:lang w:val="es-MX"/>
-              </w:rPr>
+              <w:keepNext/>
+              <w:spacing w:after="20"/>
             </w:pPr>
             <w:r>
               <w:rPr>
                 <w:sz w:val="19"/>
-                <w:lang w:val="es-MX"/>
               </w:rPr>
               <w:t>Windows 11 Pro, servidor integrado de PHP (php -S) en un puerto libre que elige la prueba.</w:t>
             </w:r>
@@ -1381,6 +1033,7 @@
       </w:tr>
       <w:tr>
         <w:trPr>
+          <w:cantSplit/>
           <w:jc w:val="center"/>
         </w:trPr>
         <w:tc>
@@ -1389,16 +1042,13 @@
           </w:tcPr>
           <w:p>
             <w:pPr>
-              <w:spacing w:after="20"/>
-              <w:rPr>
-                <w:lang w:val="es-MX"/>
-              </w:rPr>
+              <w:keepNext/>
+              <w:spacing w:after="20"/>
             </w:pPr>
             <w:r>
               <w:rPr>
                 <w:b/>
                 <w:sz w:val="19"/>
-                <w:lang w:val="es-MX"/>
               </w:rPr>
               <w:t>Ambiente de CI</w:t>
             </w:r>
@@ -1410,15 +1060,12 @@
           </w:tcPr>
           <w:p>
             <w:pPr>
-              <w:spacing w:after="20"/>
-              <w:rPr>
-                <w:lang w:val="es-MX"/>
-              </w:rPr>
+              <w:keepNext/>
+              <w:spacing w:after="20"/>
             </w:pPr>
             <w:r>
               <w:rPr>
                 <w:sz w:val="19"/>
-                <w:lang w:val="es-MX"/>
               </w:rPr>
               <w:t>Máquinas ubuntu-latest de GitHub Actions; una por cada nivel de prueba.</w:t>
             </w:r>
@@ -1427,6 +1074,7 @@
       </w:tr>
       <w:tr>
         <w:trPr>
+          <w:cantSplit/>
           <w:jc w:val="center"/>
         </w:trPr>
         <w:tc>
@@ -1435,16 +1083,13 @@
           </w:tcPr>
           <w:p>
             <w:pPr>
-              <w:spacing w:after="20"/>
-              <w:rPr>
-                <w:lang w:val="es-MX"/>
-              </w:rPr>
+              <w:keepNext/>
+              <w:spacing w:after="20"/>
             </w:pPr>
             <w:r>
               <w:rPr>
                 <w:b/>
                 <w:sz w:val="19"/>
-                <w:lang w:val="es-MX"/>
               </w:rPr>
               <w:t>Datos de prueba</w:t>
             </w:r>
@@ -1456,15 +1101,12 @@
           </w:tcPr>
           <w:p>
             <w:pPr>
-              <w:spacing w:after="20"/>
-              <w:rPr>
-                <w:lang w:val="es-MX"/>
-              </w:rPr>
+              <w:keepNext/>
+              <w:spacing w:after="20"/>
             </w:pPr>
             <w:r>
               <w:rPr>
                 <w:sz w:val="19"/>
-                <w:lang w:val="es-MX"/>
               </w:rPr>
               <w:t>Cada prueba crea su propio archivo JSON temporal con productos conocidos (LAP-001, MOU-010, TEC-005, ACC-002, RED-001) y lo borra cuando acaba, de modo que las pruebas no dependen unas de otras ni de data/inventario.json.</w:t>
             </w:r>
@@ -1473,6 +1115,7 @@
       </w:tr>
       <w:tr>
         <w:trPr>
+          <w:cantSplit/>
           <w:jc w:val="center"/>
         </w:trPr>
         <w:tc>
@@ -1482,15 +1125,11 @@
           <w:p>
             <w:pPr>
               <w:spacing w:after="20"/>
-              <w:rPr>
-                <w:lang w:val="es-MX"/>
-              </w:rPr>
             </w:pPr>
             <w:r>
               <w:rPr>
                 <w:b/>
                 <w:sz w:val="19"/>
-                <w:lang w:val="es-MX"/>
               </w:rPr>
               <w:t>Scripts</w:t>
             </w:r>
@@ -1503,14 +1142,10 @@
           <w:p>
             <w:pPr>
               <w:spacing w:after="20"/>
-              <w:rPr>
-                <w:lang w:val="es-MX"/>
-              </w:rPr>
             </w:pPr>
             <w:r>
               <w:rPr>
                 <w:sz w:val="19"/>
-                <w:lang w:val="es-MX"/>
               </w:rPr>
               <w:t>scripts/ejecutar-pruebas.php (ejecuta las cuatro suites y genera la evidencia) y scripts/simular-defectos.php (regresión con defectos inyectados).</w:t>
             </w:r>
@@ -1521,22 +1156,13 @@
     <w:p>
       <w:pPr>
         <w:spacing w:after="40"/>
-        <w:rPr>
-          <w:lang w:val="es-MX"/>
-        </w:rPr>
       </w:pPr>
     </w:p>
     <w:p>
       <w:pPr>
         <w:pStyle w:val="Ttulo2"/>
-        <w:rPr>
-          <w:lang w:val="es-MX"/>
-        </w:rPr>
       </w:pPr>
       <w:r>
-        <w:rPr>
-          <w:lang w:val="es-MX"/>
-        </w:rPr>
         <w:t>2.4 Responsables</w:t>
       </w:r>
     </w:p>
@@ -1554,6 +1180,7 @@
       </w:tblGrid>
       <w:tr>
         <w:trPr>
+          <w:cantSplit/>
           <w:tblHeader/>
           <w:jc w:val="center"/>
         </w:trPr>
@@ -1564,16 +1191,13 @@
           </w:tcPr>
           <w:p>
             <w:pPr>
-              <w:rPr>
-                <w:lang w:val="es-MX"/>
-              </w:rPr>
+              <w:keepNext/>
             </w:pPr>
             <w:r>
               <w:rPr>
                 <w:b/>
                 <w:color w:val="FFFFFF"/>
                 <w:sz w:val="19"/>
-                <w:lang w:val="es-MX"/>
               </w:rPr>
               <w:t>Integrante</w:t>
             </w:r>
@@ -1586,16 +1210,13 @@
           </w:tcPr>
           <w:p>
             <w:pPr>
-              <w:rPr>
-                <w:lang w:val="es-MX"/>
-              </w:rPr>
+              <w:keepNext/>
             </w:pPr>
             <w:r>
               <w:rPr>
                 <w:b/>
                 <w:color w:val="FFFFFF"/>
                 <w:sz w:val="19"/>
-                <w:lang w:val="es-MX"/>
               </w:rPr>
               <w:t>Rol</w:t>
             </w:r>
@@ -1608,16 +1229,13 @@
           </w:tcPr>
           <w:p>
             <w:pPr>
-              <w:rPr>
-                <w:lang w:val="es-MX"/>
-              </w:rPr>
+              <w:keepNext/>
             </w:pPr>
             <w:r>
               <w:rPr>
                 <w:b/>
                 <w:color w:val="FFFFFF"/>
                 <w:sz w:val="19"/>
-                <w:lang w:val="es-MX"/>
               </w:rPr>
               <w:t>Responsabilidad en las pruebas</w:t>
             </w:r>
@@ -1626,6 +1244,7 @@
       </w:tr>
       <w:tr>
         <w:trPr>
+          <w:cantSplit/>
           <w:jc w:val="center"/>
         </w:trPr>
         <w:tc>
@@ -1634,16 +1253,13 @@
           </w:tcPr>
           <w:p>
             <w:pPr>
-              <w:spacing w:after="20"/>
-              <w:rPr>
-                <w:lang w:val="es-MX"/>
-              </w:rPr>
+              <w:keepNext/>
+              <w:spacing w:after="20"/>
             </w:pPr>
             <w:r>
               <w:rPr>
                 <w:b/>
                 <w:sz w:val="19"/>
-                <w:lang w:val="es-MX"/>
               </w:rPr>
               <w:t>Emily Yamilett Pinzón Sánchez</w:t>
             </w:r>
@@ -1655,15 +1271,12 @@
           </w:tcPr>
           <w:p>
             <w:pPr>
-              <w:spacing w:after="20"/>
-              <w:rPr>
-                <w:lang w:val="es-MX"/>
-              </w:rPr>
+              <w:keepNext/>
+              <w:spacing w:after="20"/>
             </w:pPr>
             <w:r>
               <w:rPr>
                 <w:sz w:val="19"/>
-                <w:lang w:val="es-MX"/>
               </w:rPr>
               <w:t>Gestora de proyectos</w:t>
             </w:r>
@@ -1675,15 +1288,12 @@
           </w:tcPr>
           <w:p>
             <w:pPr>
-              <w:spacing w:after="20"/>
-              <w:rPr>
-                <w:lang w:val="es-MX"/>
-              </w:rPr>
+              <w:keepNext/>
+              <w:spacing w:after="20"/>
             </w:pPr>
             <w:r>
               <w:rPr>
                 <w:sz w:val="19"/>
-                <w:lang w:val="es-MX"/>
               </w:rPr>
               <w:t>Aprueba el plan, revisa los Pull Requests y da seguimiento a los defectos en Trello.</w:t>
             </w:r>
@@ -1692,6 +1302,7 @@
       </w:tr>
       <w:tr>
         <w:trPr>
+          <w:cantSplit/>
           <w:jc w:val="center"/>
         </w:trPr>
         <w:tc>
@@ -1700,16 +1311,13 @@
           </w:tcPr>
           <w:p>
             <w:pPr>
-              <w:spacing w:after="20"/>
-              <w:rPr>
-                <w:lang w:val="es-MX"/>
-              </w:rPr>
+              <w:keepNext/>
+              <w:spacing w:after="20"/>
             </w:pPr>
             <w:r>
               <w:rPr>
                 <w:b/>
                 <w:sz w:val="19"/>
-                <w:lang w:val="es-MX"/>
               </w:rPr>
               <w:t>Chuina Guadalupe García Campos</w:t>
             </w:r>
@@ -1721,15 +1329,12 @@
           </w:tcPr>
           <w:p>
             <w:pPr>
-              <w:spacing w:after="20"/>
-              <w:rPr>
-                <w:lang w:val="es-MX"/>
-              </w:rPr>
+              <w:keepNext/>
+              <w:spacing w:after="20"/>
             </w:pPr>
             <w:r>
               <w:rPr>
                 <w:sz w:val="19"/>
-                <w:lang w:val="es-MX"/>
               </w:rPr>
               <w:t>Analista y Tester</w:t>
             </w:r>
@@ -1741,15 +1346,12 @@
           </w:tcPr>
           <w:p>
             <w:pPr>
-              <w:spacing w:after="20"/>
-              <w:rPr>
-                <w:lang w:val="es-MX"/>
-              </w:rPr>
+              <w:keepNext/>
+              <w:spacing w:after="20"/>
             </w:pPr>
             <w:r>
               <w:rPr>
                 <w:sz w:val="19"/>
-                <w:lang w:val="es-MX"/>
               </w:rPr>
               <w:t>Diseña los casos, ejecuta las rondas de pruebas y registra resultados y defectos.</w:t>
             </w:r>
@@ -1758,6 +1360,7 @@
       </w:tr>
       <w:tr>
         <w:trPr>
+          <w:cantSplit/>
           <w:jc w:val="center"/>
         </w:trPr>
         <w:tc>
@@ -1766,16 +1369,13 @@
           </w:tcPr>
           <w:p>
             <w:pPr>
-              <w:spacing w:after="20"/>
-              <w:rPr>
-                <w:lang w:val="es-MX"/>
-              </w:rPr>
+              <w:keepNext/>
+              <w:spacing w:after="20"/>
             </w:pPr>
             <w:r>
               <w:rPr>
                 <w:b/>
                 <w:sz w:val="19"/>
-                <w:lang w:val="es-MX"/>
               </w:rPr>
               <w:t>Pablo Alejandro Magaña Hernández</w:t>
             </w:r>
@@ -1787,15 +1387,12 @@
           </w:tcPr>
           <w:p>
             <w:pPr>
-              <w:spacing w:after="20"/>
-              <w:rPr>
-                <w:lang w:val="es-MX"/>
-              </w:rPr>
+              <w:keepNext/>
+              <w:spacing w:after="20"/>
             </w:pPr>
             <w:r>
               <w:rPr>
                 <w:sz w:val="19"/>
-                <w:lang w:val="es-MX"/>
               </w:rPr>
               <w:t>Desarrollador / DevOps</w:t>
             </w:r>
@@ -1807,15 +1404,12 @@
           </w:tcPr>
           <w:p>
             <w:pPr>
-              <w:spacing w:after="20"/>
-              <w:rPr>
-                <w:lang w:val="es-MX"/>
-              </w:rPr>
+              <w:keepNext/>
+              <w:spacing w:after="20"/>
             </w:pPr>
             <w:r>
               <w:rPr>
                 <w:sz w:val="19"/>
-                <w:lang w:val="es-MX"/>
               </w:rPr>
               <w:t>Automatiza las pruebas, mantiene el pipeline de CI y corrige los defectos.</w:t>
             </w:r>
@@ -1824,6 +1418,7 @@
       </w:tr>
       <w:tr>
         <w:trPr>
+          <w:cantSplit/>
           <w:jc w:val="center"/>
         </w:trPr>
         <w:tc>
@@ -1832,16 +1427,13 @@
           </w:tcPr>
           <w:p>
             <w:pPr>
-              <w:spacing w:after="20"/>
-              <w:rPr>
-                <w:lang w:val="es-MX"/>
-              </w:rPr>
+              <w:keepNext/>
+              <w:spacing w:after="20"/>
             </w:pPr>
             <w:r>
               <w:rPr>
                 <w:b/>
                 <w:sz w:val="19"/>
-                <w:lang w:val="es-MX"/>
               </w:rPr>
               <w:t>Emmanuel Hernández Barbis</w:t>
             </w:r>
@@ -1853,15 +1445,12 @@
           </w:tcPr>
           <w:p>
             <w:pPr>
-              <w:spacing w:after="20"/>
-              <w:rPr>
-                <w:lang w:val="es-MX"/>
-              </w:rPr>
+              <w:keepNext/>
+              <w:spacing w:after="20"/>
             </w:pPr>
             <w:r>
               <w:rPr>
                 <w:sz w:val="19"/>
-                <w:lang w:val="es-MX"/>
               </w:rPr>
               <w:t>Diseñador</w:t>
             </w:r>
@@ -1873,15 +1462,12 @@
           </w:tcPr>
           <w:p>
             <w:pPr>
-              <w:spacing w:after="20"/>
-              <w:rPr>
-                <w:lang w:val="es-MX"/>
-              </w:rPr>
+              <w:keepNext/>
+              <w:spacing w:after="20"/>
             </w:pPr>
             <w:r>
               <w:rPr>
                 <w:sz w:val="19"/>
-                <w:lang w:val="es-MX"/>
               </w:rPr>
               <w:t>Revisa que los mensajes de error que recibe el usuario sean claros (CP-02, CP-04 y CP-08).</w:t>
             </w:r>
@@ -1890,6 +1476,7 @@
       </w:tr>
       <w:tr>
         <w:trPr>
+          <w:cantSplit/>
           <w:jc w:val="center"/>
         </w:trPr>
         <w:tc>
@@ -1899,15 +1486,11 @@
           <w:p>
             <w:pPr>
               <w:spacing w:after="20"/>
-              <w:rPr>
-                <w:lang w:val="es-MX"/>
-              </w:rPr>
             </w:pPr>
             <w:r>
               <w:rPr>
                 <w:b/>
                 <w:sz w:val="19"/>
-                <w:lang w:val="es-MX"/>
               </w:rPr>
               <w:t>Ana Edith Rodríguez Pérez</w:t>
             </w:r>
@@ -1920,14 +1503,10 @@
           <w:p>
             <w:pPr>
               <w:spacing w:after="20"/>
-              <w:rPr>
-                <w:lang w:val="es-MX"/>
-              </w:rPr>
             </w:pPr>
             <w:r>
               <w:rPr>
                 <w:sz w:val="19"/>
-                <w:lang w:val="es-MX"/>
               </w:rPr>
               <w:t>Cliente</w:t>
             </w:r>
@@ -1940,14 +1519,10 @@
           <w:p>
             <w:pPr>
               <w:spacing w:after="20"/>
-              <w:rPr>
-                <w:lang w:val="es-MX"/>
-              </w:rPr>
             </w:pPr>
             <w:r>
               <w:rPr>
                 <w:sz w:val="19"/>
-                <w:lang w:val="es-MX"/>
               </w:rPr>
               <w:t>Valida los escenarios de aceptación CP-09 y CP-10 y firma su aprobación.</w:t>
             </w:r>
@@ -1958,22 +1533,13 @@
     <w:p>
       <w:pPr>
         <w:spacing w:after="40"/>
-        <w:rPr>
-          <w:lang w:val="es-MX"/>
-        </w:rPr>
       </w:pPr>
     </w:p>
     <w:p>
       <w:pPr>
         <w:pStyle w:val="Ttulo2"/>
-        <w:rPr>
-          <w:lang w:val="es-MX"/>
-        </w:rPr>
       </w:pPr>
       <w:r>
-        <w:rPr>
-          <w:lang w:val="es-MX"/>
-        </w:rPr>
         <w:t>2.5 Criterios</w:t>
       </w:r>
     </w:p>
@@ -1988,6 +1554,9 @@
         <w:gridCol w:w="7030"/>
       </w:tblGrid>
       <w:tr>
+        <w:trPr>
+          <w:cantSplit/>
+        </w:trPr>
         <w:tc>
           <w:tcPr>
             <w:tcW w:w="2381" w:type="dxa"/>
@@ -1995,15 +1564,12 @@
           </w:tcPr>
           <w:p>
             <w:pPr>
-              <w:rPr>
-                <w:lang w:val="es-MX"/>
-              </w:rPr>
+              <w:keepNext/>
             </w:pPr>
             <w:r>
               <w:rPr>
                 <w:b/>
                 <w:sz w:val="20"/>
-                <w:lang w:val="es-MX"/>
               </w:rPr>
               <w:t>Entrada</w:t>
             </w:r>
@@ -2015,15 +1581,12 @@
           </w:tcPr>
           <w:p>
             <w:pPr>
-              <w:spacing w:after="20"/>
-              <w:rPr>
-                <w:lang w:val="es-MX"/>
-              </w:rPr>
+              <w:keepNext/>
+              <w:spacing w:after="20"/>
             </w:pPr>
             <w:r>
               <w:rPr>
                 <w:sz w:val="20"/>
-                <w:lang w:val="es-MX"/>
               </w:rPr>
               <w:t>El código está en la rama, composer install termina sin errores y la rama base tiene el CI en verde.</w:t>
             </w:r>
@@ -2031,6 +1594,9 @@
         </w:tc>
       </w:tr>
       <w:tr>
+        <w:trPr>
+          <w:cantSplit/>
+        </w:trPr>
         <w:tc>
           <w:tcPr>
             <w:tcW w:w="2381" w:type="dxa"/>
@@ -2038,17 +1604,13 @@
           </w:tcPr>
           <w:p>
             <w:pPr>
-              <w:rPr>
-                <w:lang w:val="es-MX"/>
-              </w:rPr>
+              <w:keepNext/>
             </w:pPr>
             <w:r>
               <w:rPr>
                 <w:b/>
                 <w:sz w:val="20"/>
-                <w:lang w:val="es-MX"/>
-              </w:rPr>
-              <w:lastRenderedPageBreak/>
+              </w:rPr>
               <w:t>Aprobación de un caso</w:t>
             </w:r>
           </w:p>
@@ -2059,15 +1621,12 @@
           </w:tcPr>
           <w:p>
             <w:pPr>
-              <w:spacing w:after="20"/>
-              <w:rPr>
-                <w:lang w:val="es-MX"/>
-              </w:rPr>
+              <w:keepNext/>
+              <w:spacing w:after="20"/>
             </w:pPr>
             <w:r>
               <w:rPr>
                 <w:sz w:val="20"/>
-                <w:lang w:val="es-MX"/>
               </w:rPr>
               <w:t>El resultado obtenido es igual al esperado. Si aparece un error no controlado o una existencia cambia cuando no debía, el caso queda No aprobado.</w:t>
             </w:r>
@@ -2075,6 +1634,9 @@
         </w:tc>
       </w:tr>
       <w:tr>
+        <w:trPr>
+          <w:cantSplit/>
+        </w:trPr>
         <w:tc>
           <w:tcPr>
             <w:tcW w:w="2381" w:type="dxa"/>
@@ -2082,15 +1644,12 @@
           </w:tcPr>
           <w:p>
             <w:pPr>
-              <w:rPr>
-                <w:lang w:val="es-MX"/>
-              </w:rPr>
+              <w:keepNext/>
             </w:pPr>
             <w:r>
               <w:rPr>
                 <w:b/>
                 <w:sz w:val="20"/>
-                <w:lang w:val="es-MX"/>
               </w:rPr>
               <w:t>Salida</w:t>
             </w:r>
@@ -2102,15 +1661,12 @@
           </w:tcPr>
           <w:p>
             <w:pPr>
-              <w:spacing w:after="20"/>
-              <w:rPr>
-                <w:lang w:val="es-MX"/>
-              </w:rPr>
+              <w:keepNext/>
+              <w:spacing w:after="20"/>
             </w:pPr>
             <w:r>
               <w:rPr>
                 <w:sz w:val="20"/>
-                <w:lang w:val="es-MX"/>
               </w:rPr>
               <w:t>10 de 10 casos aprobados, ningún defecto de prioridad Alta abierto y el pipeline de CI en verde.</w:t>
             </w:r>
@@ -2118,22 +1674,19 @@
         </w:tc>
       </w:tr>
       <w:tr>
+        <w:trPr>
+          <w:cantSplit/>
+        </w:trPr>
         <w:tc>
           <w:tcPr>
             <w:tcW w:w="2381" w:type="dxa"/>
             <w:shd w:val="clear" w:color="auto" w:fill="E8F0FB"/>
           </w:tcPr>
           <w:p>
-            <w:pPr>
-              <w:rPr>
-                <w:lang w:val="es-MX"/>
-              </w:rPr>
-            </w:pPr>
             <w:r>
               <w:rPr>
                 <w:b/>
                 <w:sz w:val="20"/>
-                <w:lang w:val="es-MX"/>
               </w:rPr>
               <w:t>Suspensión</w:t>
             </w:r>
@@ -2146,14 +1699,10 @@
           <w:p>
             <w:pPr>
               <w:spacing w:after="20"/>
-              <w:rPr>
-                <w:lang w:val="es-MX"/>
-              </w:rPr>
             </w:pPr>
             <w:r>
               <w:rPr>
                 <w:sz w:val="20"/>
-                <w:lang w:val="es-MX"/>
               </w:rPr>
               <w:t>Si el servidor de pruebas no levanta o falla la instalación de dependencias, se detiene la ronda hasta resolverlo.</w:t>
             </w:r>
@@ -2164,49 +1713,19 @@
     <w:p>
       <w:pPr>
         <w:spacing w:after="40"/>
-        <w:rPr>
-          <w:lang w:val="es-MX"/>
-        </w:rPr>
       </w:pPr>
     </w:p>
     <w:p>
       <w:pPr>
-        <w:rPr>
-          <w:lang w:val="es-MX"/>
-        </w:rPr>
+        <w:pStyle w:val="Ttulo1"/>
       </w:pPr>
       <w:r>
-        <w:rPr>
-          <w:lang w:val="es-MX"/>
-        </w:rPr>
-        <w:br w:type="page"/>
-      </w:r>
-    </w:p>
-    <w:p>
-      <w:pPr>
-        <w:pStyle w:val="Ttulo1"/>
-        <w:rPr>
-          <w:lang w:val="es-MX"/>
-        </w:rPr>
-      </w:pPr>
-      <w:r>
-        <w:rPr>
-          <w:lang w:val="es-MX"/>
-        </w:rPr>
         <w:lastRenderedPageBreak/>
         <w:t>3. Diseñar al menos seis casos de prueba.</w:t>
       </w:r>
     </w:p>
     <w:p>
-      <w:pPr>
-        <w:rPr>
-          <w:lang w:val="es-MX"/>
-        </w:rPr>
-      </w:pPr>
       <w:r>
-        <w:rPr>
-          <w:lang w:val="es-MX"/>
-        </w:rPr>
         <w:t>Diseñamos diez casos. Cada uno está automatizado y lleva su ID en el nombre de la prueba (atributo TestDox), así el reporte y el CI muestran el mismo ID que este documento.</w:t>
       </w:r>
     </w:p>
@@ -2226,6 +1745,7 @@
       </w:tblGrid>
       <w:tr>
         <w:trPr>
+          <w:cantSplit/>
           <w:tblHeader/>
           <w:jc w:val="center"/>
         </w:trPr>
@@ -2236,16 +1756,13 @@
           </w:tcPr>
           <w:p>
             <w:pPr>
-              <w:rPr>
-                <w:lang w:val="es-MX"/>
-              </w:rPr>
+              <w:keepNext/>
             </w:pPr>
             <w:r>
               <w:rPr>
                 <w:b/>
                 <w:color w:val="FFFFFF"/>
                 <w:sz w:val="18"/>
-                <w:lang w:val="es-MX"/>
               </w:rPr>
               <w:t>ID</w:t>
             </w:r>
@@ -2258,16 +1775,13 @@
           </w:tcPr>
           <w:p>
             <w:pPr>
-              <w:rPr>
-                <w:lang w:val="es-MX"/>
-              </w:rPr>
+              <w:keepNext/>
             </w:pPr>
             <w:r>
               <w:rPr>
                 <w:b/>
                 <w:color w:val="FFFFFF"/>
                 <w:sz w:val="18"/>
-                <w:lang w:val="es-MX"/>
               </w:rPr>
               <w:t>RF</w:t>
             </w:r>
@@ -2280,16 +1794,13 @@
           </w:tcPr>
           <w:p>
             <w:pPr>
-              <w:rPr>
-                <w:lang w:val="es-MX"/>
-              </w:rPr>
+              <w:keepNext/>
             </w:pPr>
             <w:r>
               <w:rPr>
                 <w:b/>
                 <w:color w:val="FFFFFF"/>
                 <w:sz w:val="18"/>
-                <w:lang w:val="es-MX"/>
               </w:rPr>
               <w:t>Precondición</w:t>
             </w:r>
@@ -2302,16 +1813,13 @@
           </w:tcPr>
           <w:p>
             <w:pPr>
-              <w:rPr>
-                <w:lang w:val="es-MX"/>
-              </w:rPr>
+              <w:keepNext/>
             </w:pPr>
             <w:r>
               <w:rPr>
                 <w:b/>
                 <w:color w:val="FFFFFF"/>
                 <w:sz w:val="18"/>
-                <w:lang w:val="es-MX"/>
               </w:rPr>
               <w:t>Entrada / pasos</w:t>
             </w:r>
@@ -2324,16 +1832,13 @@
           </w:tcPr>
           <w:p>
             <w:pPr>
-              <w:rPr>
-                <w:lang w:val="es-MX"/>
-              </w:rPr>
+              <w:keepNext/>
             </w:pPr>
             <w:r>
               <w:rPr>
                 <w:b/>
                 <w:color w:val="FFFFFF"/>
                 <w:sz w:val="18"/>
-                <w:lang w:val="es-MX"/>
               </w:rPr>
               <w:t>Resultado esperado</w:t>
             </w:r>
@@ -2342,6 +1847,7 @@
       </w:tr>
       <w:tr>
         <w:trPr>
+          <w:cantSplit/>
           <w:jc w:val="center"/>
         </w:trPr>
         <w:tc>
@@ -2350,16 +1856,13 @@
           </w:tcPr>
           <w:p>
             <w:pPr>
-              <w:spacing w:after="20"/>
-              <w:rPr>
-                <w:lang w:val="es-MX"/>
-              </w:rPr>
+              <w:keepNext/>
+              <w:spacing w:after="20"/>
             </w:pPr>
             <w:r>
               <w:rPr>
                 <w:b/>
                 <w:sz w:val="18"/>
-                <w:lang w:val="es-MX"/>
               </w:rPr>
               <w:t>CP-01</w:t>
             </w:r>
@@ -2371,15 +1874,12 @@
           </w:tcPr>
           <w:p>
             <w:pPr>
-              <w:spacing w:after="20"/>
-              <w:rPr>
-                <w:lang w:val="es-MX"/>
-              </w:rPr>
+              <w:keepNext/>
+              <w:spacing w:after="20"/>
             </w:pPr>
             <w:r>
               <w:rPr>
                 <w:sz w:val="18"/>
-                <w:lang w:val="es-MX"/>
               </w:rPr>
               <w:t>RF-01</w:t>
             </w:r>
@@ -2391,15 +1891,12 @@
           </w:tcPr>
           <w:p>
             <w:pPr>
-              <w:spacing w:after="20"/>
-              <w:rPr>
-                <w:lang w:val="es-MX"/>
-              </w:rPr>
+              <w:keepNext/>
+              <w:spacing w:after="20"/>
             </w:pPr>
             <w:r>
               <w:rPr>
                 <w:sz w:val="18"/>
-                <w:lang w:val="es-MX"/>
               </w:rPr>
               <w:t>Inventario vacío</w:t>
             </w:r>
@@ -2411,15 +1908,12 @@
           </w:tcPr>
           <w:p>
             <w:pPr>
-              <w:spacing w:after="20"/>
-              <w:rPr>
-                <w:lang w:val="es-MX"/>
-              </w:rPr>
+              <w:keepNext/>
+              <w:spacing w:after="20"/>
             </w:pPr>
             <w:r>
               <w:rPr>
                 <w:sz w:val="18"/>
-                <w:lang w:val="es-MX"/>
               </w:rPr>
               <w:t>Registrar « mou-010 », Mouse inalámbrico, Periféricos, $250, 30 piezas, mínimo 5</w:t>
             </w:r>
@@ -2431,15 +1925,12 @@
           </w:tcPr>
           <w:p>
             <w:pPr>
-              <w:spacing w:after="20"/>
-              <w:rPr>
-                <w:lang w:val="es-MX"/>
-              </w:rPr>
+              <w:keepNext/>
+              <w:spacing w:after="20"/>
             </w:pPr>
             <w:r>
               <w:rPr>
                 <w:sz w:val="18"/>
-                <w:lang w:val="es-MX"/>
               </w:rPr>
               <w:t>Se registra con código MOU-010 y existencia 30; el inventario tiene 1 producto.</w:t>
             </w:r>
@@ -2448,6 +1939,7 @@
       </w:tr>
       <w:tr>
         <w:trPr>
+          <w:cantSplit/>
           <w:jc w:val="center"/>
         </w:trPr>
         <w:tc>
@@ -2456,16 +1948,13 @@
           </w:tcPr>
           <w:p>
             <w:pPr>
-              <w:spacing w:after="20"/>
-              <w:rPr>
-                <w:lang w:val="es-MX"/>
-              </w:rPr>
+              <w:keepNext/>
+              <w:spacing w:after="20"/>
             </w:pPr>
             <w:r>
               <w:rPr>
                 <w:b/>
                 <w:sz w:val="18"/>
-                <w:lang w:val="es-MX"/>
               </w:rPr>
               <w:t>CP-02</w:t>
             </w:r>
@@ -2477,15 +1966,12 @@
           </w:tcPr>
           <w:p>
             <w:pPr>
-              <w:spacing w:after="20"/>
-              <w:rPr>
-                <w:lang w:val="es-MX"/>
-              </w:rPr>
+              <w:keepNext/>
+              <w:spacing w:after="20"/>
             </w:pPr>
             <w:r>
               <w:rPr>
                 <w:sz w:val="18"/>
-                <w:lang w:val="es-MX"/>
               </w:rPr>
               <w:t>RF-01</w:t>
             </w:r>
@@ -2497,15 +1983,12 @@
           </w:tcPr>
           <w:p>
             <w:pPr>
-              <w:spacing w:after="20"/>
-              <w:rPr>
-                <w:lang w:val="es-MX"/>
-              </w:rPr>
+              <w:keepNext/>
+              <w:spacing w:after="20"/>
             </w:pPr>
             <w:r>
               <w:rPr>
                 <w:sz w:val="18"/>
-                <w:lang w:val="es-MX"/>
               </w:rPr>
               <w:t>Existe LAP-001</w:t>
             </w:r>
@@ -2517,15 +2000,12 @@
           </w:tcPr>
           <w:p>
             <w:pPr>
-              <w:spacing w:after="20"/>
-              <w:rPr>
-                <w:lang w:val="es-MX"/>
-              </w:rPr>
+              <w:keepNext/>
+              <w:spacing w:after="20"/>
             </w:pPr>
             <w:r>
               <w:rPr>
                 <w:sz w:val="18"/>
-                <w:lang w:val="es-MX"/>
               </w:rPr>
               <w:t>Registrar «lap-001», Otra laptop</w:t>
             </w:r>
@@ -2537,15 +2017,12 @@
           </w:tcPr>
           <w:p>
             <w:pPr>
-              <w:spacing w:after="20"/>
-              <w:rPr>
-                <w:lang w:val="es-MX"/>
-              </w:rPr>
+              <w:keepNext/>
+              <w:spacing w:after="20"/>
             </w:pPr>
             <w:r>
               <w:rPr>
                 <w:sz w:val="18"/>
-                <w:lang w:val="es-MX"/>
               </w:rPr>
               <w:t>Error «Ya existe un producto con el código LAP-001.»; sigue habiendo 1 producto y conserva su nombre.</w:t>
             </w:r>
@@ -2554,6 +2031,7 @@
       </w:tr>
       <w:tr>
         <w:trPr>
+          <w:cantSplit/>
           <w:jc w:val="center"/>
         </w:trPr>
         <w:tc>
@@ -2562,16 +2040,13 @@
           </w:tcPr>
           <w:p>
             <w:pPr>
-              <w:spacing w:after="20"/>
-              <w:rPr>
-                <w:lang w:val="es-MX"/>
-              </w:rPr>
+              <w:keepNext/>
+              <w:spacing w:after="20"/>
             </w:pPr>
             <w:r>
               <w:rPr>
                 <w:b/>
                 <w:sz w:val="18"/>
-                <w:lang w:val="es-MX"/>
               </w:rPr>
               <w:t>CP-03</w:t>
             </w:r>
@@ -2583,15 +2058,12 @@
           </w:tcPr>
           <w:p>
             <w:pPr>
-              <w:spacing w:after="20"/>
-              <w:rPr>
-                <w:lang w:val="es-MX"/>
-              </w:rPr>
+              <w:keepNext/>
+              <w:spacing w:after="20"/>
             </w:pPr>
             <w:r>
               <w:rPr>
                 <w:sz w:val="18"/>
-                <w:lang w:val="es-MX"/>
               </w:rPr>
               <w:t>RF-03</w:t>
             </w:r>
@@ -2603,15 +2075,12 @@
           </w:tcPr>
           <w:p>
             <w:pPr>
-              <w:spacing w:after="20"/>
-              <w:rPr>
-                <w:lang w:val="es-MX"/>
-              </w:rPr>
+              <w:keepNext/>
+              <w:spacing w:after="20"/>
             </w:pPr>
             <w:r>
               <w:rPr>
                 <w:sz w:val="18"/>
-                <w:lang w:val="es-MX"/>
               </w:rPr>
               <w:t>LAP-001 con existencia 10</w:t>
             </w:r>
@@ -2623,15 +2092,12 @@
           </w:tcPr>
           <w:p>
             <w:pPr>
-              <w:spacing w:after="20"/>
-              <w:rPr>
-                <w:lang w:val="es-MX"/>
-              </w:rPr>
+              <w:keepNext/>
+              <w:spacing w:after="20"/>
             </w:pPr>
             <w:r>
               <w:rPr>
                 <w:sz w:val="18"/>
-                <w:lang w:val="es-MX"/>
               </w:rPr>
               <w:t>Venta de 4 piezas</w:t>
             </w:r>
@@ -2643,15 +2109,12 @@
           </w:tcPr>
           <w:p>
             <w:pPr>
-              <w:spacing w:after="20"/>
-              <w:rPr>
-                <w:lang w:val="es-MX"/>
-              </w:rPr>
+              <w:keepNext/>
+              <w:spacing w:after="20"/>
             </w:pPr>
             <w:r>
               <w:rPr>
                 <w:sz w:val="18"/>
-                <w:lang w:val="es-MX"/>
               </w:rPr>
               <w:t>Existencia 6. Movimiento de salida: cantidad 4, existencia resultante 6, motivo «Venta».</w:t>
             </w:r>
@@ -2660,6 +2123,7 @@
       </w:tr>
       <w:tr>
         <w:trPr>
+          <w:cantSplit/>
           <w:jc w:val="center"/>
         </w:trPr>
         <w:tc>
@@ -2668,16 +2132,13 @@
           </w:tcPr>
           <w:p>
             <w:pPr>
-              <w:spacing w:after="20"/>
-              <w:rPr>
-                <w:lang w:val="es-MX"/>
-              </w:rPr>
+              <w:keepNext/>
+              <w:spacing w:after="20"/>
             </w:pPr>
             <w:r>
               <w:rPr>
                 <w:b/>
                 <w:sz w:val="18"/>
-                <w:lang w:val="es-MX"/>
               </w:rPr>
               <w:t>CP-04</w:t>
             </w:r>
@@ -2689,15 +2150,12 @@
           </w:tcPr>
           <w:p>
             <w:pPr>
-              <w:spacing w:after="20"/>
-              <w:rPr>
-                <w:lang w:val="es-MX"/>
-              </w:rPr>
+              <w:keepNext/>
+              <w:spacing w:after="20"/>
             </w:pPr>
             <w:r>
               <w:rPr>
                 <w:sz w:val="18"/>
-                <w:lang w:val="es-MX"/>
               </w:rPr>
               <w:t>RF-03</w:t>
             </w:r>
@@ -2709,15 +2167,12 @@
           </w:tcPr>
           <w:p>
             <w:pPr>
-              <w:spacing w:after="20"/>
-              <w:rPr>
-                <w:lang w:val="es-MX"/>
-              </w:rPr>
+              <w:keepNext/>
+              <w:spacing w:after="20"/>
             </w:pPr>
             <w:r>
               <w:rPr>
                 <w:sz w:val="18"/>
-                <w:lang w:val="es-MX"/>
               </w:rPr>
               <w:t>LAP-001 con existencia 10</w:t>
             </w:r>
@@ -2729,15 +2184,12 @@
           </w:tcPr>
           <w:p>
             <w:pPr>
-              <w:spacing w:after="20"/>
-              <w:rPr>
-                <w:lang w:val="es-MX"/>
-              </w:rPr>
+              <w:keepNext/>
+              <w:spacing w:after="20"/>
             </w:pPr>
             <w:r>
               <w:rPr>
                 <w:sz w:val="18"/>
-                <w:lang w:val="es-MX"/>
               </w:rPr>
               <w:t>Venta de 50 piezas</w:t>
             </w:r>
@@ -2749,15 +2201,12 @@
           </w:tcPr>
           <w:p>
             <w:pPr>
-              <w:spacing w:after="20"/>
-              <w:rPr>
-                <w:lang w:val="es-MX"/>
-              </w:rPr>
+              <w:keepNext/>
+              <w:spacing w:after="20"/>
             </w:pPr>
             <w:r>
               <w:rPr>
                 <w:sz w:val="18"/>
-                <w:lang w:val="es-MX"/>
               </w:rPr>
               <w:t>Error «Existencia insuficiente de LAP-001…»; la existencia sigue en 10 y no se registra movimiento.</w:t>
             </w:r>
@@ -2766,6 +2215,7 @@
       </w:tr>
       <w:tr>
         <w:trPr>
+          <w:cantSplit/>
           <w:jc w:val="center"/>
         </w:trPr>
         <w:tc>
@@ -2774,16 +2224,13 @@
           </w:tcPr>
           <w:p>
             <w:pPr>
-              <w:spacing w:after="20"/>
-              <w:rPr>
-                <w:lang w:val="es-MX"/>
-              </w:rPr>
+              <w:keepNext/>
+              <w:spacing w:after="20"/>
             </w:pPr>
             <w:r>
               <w:rPr>
                 <w:b/>
                 <w:sz w:val="18"/>
-                <w:lang w:val="es-MX"/>
               </w:rPr>
               <w:t>CP-05</w:t>
             </w:r>
@@ -2795,15 +2242,12 @@
           </w:tcPr>
           <w:p>
             <w:pPr>
-              <w:spacing w:after="20"/>
-              <w:rPr>
-                <w:lang w:val="es-MX"/>
-              </w:rPr>
+              <w:keepNext/>
+              <w:spacing w:after="20"/>
             </w:pPr>
             <w:r>
               <w:rPr>
                 <w:sz w:val="18"/>
-                <w:lang w:val="es-MX"/>
               </w:rPr>
               <w:t>RF-02, RF-03</w:t>
             </w:r>
@@ -2815,15 +2259,12 @@
           </w:tcPr>
           <w:p>
             <w:pPr>
-              <w:spacing w:after="20"/>
-              <w:rPr>
-                <w:lang w:val="es-MX"/>
-              </w:rPr>
+              <w:keepNext/>
+              <w:spacing w:after="20"/>
             </w:pPr>
             <w:r>
               <w:rPr>
                 <w:sz w:val="18"/>
-                <w:lang w:val="es-MX"/>
               </w:rPr>
               <w:t>Archivo JSON con LAP-001 (10) y MOU-010 (30)</w:t>
             </w:r>
@@ -2835,15 +2276,12 @@
           </w:tcPr>
           <w:p>
             <w:pPr>
-              <w:spacing w:after="20"/>
-              <w:rPr>
-                <w:lang w:val="es-MX"/>
-              </w:rPr>
+              <w:keepNext/>
+              <w:spacing w:after="20"/>
             </w:pPr>
             <w:r>
               <w:rPr>
                 <w:sz w:val="18"/>
-                <w:lang w:val="es-MX"/>
               </w:rPr>
               <w:t>Venta de 7 MOU-010 por el repositorio; abrir el archivo con un repositorio nuevo</w:t>
             </w:r>
@@ -2855,15 +2293,12 @@
           </w:tcPr>
           <w:p>
             <w:pPr>
-              <w:spacing w:after="20"/>
-              <w:rPr>
-                <w:lang w:val="es-MX"/>
-              </w:rPr>
+              <w:keepNext/>
+              <w:spacing w:after="20"/>
             </w:pPr>
             <w:r>
               <w:rPr>
                 <w:sz w:val="18"/>
-                <w:lang w:val="es-MX"/>
               </w:rPr>
               <w:t>Existencias LAP-001: 10 y MOU-010: 23; un movimiento con existencia resultante 23.</w:t>
             </w:r>
@@ -2872,6 +2307,7 @@
       </w:tr>
       <w:tr>
         <w:trPr>
+          <w:cantSplit/>
           <w:jc w:val="center"/>
         </w:trPr>
         <w:tc>
@@ -2880,16 +2316,13 @@
           </w:tcPr>
           <w:p>
             <w:pPr>
-              <w:spacing w:after="20"/>
-              <w:rPr>
-                <w:lang w:val="es-MX"/>
-              </w:rPr>
+              <w:keepNext/>
+              <w:spacing w:after="20"/>
             </w:pPr>
             <w:r>
               <w:rPr>
                 <w:b/>
                 <w:sz w:val="18"/>
-                <w:lang w:val="es-MX"/>
               </w:rPr>
               <w:t>CP-06</w:t>
             </w:r>
@@ -2901,15 +2334,12 @@
           </w:tcPr>
           <w:p>
             <w:pPr>
-              <w:spacing w:after="20"/>
-              <w:rPr>
-                <w:lang w:val="es-MX"/>
-              </w:rPr>
+              <w:keepNext/>
+              <w:spacing w:after="20"/>
             </w:pPr>
             <w:r>
               <w:rPr>
                 <w:sz w:val="18"/>
-                <w:lang w:val="es-MX"/>
               </w:rPr>
               <w:t>RF-03</w:t>
             </w:r>
@@ -2921,15 +2351,12 @@
           </w:tcPr>
           <w:p>
             <w:pPr>
-              <w:spacing w:after="20"/>
-              <w:rPr>
-                <w:lang w:val="es-MX"/>
-              </w:rPr>
+              <w:keepNext/>
+              <w:spacing w:after="20"/>
             </w:pPr>
             <w:r>
               <w:rPr>
                 <w:sz w:val="18"/>
-                <w:lang w:val="es-MX"/>
               </w:rPr>
               <w:t>El mismo archivo JSON</w:t>
             </w:r>
@@ -2941,15 +2368,12 @@
           </w:tcPr>
           <w:p>
             <w:pPr>
-              <w:spacing w:after="20"/>
-              <w:rPr>
-                <w:lang w:val="es-MX"/>
-              </w:rPr>
+              <w:keepNext/>
+              <w:spacing w:after="20"/>
             </w:pPr>
             <w:r>
               <w:rPr>
                 <w:sz w:val="18"/>
-                <w:lang w:val="es-MX"/>
               </w:rPr>
               <w:t>Venta de 11 LAP-001 dentro de una actualización del repositorio</w:t>
             </w:r>
@@ -2961,15 +2385,12 @@
           </w:tcPr>
           <w:p>
             <w:pPr>
-              <w:spacing w:after="20"/>
-              <w:rPr>
-                <w:lang w:val="es-MX"/>
-              </w:rPr>
+              <w:keepNext/>
+              <w:spacing w:after="20"/>
             </w:pPr>
             <w:r>
               <w:rPr>
                 <w:sz w:val="18"/>
-                <w:lang w:val="es-MX"/>
               </w:rPr>
               <w:t>La venta se rechaza, el archivo queda idéntico y LAP-001 sigue en 10.</w:t>
             </w:r>
@@ -2978,6 +2399,7 @@
       </w:tr>
       <w:tr>
         <w:trPr>
+          <w:cantSplit/>
           <w:jc w:val="center"/>
         </w:trPr>
         <w:tc>
@@ -2986,16 +2408,13 @@
           </w:tcPr>
           <w:p>
             <w:pPr>
-              <w:spacing w:after="20"/>
-              <w:rPr>
-                <w:lang w:val="es-MX"/>
-              </w:rPr>
+              <w:keepNext/>
+              <w:spacing w:after="20"/>
             </w:pPr>
             <w:r>
               <w:rPr>
                 <w:b/>
                 <w:sz w:val="18"/>
-                <w:lang w:val="es-MX"/>
               </w:rPr>
               <w:t>CP-07</w:t>
             </w:r>
@@ -3007,15 +2426,12 @@
           </w:tcPr>
           <w:p>
             <w:pPr>
-              <w:spacing w:after="20"/>
-              <w:rPr>
-                <w:lang w:val="es-MX"/>
-              </w:rPr>
+              <w:keepNext/>
+              <w:spacing w:after="20"/>
             </w:pPr>
             <w:r>
               <w:rPr>
                 <w:sz w:val="18"/>
-                <w:lang w:val="es-MX"/>
               </w:rPr>
               <w:t>RF-01, RF-02, RF-03</w:t>
             </w:r>
@@ -3027,15 +2443,12 @@
           </w:tcPr>
           <w:p>
             <w:pPr>
-              <w:spacing w:after="20"/>
-              <w:rPr>
-                <w:lang w:val="es-MX"/>
-              </w:rPr>
+              <w:keepNext/>
+              <w:spacing w:after="20"/>
             </w:pPr>
             <w:r>
               <w:rPr>
                 <w:sz w:val="18"/>
-                <w:lang w:val="es-MX"/>
               </w:rPr>
               <w:t>Servidor en ejecución con LAP-001</w:t>
             </w:r>
@@ -3047,15 +2460,12 @@
           </w:tcPr>
           <w:p>
             <w:pPr>
-              <w:spacing w:after="20"/>
-              <w:rPr>
-                <w:lang w:val="es-MX"/>
-              </w:rPr>
+              <w:keepNext/>
+              <w:spacing w:after="20"/>
             </w:pPr>
             <w:r>
               <w:rPr>
                 <w:sz w:val="18"/>
-                <w:lang w:val="es-MX"/>
               </w:rPr>
               <w:t>POST /api/productos (TEC-005, 14 piezas) → GET /api/productos/tec-005 → POST /salidas con cantidad 3 → GET</w:t>
             </w:r>
@@ -3067,15 +2477,12 @@
           </w:tcPr>
           <w:p>
             <w:pPr>
-              <w:spacing w:after="20"/>
-              <w:rPr>
-                <w:lang w:val="es-MX"/>
-              </w:rPr>
+              <w:keepNext/>
+              <w:spacing w:after="20"/>
             </w:pPr>
             <w:r>
               <w:rPr>
                 <w:sz w:val="18"/>
-                <w:lang w:val="es-MX"/>
               </w:rPr>
               <w:t>Alta 201; consulta con existencia 14; venta 201 con existencia 11 y motivo «Venta»; consulta final con 11.</w:t>
             </w:r>
@@ -3084,6 +2491,7 @@
       </w:tr>
       <w:tr>
         <w:trPr>
+          <w:cantSplit/>
           <w:jc w:val="center"/>
         </w:trPr>
         <w:tc>
@@ -3092,16 +2500,13 @@
           </w:tcPr>
           <w:p>
             <w:pPr>
-              <w:spacing w:after="20"/>
-              <w:rPr>
-                <w:lang w:val="es-MX"/>
-              </w:rPr>
+              <w:keepNext/>
+              <w:spacing w:after="20"/>
             </w:pPr>
             <w:r>
               <w:rPr>
                 <w:b/>
                 <w:sz w:val="18"/>
-                <w:lang w:val="es-MX"/>
               </w:rPr>
               <w:t>CP-08</w:t>
             </w:r>
@@ -3113,15 +2518,12 @@
           </w:tcPr>
           <w:p>
             <w:pPr>
-              <w:spacing w:after="20"/>
-              <w:rPr>
-                <w:lang w:val="es-MX"/>
-              </w:rPr>
+              <w:keepNext/>
+              <w:spacing w:after="20"/>
             </w:pPr>
             <w:r>
               <w:rPr>
                 <w:sz w:val="18"/>
-                <w:lang w:val="es-MX"/>
               </w:rPr>
               <w:t>RF-03</w:t>
             </w:r>
@@ -3133,15 +2535,12 @@
           </w:tcPr>
           <w:p>
             <w:pPr>
-              <w:spacing w:after="20"/>
-              <w:rPr>
-                <w:lang w:val="es-MX"/>
-              </w:rPr>
+              <w:keepNext/>
+              <w:spacing w:after="20"/>
             </w:pPr>
             <w:r>
               <w:rPr>
                 <w:sz w:val="18"/>
-                <w:lang w:val="es-MX"/>
               </w:rPr>
               <w:t>Servidor en ejecución con LAP-001 (10)</w:t>
             </w:r>
@@ -3153,15 +2552,12 @@
           </w:tcPr>
           <w:p>
             <w:pPr>
-              <w:spacing w:after="20"/>
-              <w:rPr>
-                <w:lang w:val="es-MX"/>
-              </w:rPr>
+              <w:keepNext/>
+              <w:spacing w:after="20"/>
             </w:pPr>
             <w:r>
               <w:rPr>
                 <w:sz w:val="18"/>
-                <w:lang w:val="es-MX"/>
               </w:rPr>
               <w:t>POST /api/productos/LAP-001/salidas con cantidad 0, −2 y 11</w:t>
             </w:r>
@@ -3173,15 +2569,12 @@
           </w:tcPr>
           <w:p>
             <w:pPr>
-              <w:spacing w:after="20"/>
-              <w:rPr>
-                <w:lang w:val="es-MX"/>
-              </w:rPr>
+              <w:keepNext/>
+              <w:spacing w:after="20"/>
             </w:pPr>
             <w:r>
               <w:rPr>
                 <w:sz w:val="18"/>
-                <w:lang w:val="es-MX"/>
               </w:rPr>
               <w:t>Las tres responden 422 con mensaje de error; LAP-001 sigue en 10 y el historial está vacío.</w:t>
             </w:r>
@@ -3190,6 +2583,7 @@
       </w:tr>
       <w:tr>
         <w:trPr>
+          <w:cantSplit/>
           <w:jc w:val="center"/>
         </w:trPr>
         <w:tc>
@@ -3198,16 +2592,13 @@
           </w:tcPr>
           <w:p>
             <w:pPr>
-              <w:spacing w:after="20"/>
-              <w:rPr>
-                <w:lang w:val="es-MX"/>
-              </w:rPr>
+              <w:keepNext/>
+              <w:spacing w:after="20"/>
             </w:pPr>
             <w:r>
               <w:rPr>
                 <w:b/>
                 <w:sz w:val="18"/>
-                <w:lang w:val="es-MX"/>
               </w:rPr>
               <w:t>CP-09</w:t>
             </w:r>
@@ -3219,15 +2610,12 @@
           </w:tcPr>
           <w:p>
             <w:pPr>
-              <w:spacing w:after="20"/>
-              <w:rPr>
-                <w:lang w:val="es-MX"/>
-              </w:rPr>
+              <w:keepNext/>
+              <w:spacing w:after="20"/>
             </w:pPr>
             <w:r>
               <w:rPr>
                 <w:sz w:val="18"/>
-                <w:lang w:val="es-MX"/>
               </w:rPr>
               <w:t>RF-05</w:t>
             </w:r>
@@ -3239,15 +2627,12 @@
           </w:tcPr>
           <w:p>
             <w:pPr>
-              <w:spacing w:after="20"/>
-              <w:rPr>
-                <w:lang w:val="es-MX"/>
-              </w:rPr>
+              <w:keepNext/>
+              <w:spacing w:after="20"/>
             </w:pPr>
             <w:r>
               <w:rPr>
                 <w:sz w:val="18"/>
-                <w:lang w:val="es-MX"/>
               </w:rPr>
               <w:t>ACC-002 (12, mín. 5), MOU-010 (30, mín. 10), RED-001 (6, mín. 4)</w:t>
             </w:r>
@@ -3259,15 +2644,12 @@
           </w:tcPr>
           <w:p>
             <w:pPr>
-              <w:spacing w:after="20"/>
-              <w:rPr>
-                <w:lang w:val="es-MX"/>
-              </w:rPr>
+              <w:keepNext/>
+              <w:spacing w:after="20"/>
             </w:pPr>
             <w:r>
               <w:rPr>
                 <w:sz w:val="18"/>
-                <w:lang w:val="es-MX"/>
               </w:rPr>
               <w:t>Ventas del día: 7 ACC-002, 2 RED-001 y 5 MOU-010; abrir /api/reporte</w:t>
             </w:r>
@@ -3279,15 +2661,12 @@
           </w:tcPr>
           <w:p>
             <w:pPr>
-              <w:spacing w:after="20"/>
-              <w:rPr>
-                <w:lang w:val="es-MX"/>
-              </w:rPr>
+              <w:keepNext/>
+              <w:spacing w:after="20"/>
             </w:pPr>
             <w:r>
               <w:rPr>
                 <w:sz w:val="18"/>
-                <w:lang w:val="es-MX"/>
               </w:rPr>
               <w:t>Por resurtir: ACC-002 y RED-001 (no MOU-010). 3 productos, 34 unidades, valor $10,291.00.</w:t>
             </w:r>
@@ -3296,6 +2675,7 @@
       </w:tr>
       <w:tr>
         <w:trPr>
+          <w:cantSplit/>
           <w:jc w:val="center"/>
         </w:trPr>
         <w:tc>
@@ -3305,15 +2685,11 @@
           <w:p>
             <w:pPr>
               <w:spacing w:after="20"/>
-              <w:rPr>
-                <w:lang w:val="es-MX"/>
-              </w:rPr>
             </w:pPr>
             <w:r>
               <w:rPr>
                 <w:b/>
                 <w:sz w:val="18"/>
-                <w:lang w:val="es-MX"/>
               </w:rPr>
               <w:t>CP-10</w:t>
             </w:r>
@@ -3326,14 +2702,10 @@
           <w:p>
             <w:pPr>
               <w:spacing w:after="20"/>
-              <w:rPr>
-                <w:lang w:val="es-MX"/>
-              </w:rPr>
             </w:pPr>
             <w:r>
               <w:rPr>
                 <w:sz w:val="18"/>
-                <w:lang w:val="es-MX"/>
               </w:rPr>
               <w:t>RF-02, RF-04</w:t>
             </w:r>
@@ -3346,14 +2718,10 @@
           <w:p>
             <w:pPr>
               <w:spacing w:after="20"/>
-              <w:rPr>
-                <w:lang w:val="es-MX"/>
-              </w:rPr>
             </w:pPr>
             <w:r>
               <w:rPr>
                 <w:sz w:val="18"/>
-                <w:lang w:val="es-MX"/>
               </w:rPr>
               <w:t>Los mismos tres productos</w:t>
             </w:r>
@@ -3366,14 +2734,10 @@
           <w:p>
             <w:pPr>
               <w:spacing w:after="20"/>
-              <w:rPr>
-                <w:lang w:val="es-MX"/>
-              </w:rPr>
             </w:pPr>
             <w:r>
               <w:rPr>
                 <w:sz w:val="18"/>
-                <w:lang w:val="es-MX"/>
               </w:rPr>
               <w:t>Entrada de 10 MOU-010; venta de 3 en mostrador; consultar existencias e historial</w:t>
             </w:r>
@@ -3386,14 +2750,10 @@
           <w:p>
             <w:pPr>
               <w:spacing w:after="20"/>
-              <w:rPr>
-                <w:lang w:val="es-MX"/>
-              </w:rPr>
             </w:pPr>
             <w:r>
               <w:rPr>
                 <w:sz w:val="18"/>
-                <w:lang w:val="es-MX"/>
               </w:rPr>
               <w:t>MOU-010: 37 (ACC-002: 12, RED-001: 6). Historial: salida de 3 → 37 y entrada de 10 → 40.</w:t>
             </w:r>
@@ -3404,35 +2764,18 @@
     <w:p>
       <w:pPr>
         <w:spacing w:after="40"/>
-        <w:rPr>
-          <w:lang w:val="es-MX"/>
-        </w:rPr>
       </w:pPr>
     </w:p>
     <w:p>
       <w:pPr>
         <w:pStyle w:val="Ttulo2"/>
-        <w:rPr>
-          <w:lang w:val="es-MX"/>
-        </w:rPr>
       </w:pPr>
       <w:r>
-        <w:rPr>
-          <w:lang w:val="es-MX"/>
-        </w:rPr>
         <w:t>3.1 Matriz de trazabilidad</w:t>
       </w:r>
     </w:p>
     <w:p>
-      <w:pPr>
-        <w:rPr>
-          <w:lang w:val="es-MX"/>
-        </w:rPr>
-      </w:pPr>
       <w:r>
-        <w:rPr>
-          <w:lang w:val="es-MX"/>
-        </w:rPr>
         <w:t>Cada requisito queda cubierto por al menos dos casos y de dos niveles distintos.</w:t>
       </w:r>
     </w:p>
@@ -3458,6 +2801,7 @@
       </w:tblGrid>
       <w:tr>
         <w:trPr>
+          <w:cantSplit/>
           <w:tblHeader/>
           <w:jc w:val="center"/>
         </w:trPr>
@@ -3468,16 +2812,13 @@
           </w:tcPr>
           <w:p>
             <w:pPr>
-              <w:rPr>
-                <w:lang w:val="es-MX"/>
-              </w:rPr>
+              <w:keepNext/>
             </w:pPr>
             <w:r>
               <w:rPr>
                 <w:b/>
                 <w:color w:val="FFFFFF"/>
                 <w:sz w:val="18"/>
-                <w:lang w:val="es-MX"/>
               </w:rPr>
               <w:t>RF</w:t>
             </w:r>
@@ -3490,16 +2831,13 @@
           </w:tcPr>
           <w:p>
             <w:pPr>
-              <w:rPr>
-                <w:lang w:val="es-MX"/>
-              </w:rPr>
+              <w:keepNext/>
             </w:pPr>
             <w:r>
               <w:rPr>
                 <w:b/>
                 <w:color w:val="FFFFFF"/>
                 <w:sz w:val="18"/>
-                <w:lang w:val="es-MX"/>
               </w:rPr>
               <w:t>CP</w:t>
             </w:r>
@@ -3508,7 +2846,6 @@
                 <w:b/>
                 <w:color w:val="FFFFFF"/>
                 <w:sz w:val="18"/>
-                <w:lang w:val="es-MX"/>
               </w:rPr>
               <w:br/>
               <w:t>01</w:t>
@@ -3522,16 +2859,13 @@
           </w:tcPr>
           <w:p>
             <w:pPr>
-              <w:rPr>
-                <w:lang w:val="es-MX"/>
-              </w:rPr>
+              <w:keepNext/>
             </w:pPr>
             <w:r>
               <w:rPr>
                 <w:b/>
                 <w:color w:val="FFFFFF"/>
                 <w:sz w:val="18"/>
-                <w:lang w:val="es-MX"/>
               </w:rPr>
               <w:t>CP</w:t>
             </w:r>
@@ -3540,7 +2874,6 @@
                 <w:b/>
                 <w:color w:val="FFFFFF"/>
                 <w:sz w:val="18"/>
-                <w:lang w:val="es-MX"/>
               </w:rPr>
               <w:br/>
               <w:t>02</w:t>
@@ -3554,16 +2887,13 @@
           </w:tcPr>
           <w:p>
             <w:pPr>
-              <w:rPr>
-                <w:lang w:val="es-MX"/>
-              </w:rPr>
+              <w:keepNext/>
             </w:pPr>
             <w:r>
               <w:rPr>
                 <w:b/>
                 <w:color w:val="FFFFFF"/>
                 <w:sz w:val="18"/>
-                <w:lang w:val="es-MX"/>
               </w:rPr>
               <w:t>CP</w:t>
             </w:r>
@@ -3572,7 +2902,6 @@
                 <w:b/>
                 <w:color w:val="FFFFFF"/>
                 <w:sz w:val="18"/>
-                <w:lang w:val="es-MX"/>
               </w:rPr>
               <w:br/>
               <w:t>03</w:t>
@@ -3586,16 +2915,13 @@
           </w:tcPr>
           <w:p>
             <w:pPr>
-              <w:rPr>
-                <w:lang w:val="es-MX"/>
-              </w:rPr>
+              <w:keepNext/>
             </w:pPr>
             <w:r>
               <w:rPr>
                 <w:b/>
                 <w:color w:val="FFFFFF"/>
                 <w:sz w:val="18"/>
-                <w:lang w:val="es-MX"/>
               </w:rPr>
               <w:t>CP</w:t>
             </w:r>
@@ -3604,7 +2930,6 @@
                 <w:b/>
                 <w:color w:val="FFFFFF"/>
                 <w:sz w:val="18"/>
-                <w:lang w:val="es-MX"/>
               </w:rPr>
               <w:br/>
               <w:t>04</w:t>
@@ -3618,16 +2943,13 @@
           </w:tcPr>
           <w:p>
             <w:pPr>
-              <w:rPr>
-                <w:lang w:val="es-MX"/>
-              </w:rPr>
+              <w:keepNext/>
             </w:pPr>
             <w:r>
               <w:rPr>
                 <w:b/>
                 <w:color w:val="FFFFFF"/>
                 <w:sz w:val="18"/>
-                <w:lang w:val="es-MX"/>
               </w:rPr>
               <w:t>CP</w:t>
             </w:r>
@@ -3636,7 +2958,6 @@
                 <w:b/>
                 <w:color w:val="FFFFFF"/>
                 <w:sz w:val="18"/>
-                <w:lang w:val="es-MX"/>
               </w:rPr>
               <w:br/>
               <w:t>05</w:t>
@@ -3650,16 +2971,13 @@
           </w:tcPr>
           <w:p>
             <w:pPr>
-              <w:rPr>
-                <w:lang w:val="es-MX"/>
-              </w:rPr>
+              <w:keepNext/>
             </w:pPr>
             <w:r>
               <w:rPr>
                 <w:b/>
                 <w:color w:val="FFFFFF"/>
                 <w:sz w:val="18"/>
-                <w:lang w:val="es-MX"/>
               </w:rPr>
               <w:t>CP</w:t>
             </w:r>
@@ -3668,7 +2986,6 @@
                 <w:b/>
                 <w:color w:val="FFFFFF"/>
                 <w:sz w:val="18"/>
-                <w:lang w:val="es-MX"/>
               </w:rPr>
               <w:br/>
               <w:t>06</w:t>
@@ -3682,16 +2999,13 @@
           </w:tcPr>
           <w:p>
             <w:pPr>
-              <w:rPr>
-                <w:lang w:val="es-MX"/>
-              </w:rPr>
+              <w:keepNext/>
             </w:pPr>
             <w:r>
               <w:rPr>
                 <w:b/>
                 <w:color w:val="FFFFFF"/>
                 <w:sz w:val="18"/>
-                <w:lang w:val="es-MX"/>
               </w:rPr>
               <w:t>CP</w:t>
             </w:r>
@@ -3700,7 +3014,6 @@
                 <w:b/>
                 <w:color w:val="FFFFFF"/>
                 <w:sz w:val="18"/>
-                <w:lang w:val="es-MX"/>
               </w:rPr>
               <w:br/>
               <w:t>07</w:t>
@@ -3714,16 +3027,13 @@
           </w:tcPr>
           <w:p>
             <w:pPr>
-              <w:rPr>
-                <w:lang w:val="es-MX"/>
-              </w:rPr>
+              <w:keepNext/>
             </w:pPr>
             <w:r>
               <w:rPr>
                 <w:b/>
                 <w:color w:val="FFFFFF"/>
                 <w:sz w:val="18"/>
-                <w:lang w:val="es-MX"/>
               </w:rPr>
               <w:t>CP</w:t>
             </w:r>
@@ -3732,7 +3042,6 @@
                 <w:b/>
                 <w:color w:val="FFFFFF"/>
                 <w:sz w:val="18"/>
-                <w:lang w:val="es-MX"/>
               </w:rPr>
               <w:br/>
               <w:t>08</w:t>
@@ -3746,16 +3055,13 @@
           </w:tcPr>
           <w:p>
             <w:pPr>
-              <w:rPr>
-                <w:lang w:val="es-MX"/>
-              </w:rPr>
+              <w:keepNext/>
             </w:pPr>
             <w:r>
               <w:rPr>
                 <w:b/>
                 <w:color w:val="FFFFFF"/>
                 <w:sz w:val="18"/>
-                <w:lang w:val="es-MX"/>
               </w:rPr>
               <w:t>CP</w:t>
             </w:r>
@@ -3764,7 +3070,6 @@
                 <w:b/>
                 <w:color w:val="FFFFFF"/>
                 <w:sz w:val="18"/>
-                <w:lang w:val="es-MX"/>
               </w:rPr>
               <w:br/>
               <w:t>09</w:t>
@@ -3778,16 +3083,13 @@
           </w:tcPr>
           <w:p>
             <w:pPr>
-              <w:rPr>
-                <w:lang w:val="es-MX"/>
-              </w:rPr>
+              <w:keepNext/>
             </w:pPr>
             <w:r>
               <w:rPr>
                 <w:b/>
                 <w:color w:val="FFFFFF"/>
                 <w:sz w:val="18"/>
-                <w:lang w:val="es-MX"/>
               </w:rPr>
               <w:t>CP</w:t>
             </w:r>
@@ -3796,7 +3098,6 @@
                 <w:b/>
                 <w:color w:val="FFFFFF"/>
                 <w:sz w:val="18"/>
-                <w:lang w:val="es-MX"/>
               </w:rPr>
               <w:br/>
               <w:t>10</w:t>
@@ -3806,6 +3107,7 @@
       </w:tr>
       <w:tr>
         <w:trPr>
+          <w:cantSplit/>
           <w:jc w:val="center"/>
         </w:trPr>
         <w:tc>
@@ -3814,16 +3116,13 @@
           </w:tcPr>
           <w:p>
             <w:pPr>
-              <w:spacing w:after="20"/>
-              <w:rPr>
-                <w:lang w:val="es-MX"/>
-              </w:rPr>
+              <w:keepNext/>
+              <w:spacing w:after="20"/>
             </w:pPr>
             <w:r>
               <w:rPr>
                 <w:b/>
                 <w:sz w:val="18"/>
-                <w:lang w:val="es-MX"/>
               </w:rPr>
               <w:t>RF-01</w:t>
             </w:r>
@@ -3835,16 +3134,13 @@
           </w:tcPr>
           <w:p>
             <w:pPr>
+              <w:keepNext/>
               <w:spacing w:after="20"/>
               <w:jc w:val="center"/>
-              <w:rPr>
-                <w:lang w:val="es-MX"/>
-              </w:rPr>
             </w:pPr>
             <w:r>
               <w:rPr>
                 <w:sz w:val="18"/>
-                <w:lang w:val="es-MX"/>
               </w:rPr>
               <w:t>✔</w:t>
             </w:r>
@@ -3856,16 +3152,13 @@
           </w:tcPr>
           <w:p>
             <w:pPr>
+              <w:keepNext/>
               <w:spacing w:after="20"/>
               <w:jc w:val="center"/>
-              <w:rPr>
-                <w:lang w:val="es-MX"/>
-              </w:rPr>
             </w:pPr>
             <w:r>
               <w:rPr>
                 <w:sz w:val="18"/>
-                <w:lang w:val="es-MX"/>
               </w:rPr>
               <w:t>✔</w:t>
             </w:r>
@@ -3877,11 +3170,9 @@
           </w:tcPr>
           <w:p>
             <w:pPr>
+              <w:keepNext/>
               <w:spacing w:after="20"/>
               <w:jc w:val="center"/>
-              <w:rPr>
-                <w:lang w:val="es-MX"/>
-              </w:rPr>
             </w:pPr>
           </w:p>
         </w:tc>
@@ -3891,11 +3182,9 @@
           </w:tcPr>
           <w:p>
             <w:pPr>
+              <w:keepNext/>
               <w:spacing w:after="20"/>
               <w:jc w:val="center"/>
-              <w:rPr>
-                <w:lang w:val="es-MX"/>
-              </w:rPr>
             </w:pPr>
           </w:p>
         </w:tc>
@@ -3905,11 +3194,9 @@
           </w:tcPr>
           <w:p>
             <w:pPr>
+              <w:keepNext/>
               <w:spacing w:after="20"/>
               <w:jc w:val="center"/>
-              <w:rPr>
-                <w:lang w:val="es-MX"/>
-              </w:rPr>
             </w:pPr>
           </w:p>
         </w:tc>
@@ -3919,11 +3206,9 @@
           </w:tcPr>
           <w:p>
             <w:pPr>
+              <w:keepNext/>
               <w:spacing w:after="20"/>
               <w:jc w:val="center"/>
-              <w:rPr>
-                <w:lang w:val="es-MX"/>
-              </w:rPr>
             </w:pPr>
           </w:p>
         </w:tc>
@@ -3933,16 +3218,13 @@
           </w:tcPr>
           <w:p>
             <w:pPr>
+              <w:keepNext/>
               <w:spacing w:after="20"/>
               <w:jc w:val="center"/>
-              <w:rPr>
-                <w:lang w:val="es-MX"/>
-              </w:rPr>
             </w:pPr>
             <w:r>
               <w:rPr>
                 <w:sz w:val="18"/>
-                <w:lang w:val="es-MX"/>
               </w:rPr>
               <w:t>✔</w:t>
             </w:r>
@@ -3954,11 +3236,9 @@
           </w:tcPr>
           <w:p>
             <w:pPr>
+              <w:keepNext/>
               <w:spacing w:after="20"/>
               <w:jc w:val="center"/>
-              <w:rPr>
-                <w:lang w:val="es-MX"/>
-              </w:rPr>
             </w:pPr>
           </w:p>
         </w:tc>
@@ -3968,11 +3248,9 @@
           </w:tcPr>
           <w:p>
             <w:pPr>
+              <w:keepNext/>
               <w:spacing w:after="20"/>
               <w:jc w:val="center"/>
-              <w:rPr>
-                <w:lang w:val="es-MX"/>
-              </w:rPr>
             </w:pPr>
           </w:p>
         </w:tc>
@@ -3982,17 +3260,16 @@
           </w:tcPr>
           <w:p>
             <w:pPr>
+              <w:keepNext/>
               <w:spacing w:after="20"/>
               <w:jc w:val="center"/>
-              <w:rPr>
-                <w:lang w:val="es-MX"/>
-              </w:rPr>
             </w:pPr>
           </w:p>
         </w:tc>
       </w:tr>
       <w:tr>
         <w:trPr>
+          <w:cantSplit/>
           <w:jc w:val="center"/>
         </w:trPr>
         <w:tc>
@@ -4001,16 +3278,13 @@
           </w:tcPr>
           <w:p>
             <w:pPr>
-              <w:spacing w:after="20"/>
-              <w:rPr>
-                <w:lang w:val="es-MX"/>
-              </w:rPr>
+              <w:keepNext/>
+              <w:spacing w:after="20"/>
             </w:pPr>
             <w:r>
               <w:rPr>
                 <w:b/>
                 <w:sz w:val="18"/>
-                <w:lang w:val="es-MX"/>
               </w:rPr>
               <w:t>RF-02</w:t>
             </w:r>
@@ -4022,11 +3296,9 @@
           </w:tcPr>
           <w:p>
             <w:pPr>
+              <w:keepNext/>
               <w:spacing w:after="20"/>
               <w:jc w:val="center"/>
-              <w:rPr>
-                <w:lang w:val="es-MX"/>
-              </w:rPr>
             </w:pPr>
           </w:p>
         </w:tc>
@@ -4036,11 +3308,9 @@
           </w:tcPr>
           <w:p>
             <w:pPr>
+              <w:keepNext/>
               <w:spacing w:after="20"/>
               <w:jc w:val="center"/>
-              <w:rPr>
-                <w:lang w:val="es-MX"/>
-              </w:rPr>
             </w:pPr>
           </w:p>
         </w:tc>
@@ -4050,11 +3320,9 @@
           </w:tcPr>
           <w:p>
             <w:pPr>
+              <w:keepNext/>
               <w:spacing w:after="20"/>
               <w:jc w:val="center"/>
-              <w:rPr>
-                <w:lang w:val="es-MX"/>
-              </w:rPr>
             </w:pPr>
           </w:p>
         </w:tc>
@@ -4064,11 +3332,9 @@
           </w:tcPr>
           <w:p>
             <w:pPr>
+              <w:keepNext/>
               <w:spacing w:after="20"/>
               <w:jc w:val="center"/>
-              <w:rPr>
-                <w:lang w:val="es-MX"/>
-              </w:rPr>
             </w:pPr>
           </w:p>
         </w:tc>
@@ -4078,16 +3344,13 @@
           </w:tcPr>
           <w:p>
             <w:pPr>
+              <w:keepNext/>
               <w:spacing w:after="20"/>
               <w:jc w:val="center"/>
-              <w:rPr>
-                <w:lang w:val="es-MX"/>
-              </w:rPr>
             </w:pPr>
             <w:r>
               <w:rPr>
                 <w:sz w:val="18"/>
-                <w:lang w:val="es-MX"/>
               </w:rPr>
               <w:t>✔</w:t>
             </w:r>
@@ -4099,11 +3362,9 @@
           </w:tcPr>
           <w:p>
             <w:pPr>
+              <w:keepNext/>
               <w:spacing w:after="20"/>
               <w:jc w:val="center"/>
-              <w:rPr>
-                <w:lang w:val="es-MX"/>
-              </w:rPr>
             </w:pPr>
           </w:p>
         </w:tc>
@@ -4113,16 +3374,13 @@
           </w:tcPr>
           <w:p>
             <w:pPr>
+              <w:keepNext/>
               <w:spacing w:after="20"/>
               <w:jc w:val="center"/>
-              <w:rPr>
-                <w:lang w:val="es-MX"/>
-              </w:rPr>
             </w:pPr>
             <w:r>
               <w:rPr>
                 <w:sz w:val="18"/>
-                <w:lang w:val="es-MX"/>
               </w:rPr>
               <w:t>✔</w:t>
             </w:r>
@@ -4134,11 +3392,9 @@
           </w:tcPr>
           <w:p>
             <w:pPr>
+              <w:keepNext/>
               <w:spacing w:after="20"/>
               <w:jc w:val="center"/>
-              <w:rPr>
-                <w:lang w:val="es-MX"/>
-              </w:rPr>
             </w:pPr>
           </w:p>
         </w:tc>
@@ -4148,11 +3404,9 @@
           </w:tcPr>
           <w:p>
             <w:pPr>
+              <w:keepNext/>
               <w:spacing w:after="20"/>
               <w:jc w:val="center"/>
-              <w:rPr>
-                <w:lang w:val="es-MX"/>
-              </w:rPr>
             </w:pPr>
           </w:p>
         </w:tc>
@@ -4162,16 +3416,13 @@
           </w:tcPr>
           <w:p>
             <w:pPr>
+              <w:keepNext/>
               <w:spacing w:after="20"/>
               <w:jc w:val="center"/>
-              <w:rPr>
-                <w:lang w:val="es-MX"/>
-              </w:rPr>
             </w:pPr>
             <w:r>
               <w:rPr>
                 <w:sz w:val="18"/>
-                <w:lang w:val="es-MX"/>
               </w:rPr>
               <w:t>✔</w:t>
             </w:r>
@@ -4180,6 +3431,7 @@
       </w:tr>
       <w:tr>
         <w:trPr>
+          <w:cantSplit/>
           <w:jc w:val="center"/>
         </w:trPr>
         <w:tc>
@@ -4188,16 +3440,13 @@
           </w:tcPr>
           <w:p>
             <w:pPr>
-              <w:spacing w:after="20"/>
-              <w:rPr>
-                <w:lang w:val="es-MX"/>
-              </w:rPr>
+              <w:keepNext/>
+              <w:spacing w:after="20"/>
             </w:pPr>
             <w:r>
               <w:rPr>
                 <w:b/>
                 <w:sz w:val="18"/>
-                <w:lang w:val="es-MX"/>
               </w:rPr>
               <w:t>RF-03</w:t>
             </w:r>
@@ -4209,11 +3458,9 @@
           </w:tcPr>
           <w:p>
             <w:pPr>
+              <w:keepNext/>
               <w:spacing w:after="20"/>
               <w:jc w:val="center"/>
-              <w:rPr>
-                <w:lang w:val="es-MX"/>
-              </w:rPr>
             </w:pPr>
           </w:p>
         </w:tc>
@@ -4223,11 +3470,9 @@
           </w:tcPr>
           <w:p>
             <w:pPr>
+              <w:keepNext/>
               <w:spacing w:after="20"/>
               <w:jc w:val="center"/>
-              <w:rPr>
-                <w:lang w:val="es-MX"/>
-              </w:rPr>
             </w:pPr>
           </w:p>
         </w:tc>
@@ -4237,16 +3482,13 @@
           </w:tcPr>
           <w:p>
             <w:pPr>
+              <w:keepNext/>
               <w:spacing w:after="20"/>
               <w:jc w:val="center"/>
-              <w:rPr>
-                <w:lang w:val="es-MX"/>
-              </w:rPr>
             </w:pPr>
             <w:r>
               <w:rPr>
                 <w:sz w:val="18"/>
-                <w:lang w:val="es-MX"/>
               </w:rPr>
               <w:t>✔</w:t>
             </w:r>
@@ -4258,16 +3500,13 @@
           </w:tcPr>
           <w:p>
             <w:pPr>
+              <w:keepNext/>
               <w:spacing w:after="20"/>
               <w:jc w:val="center"/>
-              <w:rPr>
-                <w:lang w:val="es-MX"/>
-              </w:rPr>
             </w:pPr>
             <w:r>
               <w:rPr>
                 <w:sz w:val="18"/>
-                <w:lang w:val="es-MX"/>
               </w:rPr>
               <w:t>✔</w:t>
             </w:r>
@@ -4279,16 +3518,13 @@
           </w:tcPr>
           <w:p>
             <w:pPr>
+              <w:keepNext/>
               <w:spacing w:after="20"/>
               <w:jc w:val="center"/>
-              <w:rPr>
-                <w:lang w:val="es-MX"/>
-              </w:rPr>
             </w:pPr>
             <w:r>
               <w:rPr>
                 <w:sz w:val="18"/>
-                <w:lang w:val="es-MX"/>
               </w:rPr>
               <w:t>✔</w:t>
             </w:r>
@@ -4300,16 +3536,13 @@
           </w:tcPr>
           <w:p>
             <w:pPr>
+              <w:keepNext/>
               <w:spacing w:after="20"/>
               <w:jc w:val="center"/>
-              <w:rPr>
-                <w:lang w:val="es-MX"/>
-              </w:rPr>
             </w:pPr>
             <w:r>
               <w:rPr>
                 <w:sz w:val="18"/>
-                <w:lang w:val="es-MX"/>
               </w:rPr>
               <w:t>✔</w:t>
             </w:r>
@@ -4321,16 +3554,13 @@
           </w:tcPr>
           <w:p>
             <w:pPr>
+              <w:keepNext/>
               <w:spacing w:after="20"/>
               <w:jc w:val="center"/>
-              <w:rPr>
-                <w:lang w:val="es-MX"/>
-              </w:rPr>
             </w:pPr>
             <w:r>
               <w:rPr>
                 <w:sz w:val="18"/>
-                <w:lang w:val="es-MX"/>
               </w:rPr>
               <w:t>✔</w:t>
             </w:r>
@@ -4342,16 +3572,13 @@
           </w:tcPr>
           <w:p>
             <w:pPr>
+              <w:keepNext/>
               <w:spacing w:after="20"/>
               <w:jc w:val="center"/>
-              <w:rPr>
-                <w:lang w:val="es-MX"/>
-              </w:rPr>
             </w:pPr>
             <w:r>
               <w:rPr>
                 <w:sz w:val="18"/>
-                <w:lang w:val="es-MX"/>
               </w:rPr>
               <w:t>✔</w:t>
             </w:r>
@@ -4363,11 +3590,9 @@
           </w:tcPr>
           <w:p>
             <w:pPr>
+              <w:keepNext/>
               <w:spacing w:after="20"/>
               <w:jc w:val="center"/>
-              <w:rPr>
-                <w:lang w:val="es-MX"/>
-              </w:rPr>
             </w:pPr>
           </w:p>
         </w:tc>
@@ -4377,17 +3602,16 @@
           </w:tcPr>
           <w:p>
             <w:pPr>
+              <w:keepNext/>
               <w:spacing w:after="20"/>
               <w:jc w:val="center"/>
-              <w:rPr>
-                <w:lang w:val="es-MX"/>
-              </w:rPr>
             </w:pPr>
           </w:p>
         </w:tc>
       </w:tr>
       <w:tr>
         <w:trPr>
+          <w:cantSplit/>
           <w:jc w:val="center"/>
         </w:trPr>
         <w:tc>
@@ -4396,16 +3620,13 @@
           </w:tcPr>
           <w:p>
             <w:pPr>
-              <w:spacing w:after="20"/>
-              <w:rPr>
-                <w:lang w:val="es-MX"/>
-              </w:rPr>
+              <w:keepNext/>
+              <w:spacing w:after="20"/>
             </w:pPr>
             <w:r>
               <w:rPr>
                 <w:b/>
                 <w:sz w:val="18"/>
-                <w:lang w:val="es-MX"/>
               </w:rPr>
               <w:t>RF-04</w:t>
             </w:r>
@@ -4417,11 +3638,9 @@
           </w:tcPr>
           <w:p>
             <w:pPr>
+              <w:keepNext/>
               <w:spacing w:after="20"/>
               <w:jc w:val="center"/>
-              <w:rPr>
-                <w:lang w:val="es-MX"/>
-              </w:rPr>
             </w:pPr>
           </w:p>
         </w:tc>
@@ -4431,11 +3650,9 @@
           </w:tcPr>
           <w:p>
             <w:pPr>
+              <w:keepNext/>
               <w:spacing w:after="20"/>
               <w:jc w:val="center"/>
-              <w:rPr>
-                <w:lang w:val="es-MX"/>
-              </w:rPr>
             </w:pPr>
           </w:p>
         </w:tc>
@@ -4445,11 +3662,9 @@
           </w:tcPr>
           <w:p>
             <w:pPr>
+              <w:keepNext/>
               <w:spacing w:after="20"/>
               <w:jc w:val="center"/>
-              <w:rPr>
-                <w:lang w:val="es-MX"/>
-              </w:rPr>
             </w:pPr>
           </w:p>
         </w:tc>
@@ -4459,11 +3674,9 @@
           </w:tcPr>
           <w:p>
             <w:pPr>
+              <w:keepNext/>
               <w:spacing w:after="20"/>
               <w:jc w:val="center"/>
-              <w:rPr>
-                <w:lang w:val="es-MX"/>
-              </w:rPr>
             </w:pPr>
           </w:p>
         </w:tc>
@@ -4473,11 +3686,9 @@
           </w:tcPr>
           <w:p>
             <w:pPr>
+              <w:keepNext/>
               <w:spacing w:after="20"/>
               <w:jc w:val="center"/>
-              <w:rPr>
-                <w:lang w:val="es-MX"/>
-              </w:rPr>
             </w:pPr>
           </w:p>
         </w:tc>
@@ -4487,11 +3698,9 @@
           </w:tcPr>
           <w:p>
             <w:pPr>
+              <w:keepNext/>
               <w:spacing w:after="20"/>
               <w:jc w:val="center"/>
-              <w:rPr>
-                <w:lang w:val="es-MX"/>
-              </w:rPr>
             </w:pPr>
           </w:p>
         </w:tc>
@@ -4501,11 +3710,9 @@
           </w:tcPr>
           <w:p>
             <w:pPr>
+              <w:keepNext/>
               <w:spacing w:after="20"/>
               <w:jc w:val="center"/>
-              <w:rPr>
-                <w:lang w:val="es-MX"/>
-              </w:rPr>
             </w:pPr>
           </w:p>
         </w:tc>
@@ -4515,11 +3722,9 @@
           </w:tcPr>
           <w:p>
             <w:pPr>
+              <w:keepNext/>
               <w:spacing w:after="20"/>
               <w:jc w:val="center"/>
-              <w:rPr>
-                <w:lang w:val="es-MX"/>
-              </w:rPr>
             </w:pPr>
           </w:p>
         </w:tc>
@@ -4529,11 +3734,9 @@
           </w:tcPr>
           <w:p>
             <w:pPr>
+              <w:keepNext/>
               <w:spacing w:after="20"/>
               <w:jc w:val="center"/>
-              <w:rPr>
-                <w:lang w:val="es-MX"/>
-              </w:rPr>
             </w:pPr>
           </w:p>
         </w:tc>
@@ -4543,16 +3746,13 @@
           </w:tcPr>
           <w:p>
             <w:pPr>
+              <w:keepNext/>
               <w:spacing w:after="20"/>
               <w:jc w:val="center"/>
-              <w:rPr>
-                <w:lang w:val="es-MX"/>
-              </w:rPr>
             </w:pPr>
             <w:r>
               <w:rPr>
                 <w:sz w:val="18"/>
-                <w:lang w:val="es-MX"/>
               </w:rPr>
               <w:t>✔</w:t>
             </w:r>
@@ -4561,6 +3761,7 @@
       </w:tr>
       <w:tr>
         <w:trPr>
+          <w:cantSplit/>
           <w:jc w:val="center"/>
         </w:trPr>
         <w:tc>
@@ -4570,15 +3771,11 @@
           <w:p>
             <w:pPr>
               <w:spacing w:after="20"/>
-              <w:rPr>
-                <w:lang w:val="es-MX"/>
-              </w:rPr>
             </w:pPr>
             <w:r>
               <w:rPr>
                 <w:b/>
                 <w:sz w:val="18"/>
-                <w:lang w:val="es-MX"/>
               </w:rPr>
               <w:t>RF-05</w:t>
             </w:r>
@@ -4592,9 +3789,6 @@
             <w:pPr>
               <w:spacing w:after="20"/>
               <w:jc w:val="center"/>
-              <w:rPr>
-                <w:lang w:val="es-MX"/>
-              </w:rPr>
             </w:pPr>
           </w:p>
         </w:tc>
@@ -4606,9 +3800,6 @@
             <w:pPr>
               <w:spacing w:after="20"/>
               <w:jc w:val="center"/>
-              <w:rPr>
-                <w:lang w:val="es-MX"/>
-              </w:rPr>
             </w:pPr>
           </w:p>
         </w:tc>
@@ -4620,9 +3811,6 @@
             <w:pPr>
               <w:spacing w:after="20"/>
               <w:jc w:val="center"/>
-              <w:rPr>
-                <w:lang w:val="es-MX"/>
-              </w:rPr>
             </w:pPr>
           </w:p>
         </w:tc>
@@ -4634,9 +3822,6 @@
             <w:pPr>
               <w:spacing w:after="20"/>
               <w:jc w:val="center"/>
-              <w:rPr>
-                <w:lang w:val="es-MX"/>
-              </w:rPr>
             </w:pPr>
           </w:p>
         </w:tc>
@@ -4648,9 +3833,6 @@
             <w:pPr>
               <w:spacing w:after="20"/>
               <w:jc w:val="center"/>
-              <w:rPr>
-                <w:lang w:val="es-MX"/>
-              </w:rPr>
             </w:pPr>
           </w:p>
         </w:tc>
@@ -4662,9 +3844,6 @@
             <w:pPr>
               <w:spacing w:after="20"/>
               <w:jc w:val="center"/>
-              <w:rPr>
-                <w:lang w:val="es-MX"/>
-              </w:rPr>
             </w:pPr>
           </w:p>
         </w:tc>
@@ -4676,9 +3855,6 @@
             <w:pPr>
               <w:spacing w:after="20"/>
               <w:jc w:val="center"/>
-              <w:rPr>
-                <w:lang w:val="es-MX"/>
-              </w:rPr>
             </w:pPr>
           </w:p>
         </w:tc>
@@ -4690,9 +3866,6 @@
             <w:pPr>
               <w:spacing w:after="20"/>
               <w:jc w:val="center"/>
-              <w:rPr>
-                <w:lang w:val="es-MX"/>
-              </w:rPr>
             </w:pPr>
           </w:p>
         </w:tc>
@@ -4704,14 +3877,10 @@
             <w:pPr>
               <w:spacing w:after="20"/>
               <w:jc w:val="center"/>
-              <w:rPr>
-                <w:lang w:val="es-MX"/>
-              </w:rPr>
             </w:pPr>
             <w:r>
               <w:rPr>
                 <w:sz w:val="18"/>
-                <w:lang w:val="es-MX"/>
               </w:rPr>
               <w:t>✔</w:t>
             </w:r>
@@ -4725,9 +3894,6 @@
             <w:pPr>
               <w:spacing w:after="20"/>
               <w:jc w:val="center"/>
-              <w:rPr>
-                <w:lang w:val="es-MX"/>
-              </w:rPr>
             </w:pPr>
           </w:p>
         </w:tc>
@@ -4736,53 +3902,28 @@
     <w:p>
       <w:pPr>
         <w:spacing w:after="40"/>
-        <w:rPr>
-          <w:lang w:val="es-MX"/>
-        </w:rPr>
       </w:pPr>
     </w:p>
     <w:p>
       <w:pPr>
-        <w:rPr>
-          <w:lang w:val="es-MX"/>
-        </w:rPr>
+        <w:pStyle w:val="Ttulo1"/>
       </w:pPr>
       <w:r>
-        <w:rPr>
-          <w:lang w:val="es-MX"/>
-        </w:rPr>
-        <w:br w:type="page"/>
-      </w:r>
-    </w:p>
-    <w:p>
-      <w:pPr>
-        <w:pStyle w:val="Ttulo1"/>
-        <w:rPr>
-          <w:lang w:val="es-MX"/>
-        </w:rPr>
-      </w:pPr>
-      <w:r>
-        <w:rPr>
-          <w:lang w:val="es-MX"/>
-        </w:rPr>
         <w:lastRenderedPageBreak/>
         <w:t>4. Clasificar los casos como pruebas unitarias, de integración, de sistema o de aceptación.</w:t>
       </w:r>
     </w:p>
     <w:p>
       <w:pPr>
+        <w:keepNext/>
         <w:jc w:val="center"/>
-        <w:rPr>
-          <w:lang w:val="es-MX"/>
-        </w:rPr>
       </w:pPr>
       <w:r>
         <w:rPr>
           <w:noProof/>
-          <w:lang w:val="es-MX"/>
         </w:rPr>
         <w:drawing>
-          <wp:inline distT="0" distB="0" distL="0" distR="0" wp14:anchorId="29DE23BB" wp14:editId="4A0D7E7F">
+          <wp:inline distT="0" distB="0" distL="0" distR="0" wp14:anchorId="2537E0E2" wp14:editId="6BBB0F19">
             <wp:extent cx="5580000" cy="3138750"/>
             <wp:effectExtent l="0" t="0" r="0" b="0"/>
             <wp:docPr id="1" name="Picture 1"/>
@@ -4821,16 +3962,12 @@
     <w:p>
       <w:pPr>
         <w:jc w:val="center"/>
-        <w:rPr>
-          <w:lang w:val="es-MX"/>
-        </w:rPr>
       </w:pPr>
       <w:r>
         <w:rPr>
           <w:i/>
           <w:color w:val="5D6575"/>
           <w:sz w:val="18"/>
-          <w:lang w:val="es-MX"/>
         </w:rPr>
         <w:t>Figura 1. Niveles de prueba y casos de cada uno (diagrama editable en Diagramas - Actividad 2.pptx, diapositiva 3).</w:t>
       </w:r>
@@ -4850,6 +3987,7 @@
       </w:tblGrid>
       <w:tr>
         <w:trPr>
+          <w:cantSplit/>
           <w:tblHeader/>
           <w:jc w:val="center"/>
         </w:trPr>
@@ -4860,16 +3998,13 @@
           </w:tcPr>
           <w:p>
             <w:pPr>
-              <w:rPr>
-                <w:lang w:val="es-MX"/>
-              </w:rPr>
+              <w:keepNext/>
             </w:pPr>
             <w:r>
               <w:rPr>
                 <w:b/>
                 <w:color w:val="FFFFFF"/>
                 <w:sz w:val="19"/>
-                <w:lang w:val="es-MX"/>
               </w:rPr>
               <w:t>Tipo</w:t>
             </w:r>
@@ -4882,16 +4017,13 @@
           </w:tcPr>
           <w:p>
             <w:pPr>
-              <w:rPr>
-                <w:lang w:val="es-MX"/>
-              </w:rPr>
+              <w:keepNext/>
             </w:pPr>
             <w:r>
               <w:rPr>
                 <w:b/>
                 <w:color w:val="FFFFFF"/>
                 <w:sz w:val="19"/>
-                <w:lang w:val="es-MX"/>
               </w:rPr>
               <w:t>Casos</w:t>
             </w:r>
@@ -4904,16 +4036,13 @@
           </w:tcPr>
           <w:p>
             <w:pPr>
-              <w:rPr>
-                <w:lang w:val="es-MX"/>
-              </w:rPr>
+              <w:keepNext/>
             </w:pPr>
             <w:r>
               <w:rPr>
                 <w:b/>
                 <w:color w:val="FFFFFF"/>
                 <w:sz w:val="19"/>
-                <w:lang w:val="es-MX"/>
               </w:rPr>
               <w:t>Qué comprueba</w:t>
             </w:r>
@@ -4926,16 +4055,13 @@
           </w:tcPr>
           <w:p>
             <w:pPr>
-              <w:rPr>
-                <w:lang w:val="es-MX"/>
-              </w:rPr>
+              <w:keepNext/>
             </w:pPr>
             <w:r>
               <w:rPr>
                 <w:b/>
                 <w:color w:val="FFFFFF"/>
                 <w:sz w:val="19"/>
-                <w:lang w:val="es-MX"/>
               </w:rPr>
               <w:t>Cómo se ejecuta</w:t>
             </w:r>
@@ -4944,6 +4070,7 @@
       </w:tr>
       <w:tr>
         <w:trPr>
+          <w:cantSplit/>
           <w:jc w:val="center"/>
         </w:trPr>
         <w:tc>
@@ -4952,16 +4079,13 @@
           </w:tcPr>
           <w:p>
             <w:pPr>
-              <w:spacing w:after="20"/>
-              <w:rPr>
-                <w:lang w:val="es-MX"/>
-              </w:rPr>
+              <w:keepNext/>
+              <w:spacing w:after="20"/>
             </w:pPr>
             <w:r>
               <w:rPr>
                 <w:b/>
                 <w:sz w:val="19"/>
-                <w:lang w:val="es-MX"/>
               </w:rPr>
               <w:t>Unitaria</w:t>
             </w:r>
@@ -4973,15 +4097,12 @@
           </w:tcPr>
           <w:p>
             <w:pPr>
-              <w:spacing w:after="20"/>
-              <w:rPr>
-                <w:lang w:val="es-MX"/>
-              </w:rPr>
+              <w:keepNext/>
+              <w:spacing w:after="20"/>
             </w:pPr>
             <w:r>
               <w:rPr>
                 <w:sz w:val="19"/>
-                <w:lang w:val="es-MX"/>
               </w:rPr>
               <w:t>CP-01, CP-02, CP-03, CP-04</w:t>
             </w:r>
@@ -4993,15 +4114,12 @@
           </w:tcPr>
           <w:p>
             <w:pPr>
-              <w:spacing w:after="20"/>
-              <w:rPr>
-                <w:lang w:val="es-MX"/>
-              </w:rPr>
+              <w:keepNext/>
+              <w:spacing w:after="20"/>
             </w:pPr>
             <w:r>
               <w:rPr>
                 <w:sz w:val="19"/>
-                <w:lang w:val="es-MX"/>
               </w:rPr>
               <w:t>Una clase aislada (Inventario y Producto) da el resultado correcto.</w:t>
             </w:r>
@@ -5013,15 +4131,12 @@
           </w:tcPr>
           <w:p>
             <w:pPr>
-              <w:spacing w:after="20"/>
-              <w:rPr>
-                <w:lang w:val="es-MX"/>
-              </w:rPr>
+              <w:keepNext/>
+              <w:spacing w:after="20"/>
             </w:pPr>
             <w:r>
               <w:rPr>
                 <w:sz w:val="19"/>
-                <w:lang w:val="es-MX"/>
               </w:rPr>
               <w:t>En memoria, sin archivo ni servidor. tests/Unitarias. Tarda milisegundos.</w:t>
             </w:r>
@@ -5030,6 +4145,7 @@
       </w:tr>
       <w:tr>
         <w:trPr>
+          <w:cantSplit/>
           <w:jc w:val="center"/>
         </w:trPr>
         <w:tc>
@@ -5038,16 +4154,13 @@
           </w:tcPr>
           <w:p>
             <w:pPr>
-              <w:spacing w:after="20"/>
-              <w:rPr>
-                <w:lang w:val="es-MX"/>
-              </w:rPr>
+              <w:keepNext/>
+              <w:spacing w:after="20"/>
             </w:pPr>
             <w:r>
               <w:rPr>
                 <w:b/>
                 <w:sz w:val="19"/>
-                <w:lang w:val="es-MX"/>
               </w:rPr>
               <w:t>Integración</w:t>
             </w:r>
@@ -5059,15 +4172,12 @@
           </w:tcPr>
           <w:p>
             <w:pPr>
-              <w:spacing w:after="20"/>
-              <w:rPr>
-                <w:lang w:val="es-MX"/>
-              </w:rPr>
+              <w:keepNext/>
+              <w:spacing w:after="20"/>
             </w:pPr>
             <w:r>
               <w:rPr>
                 <w:sz w:val="19"/>
-                <w:lang w:val="es-MX"/>
               </w:rPr>
               <w:t>CP-05, CP-06</w:t>
             </w:r>
@@ -5079,15 +4189,12 @@
           </w:tcPr>
           <w:p>
             <w:pPr>
-              <w:spacing w:after="20"/>
-              <w:rPr>
-                <w:lang w:val="es-MX"/>
-              </w:rPr>
+              <w:keepNext/>
+              <w:spacing w:after="20"/>
             </w:pPr>
             <w:r>
               <w:rPr>
                 <w:sz w:val="19"/>
-                <w:lang w:val="es-MX"/>
               </w:rPr>
               <w:t>Inventario, RepositorioInventario y el archivo JSON funcionan juntos: la venta se guarda y una venta rechazada no escribe nada.</w:t>
             </w:r>
@@ -5099,15 +4206,12 @@
           </w:tcPr>
           <w:p>
             <w:pPr>
-              <w:spacing w:after="20"/>
-              <w:rPr>
-                <w:lang w:val="es-MX"/>
-              </w:rPr>
+              <w:keepNext/>
+              <w:spacing w:after="20"/>
             </w:pPr>
             <w:r>
               <w:rPr>
                 <w:sz w:val="19"/>
-                <w:lang w:val="es-MX"/>
               </w:rPr>
               <w:t>Archivo JSON temporal con bloqueo (flock). tests/Integracion.</w:t>
             </w:r>
@@ -5116,6 +4220,7 @@
       </w:tr>
       <w:tr>
         <w:trPr>
+          <w:cantSplit/>
           <w:jc w:val="center"/>
         </w:trPr>
         <w:tc>
@@ -5124,16 +4229,13 @@
           </w:tcPr>
           <w:p>
             <w:pPr>
-              <w:spacing w:after="20"/>
-              <w:rPr>
-                <w:lang w:val="es-MX"/>
-              </w:rPr>
+              <w:keepNext/>
+              <w:spacing w:after="20"/>
             </w:pPr>
             <w:r>
               <w:rPr>
                 <w:b/>
                 <w:sz w:val="19"/>
-                <w:lang w:val="es-MX"/>
               </w:rPr>
               <w:t>Sistema</w:t>
             </w:r>
@@ -5145,15 +4247,12 @@
           </w:tcPr>
           <w:p>
             <w:pPr>
-              <w:spacing w:after="20"/>
-              <w:rPr>
-                <w:lang w:val="es-MX"/>
-              </w:rPr>
+              <w:keepNext/>
+              <w:spacing w:after="20"/>
             </w:pPr>
             <w:r>
               <w:rPr>
                 <w:sz w:val="19"/>
-                <w:lang w:val="es-MX"/>
               </w:rPr>
               <w:t>CP-07, CP-08</w:t>
             </w:r>
@@ -5165,15 +4264,12 @@
           </w:tcPr>
           <w:p>
             <w:pPr>
-              <w:spacing w:after="20"/>
-              <w:rPr>
-                <w:lang w:val="es-MX"/>
-              </w:rPr>
+              <w:keepNext/>
+              <w:spacing w:after="20"/>
             </w:pPr>
             <w:r>
               <w:rPr>
                 <w:sz w:val="19"/>
-                <w:lang w:val="es-MX"/>
               </w:rPr>
               <w:t>La aplicación completa responde por HTTP: rutas, validación, códigos 201 y 422 y datos guardados.</w:t>
             </w:r>
@@ -5185,15 +4281,12 @@
           </w:tcPr>
           <w:p>
             <w:pPr>
-              <w:spacing w:after="20"/>
-              <w:rPr>
-                <w:lang w:val="es-MX"/>
-              </w:rPr>
+              <w:keepNext/>
+              <w:spacing w:after="20"/>
             </w:pPr>
             <w:r>
               <w:rPr>
                 <w:sz w:val="19"/>
-                <w:lang w:val="es-MX"/>
               </w:rPr>
               <w:t>La prueba levanta php -S con public/index.php en un puerto libre y le envía peticiones reales. tests/Sistema.</w:t>
             </w:r>
@@ -5202,6 +4295,7 @@
       </w:tr>
       <w:tr>
         <w:trPr>
+          <w:cantSplit/>
           <w:jc w:val="center"/>
         </w:trPr>
         <w:tc>
@@ -5211,15 +4305,11 @@
           <w:p>
             <w:pPr>
               <w:spacing w:after="20"/>
-              <w:rPr>
-                <w:lang w:val="es-MX"/>
-              </w:rPr>
             </w:pPr>
             <w:r>
               <w:rPr>
                 <w:b/>
                 <w:sz w:val="19"/>
-                <w:lang w:val="es-MX"/>
               </w:rPr>
               <w:t>Aceptación</w:t>
             </w:r>
@@ -5232,14 +4322,10 @@
           <w:p>
             <w:pPr>
               <w:spacing w:after="20"/>
-              <w:rPr>
-                <w:lang w:val="es-MX"/>
-              </w:rPr>
             </w:pPr>
             <w:r>
               <w:rPr>
                 <w:sz w:val="19"/>
-                <w:lang w:val="es-MX"/>
               </w:rPr>
               <w:t>CP-09, CP-10</w:t>
             </w:r>
@@ -5252,14 +4338,10 @@
           <w:p>
             <w:pPr>
               <w:spacing w:after="20"/>
-              <w:rPr>
-                <w:lang w:val="es-MX"/>
-              </w:rPr>
             </w:pPr>
             <w:r>
               <w:rPr>
                 <w:sz w:val="19"/>
-                <w:lang w:val="es-MX"/>
               </w:rPr>
               <w:t>Escenarios de la cliente (Dado / Cuando / Entonces): cierre del día con resurtido y llegada de mercancía.</w:t>
             </w:r>
@@ -5272,14 +4354,10 @@
           <w:p>
             <w:pPr>
               <w:spacing w:after="20"/>
-              <w:rPr>
-                <w:lang w:val="es-MX"/>
-              </w:rPr>
             </w:pPr>
             <w:r>
               <w:rPr>
                 <w:sz w:val="19"/>
-                <w:lang w:val="es-MX"/>
               </w:rPr>
               <w:t>Contra el sistema en ejecución. tests/Aceptacion. Ana Edith revisa el resultado y lo aprueba.</w:t>
             </w:r>
@@ -5290,75 +4368,36 @@
     <w:p>
       <w:pPr>
         <w:spacing w:after="40"/>
-        <w:rPr>
-          <w:lang w:val="es-MX"/>
-        </w:rPr>
       </w:pPr>
     </w:p>
     <w:p>
       <w:pPr>
-        <w:rPr>
-          <w:lang w:val="es-MX"/>
-        </w:rPr>
+        <w:pStyle w:val="Ttulo1"/>
       </w:pPr>
       <w:r>
-        <w:rPr>
-          <w:lang w:val="es-MX"/>
-        </w:rPr>
-        <w:br w:type="page"/>
-      </w:r>
-    </w:p>
-    <w:p>
-      <w:pPr>
-        <w:pStyle w:val="Ttulo1"/>
-        <w:rPr>
-          <w:lang w:val="es-MX"/>
-        </w:rPr>
-      </w:pPr>
-      <w:r>
-        <w:rPr>
-          <w:lang w:val="es-MX"/>
-        </w:rPr>
-        <w:lastRenderedPageBreak/>
         <w:t>5. Ejecutar las pruebas y registrar sus resultados.</w:t>
       </w:r>
     </w:p>
     <w:p>
-      <w:pPr>
-        <w:rPr>
-          <w:lang w:val="es-MX"/>
-        </w:rPr>
-      </w:pPr>
       <w:r>
-        <w:rPr>
-          <w:lang w:val="es-MX"/>
-        </w:rPr>
         <w:t>Ejecutamos las cuatro suites con el script scripts/ejecutar-pruebas.php el 28 de octubre de 2026 (Windows NT 10.0, PHP 8.4.27, PHPUnit 11.5.56). El script corre cada nivel por separado, guarda el JUnit de cada uno y arma el reporte con el resultado, el requisito y el tiempo de cada caso.</w:t>
       </w:r>
     </w:p>
     <w:p>
       <w:pPr>
         <w:shd w:val="clear" w:color="auto" w:fill="F2F4F7"/>
-        <w:rPr>
-          <w:noProof/>
-          <w:lang w:val="es-MX"/>
-        </w:rPr>
       </w:pPr>
       <w:r>
         <w:rPr>
           <w:rFonts w:ascii="Consolas" w:eastAsia="Consolas" w:hAnsi="Consolas"/>
-          <w:noProof/>
           <w:sz w:val="18"/>
-          <w:lang w:val="es-MX"/>
         </w:rPr>
         <w:t>cd "Actividad 2\sistema"</w:t>
       </w:r>
       <w:r>
         <w:rPr>
           <w:rFonts w:ascii="Consolas" w:eastAsia="Consolas" w:hAnsi="Consolas"/>
-          <w:noProof/>
           <w:sz w:val="18"/>
-          <w:lang w:val="es-MX"/>
         </w:rPr>
         <w:br/>
         <w:t>php scripts\ejecutar-pruebas.php --ronda="Ronda 1 - ejecución inicial"</w:t>
@@ -5380,6 +4419,7 @@
       </w:tblGrid>
       <w:tr>
         <w:trPr>
+          <w:cantSplit/>
           <w:tblHeader/>
           <w:jc w:val="center"/>
         </w:trPr>
@@ -5390,17 +4430,15 @@
           </w:tcPr>
           <w:p>
             <w:pPr>
-              <w:rPr>
-                <w:lang w:val="es-MX"/>
-              </w:rPr>
+              <w:keepNext/>
             </w:pPr>
             <w:r>
               <w:rPr>
                 <w:b/>
                 <w:color w:val="FFFFFF"/>
                 <w:sz w:val="18"/>
-                <w:lang w:val="es-MX"/>
-              </w:rPr>
+              </w:rPr>
+              <w:lastRenderedPageBreak/>
               <w:t>ID</w:t>
             </w:r>
           </w:p>
@@ -5412,16 +4450,13 @@
           </w:tcPr>
           <w:p>
             <w:pPr>
-              <w:rPr>
-                <w:lang w:val="es-MX"/>
-              </w:rPr>
+              <w:keepNext/>
             </w:pPr>
             <w:r>
               <w:rPr>
                 <w:b/>
                 <w:color w:val="FFFFFF"/>
                 <w:sz w:val="18"/>
-                <w:lang w:val="es-MX"/>
               </w:rPr>
               <w:t>Tipo</w:t>
             </w:r>
@@ -5434,16 +4469,13 @@
           </w:tcPr>
           <w:p>
             <w:pPr>
-              <w:rPr>
-                <w:lang w:val="es-MX"/>
-              </w:rPr>
+              <w:keepNext/>
             </w:pPr>
             <w:r>
               <w:rPr>
                 <w:b/>
                 <w:color w:val="FFFFFF"/>
                 <w:sz w:val="18"/>
-                <w:lang w:val="es-MX"/>
               </w:rPr>
               <w:t>Resultado obtenido</w:t>
             </w:r>
@@ -5456,16 +4488,13 @@
           </w:tcPr>
           <w:p>
             <w:pPr>
-              <w:rPr>
-                <w:lang w:val="es-MX"/>
-              </w:rPr>
+              <w:keepNext/>
             </w:pPr>
             <w:r>
               <w:rPr>
                 <w:b/>
                 <w:color w:val="FFFFFF"/>
                 <w:sz w:val="18"/>
-                <w:lang w:val="es-MX"/>
               </w:rPr>
               <w:t>Estado</w:t>
             </w:r>
@@ -5478,16 +4507,13 @@
           </w:tcPr>
           <w:p>
             <w:pPr>
-              <w:rPr>
-                <w:lang w:val="es-MX"/>
-              </w:rPr>
+              <w:keepNext/>
             </w:pPr>
             <w:r>
               <w:rPr>
                 <w:b/>
                 <w:color w:val="FFFFFF"/>
                 <w:sz w:val="18"/>
-                <w:lang w:val="es-MX"/>
               </w:rPr>
               <w:t>Tiempo</w:t>
             </w:r>
@@ -5496,6 +4522,7 @@
       </w:tr>
       <w:tr>
         <w:trPr>
+          <w:cantSplit/>
           <w:jc w:val="center"/>
         </w:trPr>
         <w:tc>
@@ -5504,16 +4531,13 @@
           </w:tcPr>
           <w:p>
             <w:pPr>
-              <w:spacing w:after="20"/>
-              <w:rPr>
-                <w:lang w:val="es-MX"/>
-              </w:rPr>
+              <w:keepNext/>
+              <w:spacing w:after="20"/>
             </w:pPr>
             <w:r>
               <w:rPr>
                 <w:b/>
                 <w:sz w:val="18"/>
-                <w:lang w:val="es-MX"/>
               </w:rPr>
               <w:t>CP-01</w:t>
             </w:r>
@@ -5525,15 +4549,12 @@
           </w:tcPr>
           <w:p>
             <w:pPr>
-              <w:spacing w:after="20"/>
-              <w:rPr>
-                <w:lang w:val="es-MX"/>
-              </w:rPr>
+              <w:keepNext/>
+              <w:spacing w:after="20"/>
             </w:pPr>
             <w:r>
               <w:rPr>
                 <w:sz w:val="18"/>
-                <w:lang w:val="es-MX"/>
               </w:rPr>
               <w:t>Unitaria</w:t>
             </w:r>
@@ -5545,15 +4566,12 @@
           </w:tcPr>
           <w:p>
             <w:pPr>
-              <w:spacing w:after="20"/>
-              <w:rPr>
-                <w:lang w:val="es-MX"/>
-              </w:rPr>
+              <w:keepNext/>
+              <w:spacing w:after="20"/>
             </w:pPr>
             <w:r>
               <w:rPr>
                 <w:sz w:val="18"/>
-                <w:lang w:val="es-MX"/>
               </w:rPr>
               <w:t>Producto MOU-010 registrado con existencia 30; inventario con 1 producto.</w:t>
             </w:r>
@@ -5566,15 +4584,12 @@
           </w:tcPr>
           <w:p>
             <w:pPr>
-              <w:spacing w:after="20"/>
-              <w:rPr>
-                <w:lang w:val="es-MX"/>
-              </w:rPr>
+              <w:keepNext/>
+              <w:spacing w:after="20"/>
             </w:pPr>
             <w:r>
               <w:rPr>
                 <w:sz w:val="18"/>
-                <w:lang w:val="es-MX"/>
               </w:rPr>
               <w:t>Aprobada</w:t>
             </w:r>
@@ -5586,15 +4601,12 @@
           </w:tcPr>
           <w:p>
             <w:pPr>
-              <w:spacing w:after="20"/>
-              <w:rPr>
-                <w:lang w:val="es-MX"/>
-              </w:rPr>
+              <w:keepNext/>
+              <w:spacing w:after="20"/>
             </w:pPr>
             <w:r>
               <w:rPr>
                 <w:sz w:val="18"/>
-                <w:lang w:val="es-MX"/>
               </w:rPr>
               <w:t>0.004 s</w:t>
             </w:r>
@@ -5603,6 +4615,7 @@
       </w:tr>
       <w:tr>
         <w:trPr>
+          <w:cantSplit/>
           <w:jc w:val="center"/>
         </w:trPr>
         <w:tc>
@@ -5611,16 +4624,13 @@
           </w:tcPr>
           <w:p>
             <w:pPr>
-              <w:spacing w:after="20"/>
-              <w:rPr>
-                <w:lang w:val="es-MX"/>
-              </w:rPr>
+              <w:keepNext/>
+              <w:spacing w:after="20"/>
             </w:pPr>
             <w:r>
               <w:rPr>
                 <w:b/>
                 <w:sz w:val="18"/>
-                <w:lang w:val="es-MX"/>
               </w:rPr>
               <w:t>CP-02</w:t>
             </w:r>
@@ -5632,15 +4642,12 @@
           </w:tcPr>
           <w:p>
             <w:pPr>
-              <w:spacing w:after="20"/>
-              <w:rPr>
-                <w:lang w:val="es-MX"/>
-              </w:rPr>
+              <w:keepNext/>
+              <w:spacing w:after="20"/>
             </w:pPr>
             <w:r>
               <w:rPr>
                 <w:sz w:val="18"/>
-                <w:lang w:val="es-MX"/>
               </w:rPr>
               <w:t>Unitaria</w:t>
             </w:r>
@@ -5652,15 +4659,12 @@
           </w:tcPr>
           <w:p>
             <w:pPr>
-              <w:spacing w:after="20"/>
-              <w:rPr>
-                <w:lang w:val="es-MX"/>
-              </w:rPr>
+              <w:keepNext/>
+              <w:spacing w:after="20"/>
             </w:pPr>
             <w:r>
               <w:rPr>
                 <w:sz w:val="18"/>
-                <w:lang w:val="es-MX"/>
               </w:rPr>
               <w:t>«Ya existe un producto con el código LAP-001.»; 1 producto, nombre Laptop Lenovo.</w:t>
             </w:r>
@@ -5673,15 +4677,12 @@
           </w:tcPr>
           <w:p>
             <w:pPr>
-              <w:spacing w:after="20"/>
-              <w:rPr>
-                <w:lang w:val="es-MX"/>
-              </w:rPr>
+              <w:keepNext/>
+              <w:spacing w:after="20"/>
             </w:pPr>
             <w:r>
               <w:rPr>
                 <w:sz w:val="18"/>
-                <w:lang w:val="es-MX"/>
               </w:rPr>
               <w:t>Aprobada</w:t>
             </w:r>
@@ -5693,15 +4694,12 @@
           </w:tcPr>
           <w:p>
             <w:pPr>
-              <w:spacing w:after="20"/>
-              <w:rPr>
-                <w:lang w:val="es-MX"/>
-              </w:rPr>
+              <w:keepNext/>
+              <w:spacing w:after="20"/>
             </w:pPr>
             <w:r>
               <w:rPr>
                 <w:sz w:val="18"/>
-                <w:lang w:val="es-MX"/>
               </w:rPr>
               <w:t>0.000 s</w:t>
             </w:r>
@@ -5710,6 +4708,7 @@
       </w:tr>
       <w:tr>
         <w:trPr>
+          <w:cantSplit/>
           <w:jc w:val="center"/>
         </w:trPr>
         <w:tc>
@@ -5718,16 +4717,13 @@
           </w:tcPr>
           <w:p>
             <w:pPr>
-              <w:spacing w:after="20"/>
-              <w:rPr>
-                <w:lang w:val="es-MX"/>
-              </w:rPr>
+              <w:keepNext/>
+              <w:spacing w:after="20"/>
             </w:pPr>
             <w:r>
               <w:rPr>
                 <w:b/>
                 <w:sz w:val="18"/>
-                <w:lang w:val="es-MX"/>
               </w:rPr>
               <w:t>CP-03</w:t>
             </w:r>
@@ -5739,15 +4735,12 @@
           </w:tcPr>
           <w:p>
             <w:pPr>
-              <w:spacing w:after="20"/>
-              <w:rPr>
-                <w:lang w:val="es-MX"/>
-              </w:rPr>
+              <w:keepNext/>
+              <w:spacing w:after="20"/>
             </w:pPr>
             <w:r>
               <w:rPr>
                 <w:sz w:val="18"/>
-                <w:lang w:val="es-MX"/>
               </w:rPr>
               <w:t>Unitaria</w:t>
             </w:r>
@@ -5759,15 +4752,12 @@
           </w:tcPr>
           <w:p>
             <w:pPr>
-              <w:spacing w:after="20"/>
-              <w:rPr>
-                <w:lang w:val="es-MX"/>
-              </w:rPr>
+              <w:keepNext/>
+              <w:spacing w:after="20"/>
             </w:pPr>
             <w:r>
               <w:rPr>
                 <w:sz w:val="18"/>
-                <w:lang w:val="es-MX"/>
               </w:rPr>
               <w:t>Existencia 6; movimiento salida, 4 piezas, resultante 6, motivo Venta.</w:t>
             </w:r>
@@ -5780,15 +4770,12 @@
           </w:tcPr>
           <w:p>
             <w:pPr>
-              <w:spacing w:after="20"/>
-              <w:rPr>
-                <w:lang w:val="es-MX"/>
-              </w:rPr>
+              <w:keepNext/>
+              <w:spacing w:after="20"/>
             </w:pPr>
             <w:r>
               <w:rPr>
                 <w:sz w:val="18"/>
-                <w:lang w:val="es-MX"/>
               </w:rPr>
               <w:t>Aprobada</w:t>
             </w:r>
@@ -5800,15 +4787,12 @@
           </w:tcPr>
           <w:p>
             <w:pPr>
-              <w:spacing w:after="20"/>
-              <w:rPr>
-                <w:lang w:val="es-MX"/>
-              </w:rPr>
+              <w:keepNext/>
+              <w:spacing w:after="20"/>
             </w:pPr>
             <w:r>
               <w:rPr>
                 <w:sz w:val="18"/>
-                <w:lang w:val="es-MX"/>
               </w:rPr>
               <w:t>0.000 s</w:t>
             </w:r>
@@ -5817,6 +4801,7 @@
       </w:tr>
       <w:tr>
         <w:trPr>
+          <w:cantSplit/>
           <w:jc w:val="center"/>
         </w:trPr>
         <w:tc>
@@ -5825,16 +4810,13 @@
           </w:tcPr>
           <w:p>
             <w:pPr>
-              <w:spacing w:after="20"/>
-              <w:rPr>
-                <w:lang w:val="es-MX"/>
-              </w:rPr>
+              <w:keepNext/>
+              <w:spacing w:after="20"/>
             </w:pPr>
             <w:r>
               <w:rPr>
                 <w:b/>
                 <w:sz w:val="18"/>
-                <w:lang w:val="es-MX"/>
               </w:rPr>
               <w:t>CP-04</w:t>
             </w:r>
@@ -5846,15 +4828,12 @@
           </w:tcPr>
           <w:p>
             <w:pPr>
-              <w:spacing w:after="20"/>
-              <w:rPr>
-                <w:lang w:val="es-MX"/>
-              </w:rPr>
+              <w:keepNext/>
+              <w:spacing w:after="20"/>
             </w:pPr>
             <w:r>
               <w:rPr>
                 <w:sz w:val="18"/>
-                <w:lang w:val="es-MX"/>
               </w:rPr>
               <w:t>Unitaria</w:t>
             </w:r>
@@ -5866,15 +4845,12 @@
           </w:tcPr>
           <w:p>
             <w:pPr>
-              <w:spacing w:after="20"/>
-              <w:rPr>
-                <w:lang w:val="es-MX"/>
-              </w:rPr>
+              <w:keepNext/>
+              <w:spacing w:after="20"/>
             </w:pPr>
             <w:r>
               <w:rPr>
                 <w:sz w:val="18"/>
-                <w:lang w:val="es-MX"/>
               </w:rPr>
               <w:t>«Existencia insuficiente de LAP-001: hay 10 y se pidieron 50.»; existencia 10; sin movimientos.</w:t>
             </w:r>
@@ -5887,15 +4863,12 @@
           </w:tcPr>
           <w:p>
             <w:pPr>
-              <w:spacing w:after="20"/>
-              <w:rPr>
-                <w:lang w:val="es-MX"/>
-              </w:rPr>
+              <w:keepNext/>
+              <w:spacing w:after="20"/>
             </w:pPr>
             <w:r>
               <w:rPr>
                 <w:sz w:val="18"/>
-                <w:lang w:val="es-MX"/>
               </w:rPr>
               <w:t>Aprobada</w:t>
             </w:r>
@@ -5907,15 +4880,12 @@
           </w:tcPr>
           <w:p>
             <w:pPr>
-              <w:spacing w:after="20"/>
-              <w:rPr>
-                <w:lang w:val="es-MX"/>
-              </w:rPr>
+              <w:keepNext/>
+              <w:spacing w:after="20"/>
             </w:pPr>
             <w:r>
               <w:rPr>
                 <w:sz w:val="18"/>
-                <w:lang w:val="es-MX"/>
               </w:rPr>
               <w:t>0.000 s</w:t>
             </w:r>
@@ -5924,6 +4894,7 @@
       </w:tr>
       <w:tr>
         <w:trPr>
+          <w:cantSplit/>
           <w:jc w:val="center"/>
         </w:trPr>
         <w:tc>
@@ -5932,16 +4903,13 @@
           </w:tcPr>
           <w:p>
             <w:pPr>
-              <w:spacing w:after="20"/>
-              <w:rPr>
-                <w:lang w:val="es-MX"/>
-              </w:rPr>
+              <w:keepNext/>
+              <w:spacing w:after="20"/>
             </w:pPr>
             <w:r>
               <w:rPr>
                 <w:b/>
                 <w:sz w:val="18"/>
-                <w:lang w:val="es-MX"/>
               </w:rPr>
               <w:t>CP-05</w:t>
             </w:r>
@@ -5953,15 +4921,12 @@
           </w:tcPr>
           <w:p>
             <w:pPr>
-              <w:spacing w:after="20"/>
-              <w:rPr>
-                <w:lang w:val="es-MX"/>
-              </w:rPr>
+              <w:keepNext/>
+              <w:spacing w:after="20"/>
             </w:pPr>
             <w:r>
               <w:rPr>
                 <w:sz w:val="18"/>
-                <w:lang w:val="es-MX"/>
               </w:rPr>
               <w:t>Integración</w:t>
             </w:r>
@@ -5973,15 +4938,12 @@
           </w:tcPr>
           <w:p>
             <w:pPr>
-              <w:spacing w:after="20"/>
-              <w:rPr>
-                <w:lang w:val="es-MX"/>
-              </w:rPr>
+              <w:keepNext/>
+              <w:spacing w:after="20"/>
             </w:pPr>
             <w:r>
               <w:rPr>
                 <w:sz w:val="18"/>
-                <w:lang w:val="es-MX"/>
               </w:rPr>
               <w:t>Al recargar: LAP-001 10, MOU-010 23; 1 movimiento con resultante 23.</w:t>
             </w:r>
@@ -5994,15 +4956,12 @@
           </w:tcPr>
           <w:p>
             <w:pPr>
-              <w:spacing w:after="20"/>
-              <w:rPr>
-                <w:lang w:val="es-MX"/>
-              </w:rPr>
+              <w:keepNext/>
+              <w:spacing w:after="20"/>
             </w:pPr>
             <w:r>
               <w:rPr>
                 <w:sz w:val="18"/>
-                <w:lang w:val="es-MX"/>
               </w:rPr>
               <w:t>Aprobada</w:t>
             </w:r>
@@ -6014,15 +4973,12 @@
           </w:tcPr>
           <w:p>
             <w:pPr>
-              <w:spacing w:after="20"/>
-              <w:rPr>
-                <w:lang w:val="es-MX"/>
-              </w:rPr>
+              <w:keepNext/>
+              <w:spacing w:after="20"/>
             </w:pPr>
             <w:r>
               <w:rPr>
                 <w:sz w:val="18"/>
-                <w:lang w:val="es-MX"/>
               </w:rPr>
               <w:t>0.007 s</w:t>
             </w:r>
@@ -6031,6 +4987,7 @@
       </w:tr>
       <w:tr>
         <w:trPr>
+          <w:cantSplit/>
           <w:jc w:val="center"/>
         </w:trPr>
         <w:tc>
@@ -6039,16 +4996,13 @@
           </w:tcPr>
           <w:p>
             <w:pPr>
-              <w:spacing w:after="20"/>
-              <w:rPr>
-                <w:lang w:val="es-MX"/>
-              </w:rPr>
+              <w:keepNext/>
+              <w:spacing w:after="20"/>
             </w:pPr>
             <w:r>
               <w:rPr>
                 <w:b/>
                 <w:sz w:val="18"/>
-                <w:lang w:val="es-MX"/>
               </w:rPr>
               <w:t>CP-06</w:t>
             </w:r>
@@ -6060,15 +5014,12 @@
           </w:tcPr>
           <w:p>
             <w:pPr>
-              <w:spacing w:after="20"/>
-              <w:rPr>
-                <w:lang w:val="es-MX"/>
-              </w:rPr>
+              <w:keepNext/>
+              <w:spacing w:after="20"/>
             </w:pPr>
             <w:r>
               <w:rPr>
                 <w:sz w:val="18"/>
-                <w:lang w:val="es-MX"/>
               </w:rPr>
               <w:t>Integración</w:t>
             </w:r>
@@ -6080,15 +5031,12 @@
           </w:tcPr>
           <w:p>
             <w:pPr>
-              <w:spacing w:after="20"/>
-              <w:rPr>
-                <w:lang w:val="es-MX"/>
-              </w:rPr>
+              <w:keepNext/>
+              <w:spacing w:after="20"/>
             </w:pPr>
             <w:r>
               <w:rPr>
                 <w:sz w:val="18"/>
-                <w:lang w:val="es-MX"/>
               </w:rPr>
               <w:t>Venta rechazada; el archivo no cambió; LAP-001 en 10.</w:t>
             </w:r>
@@ -6101,15 +5049,12 @@
           </w:tcPr>
           <w:p>
             <w:pPr>
-              <w:spacing w:after="20"/>
-              <w:rPr>
-                <w:lang w:val="es-MX"/>
-              </w:rPr>
+              <w:keepNext/>
+              <w:spacing w:after="20"/>
             </w:pPr>
             <w:r>
               <w:rPr>
                 <w:sz w:val="18"/>
-                <w:lang w:val="es-MX"/>
               </w:rPr>
               <w:t>Aprobada</w:t>
             </w:r>
@@ -6121,15 +5066,12 @@
           </w:tcPr>
           <w:p>
             <w:pPr>
-              <w:spacing w:after="20"/>
-              <w:rPr>
-                <w:lang w:val="es-MX"/>
-              </w:rPr>
+              <w:keepNext/>
+              <w:spacing w:after="20"/>
             </w:pPr>
             <w:r>
               <w:rPr>
                 <w:sz w:val="18"/>
-                <w:lang w:val="es-MX"/>
               </w:rPr>
               <w:t>0.001 s</w:t>
             </w:r>
@@ -6138,6 +5080,7 @@
       </w:tr>
       <w:tr>
         <w:trPr>
+          <w:cantSplit/>
           <w:jc w:val="center"/>
         </w:trPr>
         <w:tc>
@@ -6146,16 +5089,13 @@
           </w:tcPr>
           <w:p>
             <w:pPr>
-              <w:spacing w:after="20"/>
-              <w:rPr>
-                <w:lang w:val="es-MX"/>
-              </w:rPr>
+              <w:keepNext/>
+              <w:spacing w:after="20"/>
             </w:pPr>
             <w:r>
               <w:rPr>
                 <w:b/>
                 <w:sz w:val="18"/>
-                <w:lang w:val="es-MX"/>
               </w:rPr>
               <w:t>CP-07</w:t>
             </w:r>
@@ -6167,15 +5107,12 @@
           </w:tcPr>
           <w:p>
             <w:pPr>
-              <w:spacing w:after="20"/>
-              <w:rPr>
-                <w:lang w:val="es-MX"/>
-              </w:rPr>
+              <w:keepNext/>
+              <w:spacing w:after="20"/>
             </w:pPr>
             <w:r>
               <w:rPr>
                 <w:sz w:val="18"/>
-                <w:lang w:val="es-MX"/>
               </w:rPr>
               <w:t>Sistema</w:t>
             </w:r>
@@ -6187,15 +5124,12 @@
           </w:tcPr>
           <w:p>
             <w:pPr>
-              <w:spacing w:after="20"/>
-              <w:rPr>
-                <w:lang w:val="es-MX"/>
-              </w:rPr>
+              <w:keepNext/>
+              <w:spacing w:after="20"/>
             </w:pPr>
             <w:r>
               <w:rPr>
                 <w:sz w:val="18"/>
-                <w:lang w:val="es-MX"/>
               </w:rPr>
               <w:t>201 → existencia 14 → 201 con existencia 11 y motivo Venta → existencia 11.</w:t>
             </w:r>
@@ -6208,15 +5142,12 @@
           </w:tcPr>
           <w:p>
             <w:pPr>
-              <w:spacing w:after="20"/>
-              <w:rPr>
-                <w:lang w:val="es-MX"/>
-              </w:rPr>
+              <w:keepNext/>
+              <w:spacing w:after="20"/>
             </w:pPr>
             <w:r>
               <w:rPr>
                 <w:sz w:val="18"/>
-                <w:lang w:val="es-MX"/>
               </w:rPr>
               <w:t>Aprobada</w:t>
             </w:r>
@@ -6228,15 +5159,12 @@
           </w:tcPr>
           <w:p>
             <w:pPr>
-              <w:spacing w:after="20"/>
-              <w:rPr>
-                <w:lang w:val="es-MX"/>
-              </w:rPr>
+              <w:keepNext/>
+              <w:spacing w:after="20"/>
             </w:pPr>
             <w:r>
               <w:rPr>
                 <w:sz w:val="18"/>
-                <w:lang w:val="es-MX"/>
               </w:rPr>
               <w:t>0.926 s</w:t>
             </w:r>
@@ -6245,6 +5173,7 @@
       </w:tr>
       <w:tr>
         <w:trPr>
+          <w:cantSplit/>
           <w:jc w:val="center"/>
         </w:trPr>
         <w:tc>
@@ -6253,16 +5182,13 @@
           </w:tcPr>
           <w:p>
             <w:pPr>
-              <w:spacing w:after="20"/>
-              <w:rPr>
-                <w:lang w:val="es-MX"/>
-              </w:rPr>
+              <w:keepNext/>
+              <w:spacing w:after="20"/>
             </w:pPr>
             <w:r>
               <w:rPr>
                 <w:b/>
                 <w:sz w:val="18"/>
-                <w:lang w:val="es-MX"/>
               </w:rPr>
               <w:t>CP-08</w:t>
             </w:r>
@@ -6274,15 +5200,12 @@
           </w:tcPr>
           <w:p>
             <w:pPr>
-              <w:spacing w:after="20"/>
-              <w:rPr>
-                <w:lang w:val="es-MX"/>
-              </w:rPr>
+              <w:keepNext/>
+              <w:spacing w:after="20"/>
             </w:pPr>
             <w:r>
               <w:rPr>
                 <w:sz w:val="18"/>
-                <w:lang w:val="es-MX"/>
               </w:rPr>
               <w:t>Sistema</w:t>
             </w:r>
@@ -6294,15 +5217,12 @@
           </w:tcPr>
           <w:p>
             <w:pPr>
-              <w:spacing w:after="20"/>
-              <w:rPr>
-                <w:lang w:val="es-MX"/>
-              </w:rPr>
+              <w:keepNext/>
+              <w:spacing w:after="20"/>
             </w:pPr>
             <w:r>
               <w:rPr>
                 <w:sz w:val="18"/>
-                <w:lang w:val="es-MX"/>
               </w:rPr>
               <w:t>422, 422 y 422 con mensaje; LAP-001 en 10; historial vacío.</w:t>
             </w:r>
@@ -6315,15 +5235,12 @@
           </w:tcPr>
           <w:p>
             <w:pPr>
-              <w:spacing w:after="20"/>
-              <w:rPr>
-                <w:lang w:val="es-MX"/>
-              </w:rPr>
+              <w:keepNext/>
+              <w:spacing w:after="20"/>
             </w:pPr>
             <w:r>
               <w:rPr>
                 <w:sz w:val="18"/>
-                <w:lang w:val="es-MX"/>
               </w:rPr>
               <w:t>Aprobada</w:t>
             </w:r>
@@ -6335,15 +5252,12 @@
           </w:tcPr>
           <w:p>
             <w:pPr>
-              <w:spacing w:after="20"/>
-              <w:rPr>
-                <w:lang w:val="es-MX"/>
-              </w:rPr>
+              <w:keepNext/>
+              <w:spacing w:after="20"/>
             </w:pPr>
             <w:r>
               <w:rPr>
                 <w:sz w:val="18"/>
-                <w:lang w:val="es-MX"/>
               </w:rPr>
               <w:t>0.922 s</w:t>
             </w:r>
@@ -6352,6 +5266,7 @@
       </w:tr>
       <w:tr>
         <w:trPr>
+          <w:cantSplit/>
           <w:jc w:val="center"/>
         </w:trPr>
         <w:tc>
@@ -6360,16 +5275,13 @@
           </w:tcPr>
           <w:p>
             <w:pPr>
-              <w:spacing w:after="20"/>
-              <w:rPr>
-                <w:lang w:val="es-MX"/>
-              </w:rPr>
+              <w:keepNext/>
+              <w:spacing w:after="20"/>
             </w:pPr>
             <w:r>
               <w:rPr>
                 <w:b/>
                 <w:sz w:val="18"/>
-                <w:lang w:val="es-MX"/>
               </w:rPr>
               <w:t>CP-09</w:t>
             </w:r>
@@ -6381,15 +5293,12 @@
           </w:tcPr>
           <w:p>
             <w:pPr>
-              <w:spacing w:after="20"/>
-              <w:rPr>
-                <w:lang w:val="es-MX"/>
-              </w:rPr>
+              <w:keepNext/>
+              <w:spacing w:after="20"/>
             </w:pPr>
             <w:r>
               <w:rPr>
                 <w:sz w:val="18"/>
-                <w:lang w:val="es-MX"/>
               </w:rPr>
               <w:t>Aceptación</w:t>
             </w:r>
@@ -6401,15 +5310,12 @@
           </w:tcPr>
           <w:p>
             <w:pPr>
-              <w:spacing w:after="20"/>
-              <w:rPr>
-                <w:lang w:val="es-MX"/>
-              </w:rPr>
+              <w:keepNext/>
+              <w:spacing w:after="20"/>
             </w:pPr>
             <w:r>
               <w:rPr>
                 <w:sz w:val="18"/>
-                <w:lang w:val="es-MX"/>
               </w:rPr>
               <w:t>Por resurtir: ACC-002 y RED-001; 3 productos, 34 unidades, $10,291.00.</w:t>
             </w:r>
@@ -6422,15 +5328,12 @@
           </w:tcPr>
           <w:p>
             <w:pPr>
-              <w:spacing w:after="20"/>
-              <w:rPr>
-                <w:lang w:val="es-MX"/>
-              </w:rPr>
+              <w:keepNext/>
+              <w:spacing w:after="20"/>
             </w:pPr>
             <w:r>
               <w:rPr>
                 <w:sz w:val="18"/>
-                <w:lang w:val="es-MX"/>
               </w:rPr>
               <w:t>Aprobada</w:t>
             </w:r>
@@ -6442,15 +5345,12 @@
           </w:tcPr>
           <w:p>
             <w:pPr>
-              <w:spacing w:after="20"/>
-              <w:rPr>
-                <w:lang w:val="es-MX"/>
-              </w:rPr>
+              <w:keepNext/>
+              <w:spacing w:after="20"/>
             </w:pPr>
             <w:r>
               <w:rPr>
                 <w:sz w:val="18"/>
-                <w:lang w:val="es-MX"/>
               </w:rPr>
               <w:t>0.949 s</w:t>
             </w:r>
@@ -6459,6 +5359,7 @@
       </w:tr>
       <w:tr>
         <w:trPr>
+          <w:cantSplit/>
           <w:jc w:val="center"/>
         </w:trPr>
         <w:tc>
@@ -6468,15 +5369,11 @@
           <w:p>
             <w:pPr>
               <w:spacing w:after="20"/>
-              <w:rPr>
-                <w:lang w:val="es-MX"/>
-              </w:rPr>
             </w:pPr>
             <w:r>
               <w:rPr>
                 <w:b/>
                 <w:sz w:val="18"/>
-                <w:lang w:val="es-MX"/>
               </w:rPr>
               <w:t>CP-10</w:t>
             </w:r>
@@ -6489,14 +5386,10 @@
           <w:p>
             <w:pPr>
               <w:spacing w:after="20"/>
-              <w:rPr>
-                <w:lang w:val="es-MX"/>
-              </w:rPr>
             </w:pPr>
             <w:r>
               <w:rPr>
                 <w:sz w:val="18"/>
-                <w:lang w:val="es-MX"/>
               </w:rPr>
               <w:t>Aceptación</w:t>
             </w:r>
@@ -6509,14 +5402,10 @@
           <w:p>
             <w:pPr>
               <w:spacing w:after="20"/>
-              <w:rPr>
-                <w:lang w:val="es-MX"/>
-              </w:rPr>
             </w:pPr>
             <w:r>
               <w:rPr>
                 <w:sz w:val="18"/>
-                <w:lang w:val="es-MX"/>
               </w:rPr>
               <w:t>MOU-010 37, ACC-002 12, RED-001 6; historial: salida 3 → 37, entrada 10 → 40.</w:t>
             </w:r>
@@ -6530,14 +5419,10 @@
           <w:p>
             <w:pPr>
               <w:spacing w:after="20"/>
-              <w:rPr>
-                <w:lang w:val="es-MX"/>
-              </w:rPr>
             </w:pPr>
             <w:r>
               <w:rPr>
                 <w:sz w:val="18"/>
-                <w:lang w:val="es-MX"/>
               </w:rPr>
               <w:t>Aprobada</w:t>
             </w:r>
@@ -6550,14 +5435,10 @@
           <w:p>
             <w:pPr>
               <w:spacing w:after="20"/>
-              <w:rPr>
-                <w:lang w:val="es-MX"/>
-              </w:rPr>
             </w:pPr>
             <w:r>
               <w:rPr>
                 <w:sz w:val="18"/>
-                <w:lang w:val="es-MX"/>
               </w:rPr>
               <w:t>0.888 s</w:t>
             </w:r>
@@ -6568,45 +5449,30 @@
     <w:p>
       <w:pPr>
         <w:spacing w:after="40"/>
-        <w:rPr>
-          <w:lang w:val="es-MX"/>
-        </w:rPr>
       </w:pPr>
     </w:p>
     <w:p>
-      <w:pPr>
-        <w:rPr>
-          <w:lang w:val="es-MX"/>
-        </w:rPr>
-      </w:pPr>
       <w:r>
         <w:rPr>
           <w:b/>
-          <w:lang w:val="es-MX"/>
         </w:rPr>
         <w:t xml:space="preserve">Resumen de la ronda 1: </w:t>
       </w:r>
       <w:r>
-        <w:rPr>
-          <w:lang w:val="es-MX"/>
-        </w:rPr>
         <w:t>10 casos ejecutados, 10 aprobados, 0 no aprobados; 43 aserciones en 3.697 s. Los casos de sistema y aceptación tardan cerca de un segundo porque cada uno levanta su propio servidor.</w:t>
       </w:r>
     </w:p>
     <w:p>
       <w:pPr>
+        <w:keepNext/>
         <w:jc w:val="center"/>
-        <w:rPr>
-          <w:lang w:val="es-MX"/>
-        </w:rPr>
       </w:pPr>
       <w:r>
         <w:rPr>
           <w:noProof/>
-          <w:lang w:val="es-MX"/>
         </w:rPr>
         <w:drawing>
-          <wp:inline distT="0" distB="0" distL="0" distR="0" wp14:anchorId="02BAA582" wp14:editId="4D6C17C2">
+          <wp:inline distT="0" distB="0" distL="0" distR="0" wp14:anchorId="023F197D" wp14:editId="49C176FF">
             <wp:extent cx="5940000" cy="3341250"/>
             <wp:effectExtent l="0" t="0" r="0" b="0"/>
             <wp:docPr id="2" name="Picture 2"/>
@@ -6645,35 +5511,28 @@
     <w:p>
       <w:pPr>
         <w:jc w:val="center"/>
-        <w:rPr>
-          <w:lang w:val="es-MX"/>
-        </w:rPr>
       </w:pPr>
       <w:r>
         <w:rPr>
           <w:i/>
           <w:color w:val="5D6575"/>
           <w:sz w:val="18"/>
-          <w:lang w:val="es-MX"/>
         </w:rPr>
         <w:t>Figura 2. Captura de pantalla de la ejecución de la ronda 1 en Windows Terminal.</w:t>
       </w:r>
     </w:p>
     <w:p>
       <w:pPr>
+        <w:keepNext/>
         <w:jc w:val="center"/>
-        <w:rPr>
-          <w:lang w:val="es-MX"/>
-        </w:rPr>
       </w:pPr>
       <w:r>
         <w:rPr>
           <w:noProof/>
-          <w:lang w:val="es-MX"/>
         </w:rPr>
         <w:lastRenderedPageBreak/>
         <w:drawing>
-          <wp:inline distT="0" distB="0" distL="0" distR="0" wp14:anchorId="46D85BC6" wp14:editId="754593CB">
+          <wp:inline distT="0" distB="0" distL="0" distR="0" wp14:anchorId="1DFF0363" wp14:editId="5B31A2E9">
             <wp:extent cx="5940000" cy="3341250"/>
             <wp:effectExtent l="0" t="0" r="0" b="0"/>
             <wp:docPr id="3" name="Picture 3"/>
@@ -6712,16 +5571,12 @@
     <w:p>
       <w:pPr>
         <w:jc w:val="center"/>
-        <w:rPr>
-          <w:lang w:val="es-MX"/>
-        </w:rPr>
       </w:pPr>
       <w:r>
         <w:rPr>
           <w:i/>
           <w:color w:val="5D6575"/>
           <w:sz w:val="18"/>
-          <w:lang w:val="es-MX"/>
         </w:rPr>
         <w:t>Figura 3. Captura de pantalla del reporte generado (evidencias/reporte-pruebas.html) abierto en Chrome.</w:t>
       </w:r>
@@ -6729,125 +5584,62 @@
     <w:p>
       <w:pPr>
         <w:spacing w:after="40"/>
-        <w:rPr>
-          <w:lang w:val="es-MX"/>
-        </w:rPr>
       </w:pPr>
       <w:r>
-        <w:rPr>
-          <w:lang w:val="es-MX"/>
-        </w:rPr>
         <w:t>Evidencia que deja cada ejecución en sistema/evidencias:</w:t>
       </w:r>
     </w:p>
     <w:p>
       <w:pPr>
         <w:pStyle w:val="Listaconvietas"/>
-        <w:rPr>
-          <w:lang w:val="es-MX"/>
-        </w:rPr>
       </w:pPr>
       <w:r>
-        <w:rPr>
-          <w:lang w:val="es-MX"/>
-        </w:rPr>
         <w:t>reporte-pruebas.html: reporte con totales, estado y tiempo de cada caso.</w:t>
       </w:r>
     </w:p>
     <w:p>
       <w:pPr>
         <w:pStyle w:val="Listaconvietas"/>
-        <w:rPr>
-          <w:lang w:val="es-MX"/>
-        </w:rPr>
       </w:pPr>
       <w:r>
-        <w:rPr>
-          <w:lang w:val="es-MX"/>
-        </w:rPr>
         <w:t>junit-Unitarias.xml, junit-Integracion.xml, junit-Sistema.xml y junit-Aceptacion.xml: formato que leen GitHub Actions y otras herramientas.</w:t>
       </w:r>
     </w:p>
     <w:p>
       <w:pPr>
         <w:pStyle w:val="Listaconvietas"/>
-        <w:rPr>
-          <w:lang w:val="es-MX"/>
-        </w:rPr>
       </w:pPr>
       <w:r>
-        <w:rPr>
-          <w:lang w:val="es-MX"/>
-        </w:rPr>
         <w:t>resultados.json y resultados.md: los mismos resultados en datos y en tabla.</w:t>
       </w:r>
     </w:p>
     <w:p>
       <w:pPr>
         <w:pStyle w:val="Listaconvietas"/>
-        <w:rPr>
-          <w:lang w:val="es-MX"/>
-        </w:rPr>
       </w:pPr>
       <w:r>
-        <w:rPr>
-          <w:lang w:val="es-MX"/>
-        </w:rPr>
         <w:t>salida-&lt;Suite&gt;.txt: salida de la consola de cada nivel.</w:t>
       </w:r>
     </w:p>
     <w:p>
       <w:pPr>
-        <w:rPr>
-          <w:lang w:val="es-MX"/>
-        </w:rPr>
+        <w:pStyle w:val="Ttulo1"/>
       </w:pPr>
       <w:r>
-        <w:rPr>
-          <w:lang w:val="es-MX"/>
-        </w:rPr>
-        <w:br w:type="page"/>
-      </w:r>
-    </w:p>
-    <w:p>
-      <w:pPr>
-        <w:pStyle w:val="Ttulo1"/>
-        <w:rPr>
-          <w:lang w:val="es-MX"/>
-        </w:rPr>
-      </w:pPr>
-      <w:r>
-        <w:rPr>
-          <w:lang w:val="es-MX"/>
-        </w:rPr>
-        <w:lastRenderedPageBreak/>
         <w:t>6. Documentar dos defectos hipotéticos con descripción, prioridad y evidencia esperada.</w:t>
       </w:r>
     </w:p>
     <w:p>
-      <w:pPr>
-        <w:rPr>
-          <w:lang w:val="es-MX"/>
-        </w:rPr>
-      </w:pPr>
       <w:r>
-        <w:rPr>
-          <w:lang w:val="es-MX"/>
-        </w:rPr>
         <w:t>Documentamos dos defectos hipotéticos que pueden aparecer en el sistema. Para que la evidencia esperada no se quede en suposición, el script scripts/simular-defectos.php los provoca en una copia de src/ (el código original no se toca) y ejecuta los diez casos contra esa copia. Los mensajes de la fila «Evidencia obtenida en la simulación» salen de esa ejecución.</w:t>
       </w:r>
     </w:p>
     <w:p>
       <w:pPr>
         <w:pStyle w:val="Ttulo2"/>
-        <w:rPr>
-          <w:lang w:val="es-MX"/>
-        </w:rPr>
       </w:pPr>
       <w:r>
-        <w:rPr>
-          <w:lang w:val="es-MX"/>
-        </w:rPr>
+        <w:lastRenderedPageBreak/>
         <w:t>DEF-01 · La venta deja la existencia en negativo</w:t>
       </w:r>
     </w:p>
@@ -6862,6 +5654,9 @@
         <w:gridCol w:w="7030"/>
       </w:tblGrid>
       <w:tr>
+        <w:trPr>
+          <w:cantSplit/>
+        </w:trPr>
         <w:tc>
           <w:tcPr>
             <w:tcW w:w="2381" w:type="dxa"/>
@@ -6869,15 +5664,12 @@
           </w:tcPr>
           <w:p>
             <w:pPr>
-              <w:rPr>
-                <w:lang w:val="es-MX"/>
-              </w:rPr>
+              <w:keepNext/>
             </w:pPr>
             <w:r>
               <w:rPr>
                 <w:b/>
                 <w:sz w:val="20"/>
-                <w:lang w:val="es-MX"/>
               </w:rPr>
               <w:t>ID</w:t>
             </w:r>
@@ -6889,15 +5681,12 @@
           </w:tcPr>
           <w:p>
             <w:pPr>
-              <w:spacing w:after="20"/>
-              <w:rPr>
-                <w:lang w:val="es-MX"/>
-              </w:rPr>
+              <w:keepNext/>
+              <w:spacing w:after="20"/>
             </w:pPr>
             <w:r>
               <w:rPr>
                 <w:sz w:val="20"/>
-                <w:lang w:val="es-MX"/>
               </w:rPr>
               <w:t>DEF-01</w:t>
             </w:r>
@@ -6905,6 +5694,9 @@
         </w:tc>
       </w:tr>
       <w:tr>
+        <w:trPr>
+          <w:cantSplit/>
+        </w:trPr>
         <w:tc>
           <w:tcPr>
             <w:tcW w:w="2381" w:type="dxa"/>
@@ -6912,15 +5704,12 @@
           </w:tcPr>
           <w:p>
             <w:pPr>
-              <w:rPr>
-                <w:lang w:val="es-MX"/>
-              </w:rPr>
+              <w:keepNext/>
             </w:pPr>
             <w:r>
               <w:rPr>
                 <w:b/>
                 <w:sz w:val="20"/>
-                <w:lang w:val="es-MX"/>
               </w:rPr>
               <w:t>Descripción</w:t>
             </w:r>
@@ -6932,15 +5721,12 @@
           </w:tcPr>
           <w:p>
             <w:pPr>
-              <w:spacing w:after="20"/>
-              <w:rPr>
-                <w:lang w:val="es-MX"/>
-              </w:rPr>
+              <w:keepNext/>
+              <w:spacing w:after="20"/>
             </w:pPr>
             <w:r>
               <w:rPr>
                 <w:sz w:val="20"/>
-                <w:lang w:val="es-MX"/>
               </w:rPr>
               <w:t>Al registrar una venta con una cantidad mayor a la existencia, el sistema la acepta, responde 201 y la existencia queda en negativo. La causa sería que Inventario::registrarSalida deja de comparar la cantidad con la existencia.</w:t>
             </w:r>
@@ -6948,6 +5734,9 @@
         </w:tc>
       </w:tr>
       <w:tr>
+        <w:trPr>
+          <w:cantSplit/>
+        </w:trPr>
         <w:tc>
           <w:tcPr>
             <w:tcW w:w="2381" w:type="dxa"/>
@@ -6955,15 +5744,12 @@
           </w:tcPr>
           <w:p>
             <w:pPr>
-              <w:rPr>
-                <w:lang w:val="es-MX"/>
-              </w:rPr>
+              <w:keepNext/>
             </w:pPr>
             <w:r>
               <w:rPr>
                 <w:b/>
                 <w:sz w:val="20"/>
-                <w:lang w:val="es-MX"/>
               </w:rPr>
               <w:t>Requisito afectado</w:t>
             </w:r>
@@ -6975,15 +5761,12 @@
           </w:tcPr>
           <w:p>
             <w:pPr>
-              <w:spacing w:after="20"/>
-              <w:rPr>
-                <w:lang w:val="es-MX"/>
-              </w:rPr>
+              <w:keepNext/>
+              <w:spacing w:after="20"/>
             </w:pPr>
             <w:r>
               <w:rPr>
                 <w:sz w:val="20"/>
-                <w:lang w:val="es-MX"/>
               </w:rPr>
               <w:t>RF-03</w:t>
             </w:r>
@@ -6991,6 +5774,9 @@
         </w:tc>
       </w:tr>
       <w:tr>
+        <w:trPr>
+          <w:cantSplit/>
+        </w:trPr>
         <w:tc>
           <w:tcPr>
             <w:tcW w:w="2381" w:type="dxa"/>
@@ -6998,15 +5784,12 @@
           </w:tcPr>
           <w:p>
             <w:pPr>
-              <w:rPr>
-                <w:lang w:val="es-MX"/>
-              </w:rPr>
+              <w:keepNext/>
             </w:pPr>
             <w:r>
               <w:rPr>
                 <w:b/>
                 <w:sz w:val="20"/>
-                <w:lang w:val="es-MX"/>
               </w:rPr>
               <w:t>Pasos para reproducir</w:t>
             </w:r>
@@ -7018,45 +5801,36 @@
           </w:tcPr>
           <w:p>
             <w:pPr>
-              <w:spacing w:after="20"/>
-              <w:rPr>
-                <w:lang w:val="es-MX"/>
-              </w:rPr>
+              <w:keepNext/>
+              <w:spacing w:after="20"/>
             </w:pPr>
             <w:r>
               <w:rPr>
                 <w:sz w:val="20"/>
-                <w:lang w:val="es-MX"/>
               </w:rPr>
               <w:t>1. LAP-001 con existencia 10.</w:t>
             </w:r>
           </w:p>
           <w:p>
             <w:pPr>
-              <w:spacing w:after="20"/>
-              <w:rPr>
-                <w:lang w:val="es-MX"/>
-              </w:rPr>
+              <w:keepNext/>
+              <w:spacing w:after="20"/>
             </w:pPr>
             <w:r>
               <w:rPr>
                 <w:sz w:val="20"/>
-                <w:lang w:val="es-MX"/>
               </w:rPr>
               <w:t>2. POST /api/productos/LAP-001/salidas con {"cantidad": 11}.</w:t>
             </w:r>
           </w:p>
           <w:p>
             <w:pPr>
-              <w:spacing w:after="20"/>
-              <w:rPr>
-                <w:lang w:val="es-MX"/>
-              </w:rPr>
+              <w:keepNext/>
+              <w:spacing w:after="20"/>
             </w:pPr>
             <w:r>
               <w:rPr>
                 <w:sz w:val="20"/>
-                <w:lang w:val="es-MX"/>
               </w:rPr>
               <w:t>3. GET /api/productos/LAP-001.</w:t>
             </w:r>
@@ -7064,6 +5838,9 @@
         </w:tc>
       </w:tr>
       <w:tr>
+        <w:trPr>
+          <w:cantSplit/>
+        </w:trPr>
         <w:tc>
           <w:tcPr>
             <w:tcW w:w="2381" w:type="dxa"/>
@@ -7071,15 +5848,12 @@
           </w:tcPr>
           <w:p>
             <w:pPr>
-              <w:rPr>
-                <w:lang w:val="es-MX"/>
-              </w:rPr>
+              <w:keepNext/>
             </w:pPr>
             <w:r>
               <w:rPr>
                 <w:b/>
                 <w:sz w:val="20"/>
-                <w:lang w:val="es-MX"/>
               </w:rPr>
               <w:t>Resultado esperado</w:t>
             </w:r>
@@ -7091,15 +5865,12 @@
           </w:tcPr>
           <w:p>
             <w:pPr>
-              <w:spacing w:after="20"/>
-              <w:rPr>
-                <w:lang w:val="es-MX"/>
-              </w:rPr>
+              <w:keepNext/>
+              <w:spacing w:after="20"/>
             </w:pPr>
             <w:r>
               <w:rPr>
                 <w:sz w:val="20"/>
-                <w:lang w:val="es-MX"/>
               </w:rPr>
               <w:t>Respuesta 422 «Existencia insuficiente de LAP-001…»; existencia 10.</w:t>
             </w:r>
@@ -7107,6 +5878,9 @@
         </w:tc>
       </w:tr>
       <w:tr>
+        <w:trPr>
+          <w:cantSplit/>
+        </w:trPr>
         <w:tc>
           <w:tcPr>
             <w:tcW w:w="2381" w:type="dxa"/>
@@ -7114,15 +5888,12 @@
           </w:tcPr>
           <w:p>
             <w:pPr>
-              <w:rPr>
-                <w:lang w:val="es-MX"/>
-              </w:rPr>
+              <w:keepNext/>
             </w:pPr>
             <w:r>
               <w:rPr>
                 <w:b/>
                 <w:sz w:val="20"/>
-                <w:lang w:val="es-MX"/>
               </w:rPr>
               <w:t>Resultado con el defecto</w:t>
             </w:r>
@@ -7134,15 +5905,12 @@
           </w:tcPr>
           <w:p>
             <w:pPr>
-              <w:spacing w:after="20"/>
-              <w:rPr>
-                <w:lang w:val="es-MX"/>
-              </w:rPr>
+              <w:keepNext/>
+              <w:spacing w:after="20"/>
             </w:pPr>
             <w:r>
               <w:rPr>
                 <w:sz w:val="20"/>
-                <w:lang w:val="es-MX"/>
               </w:rPr>
               <w:t>Respuesta 201; existencia −1 y un movimiento de salida con existencia resultante −1.</w:t>
             </w:r>
@@ -7150,6 +5918,9 @@
         </w:tc>
       </w:tr>
       <w:tr>
+        <w:trPr>
+          <w:cantSplit/>
+        </w:trPr>
         <w:tc>
           <w:tcPr>
             <w:tcW w:w="2381" w:type="dxa"/>
@@ -7157,15 +5928,12 @@
           </w:tcPr>
           <w:p>
             <w:pPr>
-              <w:rPr>
-                <w:lang w:val="es-MX"/>
-              </w:rPr>
+              <w:keepNext/>
             </w:pPr>
             <w:r>
               <w:rPr>
                 <w:b/>
                 <w:sz w:val="20"/>
-                <w:lang w:val="es-MX"/>
               </w:rPr>
               <w:t>Severidad / prioridad</w:t>
             </w:r>
@@ -7177,15 +5945,12 @@
           </w:tcPr>
           <w:p>
             <w:pPr>
-              <w:spacing w:after="20"/>
-              <w:rPr>
-                <w:lang w:val="es-MX"/>
-              </w:rPr>
+              <w:keepNext/>
+              <w:spacing w:after="20"/>
             </w:pPr>
             <w:r>
               <w:rPr>
                 <w:sz w:val="20"/>
-                <w:lang w:val="es-MX"/>
               </w:rPr>
               <w:t>Crítica / Alta. El inventario deja de reflejar lo que hay en la tienda y se venden productos que no existen.</w:t>
             </w:r>
@@ -7193,6 +5958,9 @@
         </w:tc>
       </w:tr>
       <w:tr>
+        <w:trPr>
+          <w:cantSplit/>
+        </w:trPr>
         <w:tc>
           <w:tcPr>
             <w:tcW w:w="2381" w:type="dxa"/>
@@ -7200,15 +5968,12 @@
           </w:tcPr>
           <w:p>
             <w:pPr>
-              <w:rPr>
-                <w:lang w:val="es-MX"/>
-              </w:rPr>
+              <w:keepNext/>
             </w:pPr>
             <w:r>
               <w:rPr>
                 <w:b/>
                 <w:sz w:val="20"/>
-                <w:lang w:val="es-MX"/>
               </w:rPr>
               <w:t>Casos que lo detectan</w:t>
             </w:r>
@@ -7220,15 +5985,12 @@
           </w:tcPr>
           <w:p>
             <w:pPr>
-              <w:spacing w:after="20"/>
-              <w:rPr>
-                <w:lang w:val="es-MX"/>
-              </w:rPr>
+              <w:keepNext/>
+              <w:spacing w:after="20"/>
             </w:pPr>
             <w:r>
               <w:rPr>
                 <w:sz w:val="20"/>
-                <w:lang w:val="es-MX"/>
               </w:rPr>
               <w:t>CP-04 (unitaria), CP-06 (integración) y CP-08 (sistema).</w:t>
             </w:r>
@@ -7236,6 +5998,9 @@
         </w:tc>
       </w:tr>
       <w:tr>
+        <w:trPr>
+          <w:cantSplit/>
+        </w:trPr>
         <w:tc>
           <w:tcPr>
             <w:tcW w:w="2381" w:type="dxa"/>
@@ -7243,15 +6008,12 @@
           </w:tcPr>
           <w:p>
             <w:pPr>
-              <w:rPr>
-                <w:lang w:val="es-MX"/>
-              </w:rPr>
+              <w:keepNext/>
             </w:pPr>
             <w:r>
               <w:rPr>
                 <w:b/>
                 <w:sz w:val="20"/>
-                <w:lang w:val="es-MX"/>
               </w:rPr>
               <w:t>Evidencia esperada</w:t>
             </w:r>
@@ -7263,45 +6025,36 @@
           </w:tcPr>
           <w:p>
             <w:pPr>
-              <w:spacing w:after="20"/>
-              <w:rPr>
-                <w:lang w:val="es-MX"/>
-              </w:rPr>
+              <w:keepNext/>
+              <w:spacing w:after="20"/>
             </w:pPr>
             <w:r>
               <w:rPr>
                 <w:sz w:val="20"/>
-                <w:lang w:val="es-MX"/>
               </w:rPr>
               <w:t>CP-04, CP-06 y CP-08 en No aprobada dentro de evidencias/regresion/DEF-01/junit.xml.</w:t>
             </w:r>
           </w:p>
           <w:p>
             <w:pPr>
-              <w:spacing w:after="20"/>
-              <w:rPr>
-                <w:lang w:val="es-MX"/>
-              </w:rPr>
+              <w:keepNext/>
+              <w:spacing w:after="20"/>
             </w:pPr>
             <w:r>
               <w:rPr>
                 <w:sz w:val="20"/>
-                <w:lang w:val="es-MX"/>
               </w:rPr>
               <w:t>Job «Unitarias» en rojo en GitHub Actions y el PR bloqueado.</w:t>
             </w:r>
           </w:p>
           <w:p>
             <w:pPr>
-              <w:spacing w:after="20"/>
-              <w:rPr>
-                <w:lang w:val="es-MX"/>
-              </w:rPr>
+              <w:keepNext/>
+              <w:spacing w:after="20"/>
             </w:pPr>
             <w:r>
               <w:rPr>
                 <w:sz w:val="20"/>
-                <w:lang w:val="es-MX"/>
               </w:rPr>
               <w:t>Respuesta JSON de GET /api/productos/LAP-001 con "existencia": -1.</w:t>
             </w:r>
@@ -7309,6 +6062,9 @@
         </w:tc>
       </w:tr>
       <w:tr>
+        <w:trPr>
+          <w:cantSplit/>
+        </w:trPr>
         <w:tc>
           <w:tcPr>
             <w:tcW w:w="2381" w:type="dxa"/>
@@ -7316,15 +6072,12 @@
           </w:tcPr>
           <w:p>
             <w:pPr>
-              <w:rPr>
-                <w:lang w:val="es-MX"/>
-              </w:rPr>
+              <w:keepNext/>
             </w:pPr>
             <w:r>
               <w:rPr>
                 <w:b/>
                 <w:sz w:val="20"/>
-                <w:lang w:val="es-MX"/>
               </w:rPr>
               <w:t>Evidencia obtenida en la simulación</w:t>
             </w:r>
@@ -7336,45 +6089,36 @@
           </w:tcPr>
           <w:p>
             <w:pPr>
-              <w:spacing w:after="20"/>
-              <w:rPr>
-                <w:lang w:val="es-MX"/>
-              </w:rPr>
+              <w:keepNext/>
+              <w:spacing w:after="20"/>
             </w:pPr>
             <w:r>
               <w:rPr>
                 <w:sz w:val="20"/>
-                <w:lang w:val="es-MX"/>
               </w:rPr>
               <w:t>CP-04: Se esperaba InventarioException por existencia insuficiente.</w:t>
             </w:r>
           </w:p>
           <w:p>
             <w:pPr>
-              <w:spacing w:after="20"/>
-              <w:rPr>
-                <w:lang w:val="es-MX"/>
-              </w:rPr>
+              <w:keepNext/>
+              <w:spacing w:after="20"/>
             </w:pPr>
             <w:r>
               <w:rPr>
                 <w:sz w:val="20"/>
-                <w:lang w:val="es-MX"/>
               </w:rPr>
               <w:t>CP-06: Se esperaba que la venta se rechazara.</w:t>
             </w:r>
           </w:p>
           <w:p>
             <w:pPr>
-              <w:spacing w:after="20"/>
-              <w:rPr>
-                <w:lang w:val="es-MX"/>
-              </w:rPr>
+              <w:keepNext/>
+              <w:spacing w:after="20"/>
             </w:pPr>
             <w:r>
               <w:rPr>
                 <w:sz w:val="20"/>
-                <w:lang w:val="es-MX"/>
               </w:rPr>
               <w:t>CP-08: La venta de 11 unidades de LAP-001 (existencia 10) debía responder 422.</w:t>
             </w:r>
@@ -7382,22 +6126,19 @@
         </w:tc>
       </w:tr>
       <w:tr>
+        <w:trPr>
+          <w:cantSplit/>
+        </w:trPr>
         <w:tc>
           <w:tcPr>
             <w:tcW w:w="2381" w:type="dxa"/>
             <w:shd w:val="clear" w:color="auto" w:fill="E8F0FB"/>
           </w:tcPr>
           <w:p>
-            <w:pPr>
-              <w:rPr>
-                <w:lang w:val="es-MX"/>
-              </w:rPr>
-            </w:pPr>
             <w:r>
               <w:rPr>
                 <w:b/>
                 <w:sz w:val="20"/>
-                <w:lang w:val="es-MX"/>
               </w:rPr>
               <w:t>Responsable / estado</w:t>
             </w:r>
@@ -7410,14 +6151,10 @@
           <w:p>
             <w:pPr>
               <w:spacing w:after="20"/>
-              <w:rPr>
-                <w:lang w:val="es-MX"/>
-              </w:rPr>
             </w:pPr>
             <w:r>
               <w:rPr>
                 <w:sz w:val="20"/>
-                <w:lang w:val="es-MX"/>
               </w:rPr>
               <w:t>Pablo Magaña (corrección), Chuina García (verificación) / Cerrado tras la ronda de regresión.</w:t>
             </w:r>
@@ -7428,22 +6165,14 @@
     <w:p>
       <w:pPr>
         <w:spacing w:after="40"/>
-        <w:rPr>
-          <w:lang w:val="es-MX"/>
-        </w:rPr>
       </w:pPr>
     </w:p>
     <w:p>
       <w:pPr>
         <w:pStyle w:val="Ttulo2"/>
-        <w:rPr>
-          <w:lang w:val="es-MX"/>
-        </w:rPr>
       </w:pPr>
       <w:r>
-        <w:rPr>
-          <w:lang w:val="es-MX"/>
-        </w:rPr>
+        <w:lastRenderedPageBreak/>
         <w:t>DEF-02 · El reporte no marca para resurtir un producto que está justo en su mínimo</w:t>
       </w:r>
     </w:p>
@@ -7458,6 +6187,9 @@
         <w:gridCol w:w="7030"/>
       </w:tblGrid>
       <w:tr>
+        <w:trPr>
+          <w:cantSplit/>
+        </w:trPr>
         <w:tc>
           <w:tcPr>
             <w:tcW w:w="2381" w:type="dxa"/>
@@ -7465,15 +6197,12 @@
           </w:tcPr>
           <w:p>
             <w:pPr>
-              <w:rPr>
-                <w:lang w:val="es-MX"/>
-              </w:rPr>
+              <w:keepNext/>
             </w:pPr>
             <w:r>
               <w:rPr>
                 <w:b/>
                 <w:sz w:val="20"/>
-                <w:lang w:val="es-MX"/>
               </w:rPr>
               <w:t>ID</w:t>
             </w:r>
@@ -7485,15 +6214,12 @@
           </w:tcPr>
           <w:p>
             <w:pPr>
-              <w:spacing w:after="20"/>
-              <w:rPr>
-                <w:lang w:val="es-MX"/>
-              </w:rPr>
+              <w:keepNext/>
+              <w:spacing w:after="20"/>
             </w:pPr>
             <w:r>
               <w:rPr>
                 <w:sz w:val="20"/>
-                <w:lang w:val="es-MX"/>
               </w:rPr>
               <w:t>DEF-02</w:t>
             </w:r>
@@ -7501,6 +6227,9 @@
         </w:tc>
       </w:tr>
       <w:tr>
+        <w:trPr>
+          <w:cantSplit/>
+        </w:trPr>
         <w:tc>
           <w:tcPr>
             <w:tcW w:w="2381" w:type="dxa"/>
@@ -7508,15 +6237,12 @@
           </w:tcPr>
           <w:p>
             <w:pPr>
-              <w:rPr>
-                <w:lang w:val="es-MX"/>
-              </w:rPr>
+              <w:keepNext/>
             </w:pPr>
             <w:r>
               <w:rPr>
                 <w:b/>
                 <w:sz w:val="20"/>
-                <w:lang w:val="es-MX"/>
               </w:rPr>
               <w:t>Descripción</w:t>
             </w:r>
@@ -7528,15 +6254,12 @@
           </w:tcPr>
           <w:p>
             <w:pPr>
-              <w:spacing w:after="20"/>
-              <w:rPr>
-                <w:lang w:val="es-MX"/>
-              </w:rPr>
+              <w:keepNext/>
+              <w:spacing w:after="20"/>
             </w:pPr>
             <w:r>
               <w:rPr>
                 <w:sz w:val="20"/>
-                <w:lang w:val="es-MX"/>
               </w:rPr>
               <w:t>El reporte solo lista para resurtir los productos con existencia menor a su stock mínimo y deja fuera los que quedan exactamente en el mínimo. La causa sería que Producto::bajoStockMinimo usa &lt; en lugar de &lt;=.</w:t>
             </w:r>
@@ -7544,6 +6267,9 @@
         </w:tc>
       </w:tr>
       <w:tr>
+        <w:trPr>
+          <w:cantSplit/>
+        </w:trPr>
         <w:tc>
           <w:tcPr>
             <w:tcW w:w="2381" w:type="dxa"/>
@@ -7551,15 +6277,12 @@
           </w:tcPr>
           <w:p>
             <w:pPr>
-              <w:rPr>
-                <w:lang w:val="es-MX"/>
-              </w:rPr>
+              <w:keepNext/>
             </w:pPr>
             <w:r>
               <w:rPr>
                 <w:b/>
                 <w:sz w:val="20"/>
-                <w:lang w:val="es-MX"/>
               </w:rPr>
               <w:t>Requisito afectado</w:t>
             </w:r>
@@ -7571,15 +6294,12 @@
           </w:tcPr>
           <w:p>
             <w:pPr>
-              <w:spacing w:after="20"/>
-              <w:rPr>
-                <w:lang w:val="es-MX"/>
-              </w:rPr>
+              <w:keepNext/>
+              <w:spacing w:after="20"/>
             </w:pPr>
             <w:r>
               <w:rPr>
                 <w:sz w:val="20"/>
-                <w:lang w:val="es-MX"/>
               </w:rPr>
               <w:t>RF-05</w:t>
             </w:r>
@@ -7587,6 +6307,9 @@
         </w:tc>
       </w:tr>
       <w:tr>
+        <w:trPr>
+          <w:cantSplit/>
+        </w:trPr>
         <w:tc>
           <w:tcPr>
             <w:tcW w:w="2381" w:type="dxa"/>
@@ -7594,15 +6317,12 @@
           </w:tcPr>
           <w:p>
             <w:pPr>
-              <w:rPr>
-                <w:lang w:val="es-MX"/>
-              </w:rPr>
+              <w:keepNext/>
             </w:pPr>
             <w:r>
               <w:rPr>
                 <w:b/>
                 <w:sz w:val="20"/>
-                <w:lang w:val="es-MX"/>
               </w:rPr>
               <w:t>Pasos para reproducir</w:t>
             </w:r>
@@ -7614,45 +6334,36 @@
           </w:tcPr>
           <w:p>
             <w:pPr>
-              <w:spacing w:after="20"/>
-              <w:rPr>
-                <w:lang w:val="es-MX"/>
-              </w:rPr>
+              <w:keepNext/>
+              <w:spacing w:after="20"/>
             </w:pPr>
             <w:r>
               <w:rPr>
                 <w:sz w:val="20"/>
-                <w:lang w:val="es-MX"/>
               </w:rPr>
               <w:t>1. ACC-002 con existencia 12 y mínimo 5.</w:t>
             </w:r>
           </w:p>
           <w:p>
             <w:pPr>
-              <w:spacing w:after="20"/>
-              <w:rPr>
-                <w:lang w:val="es-MX"/>
-              </w:rPr>
+              <w:keepNext/>
+              <w:spacing w:after="20"/>
             </w:pPr>
             <w:r>
               <w:rPr>
                 <w:sz w:val="20"/>
-                <w:lang w:val="es-MX"/>
               </w:rPr>
               <w:t>2. Vender 7 piezas (queda en 5).</w:t>
             </w:r>
           </w:p>
           <w:p>
             <w:pPr>
-              <w:spacing w:after="20"/>
-              <w:rPr>
-                <w:lang w:val="es-MX"/>
-              </w:rPr>
+              <w:keepNext/>
+              <w:spacing w:after="20"/>
             </w:pPr>
             <w:r>
               <w:rPr>
                 <w:sz w:val="20"/>
-                <w:lang w:val="es-MX"/>
               </w:rPr>
               <w:t>3. GET /api/reporte.</w:t>
             </w:r>
@@ -7660,6 +6371,9 @@
         </w:tc>
       </w:tr>
       <w:tr>
+        <w:trPr>
+          <w:cantSplit/>
+        </w:trPr>
         <w:tc>
           <w:tcPr>
             <w:tcW w:w="2381" w:type="dxa"/>
@@ -7667,15 +6381,12 @@
           </w:tcPr>
           <w:p>
             <w:pPr>
-              <w:rPr>
-                <w:lang w:val="es-MX"/>
-              </w:rPr>
+              <w:keepNext/>
             </w:pPr>
             <w:r>
               <w:rPr>
                 <w:b/>
                 <w:sz w:val="20"/>
-                <w:lang w:val="es-MX"/>
               </w:rPr>
               <w:t>Resultado esperado</w:t>
             </w:r>
@@ -7687,15 +6398,12 @@
           </w:tcPr>
           <w:p>
             <w:pPr>
-              <w:spacing w:after="20"/>
-              <w:rPr>
-                <w:lang w:val="es-MX"/>
-              </w:rPr>
+              <w:keepNext/>
+              <w:spacing w:after="20"/>
             </w:pPr>
             <w:r>
               <w:rPr>
                 <w:sz w:val="20"/>
-                <w:lang w:val="es-MX"/>
               </w:rPr>
               <w:t>ACC-002 aparece en «bajoStockMinimo» (productos a resurtir).</w:t>
             </w:r>
@@ -7703,6 +6411,9 @@
         </w:tc>
       </w:tr>
       <w:tr>
+        <w:trPr>
+          <w:cantSplit/>
+        </w:trPr>
         <w:tc>
           <w:tcPr>
             <w:tcW w:w="2381" w:type="dxa"/>
@@ -7710,15 +6421,12 @@
           </w:tcPr>
           <w:p>
             <w:pPr>
-              <w:rPr>
-                <w:lang w:val="es-MX"/>
-              </w:rPr>
+              <w:keepNext/>
             </w:pPr>
             <w:r>
               <w:rPr>
                 <w:b/>
                 <w:sz w:val="20"/>
-                <w:lang w:val="es-MX"/>
               </w:rPr>
               <w:t>Resultado con el defecto</w:t>
             </w:r>
@@ -7730,15 +6438,12 @@
           </w:tcPr>
           <w:p>
             <w:pPr>
-              <w:spacing w:after="20"/>
-              <w:rPr>
-                <w:lang w:val="es-MX"/>
-              </w:rPr>
+              <w:keepNext/>
+              <w:spacing w:after="20"/>
             </w:pPr>
             <w:r>
               <w:rPr>
                 <w:sz w:val="20"/>
-                <w:lang w:val="es-MX"/>
               </w:rPr>
               <w:t>La lista «bajoStockMinimo» llega vacía y la tienda no pide mercancía a tiempo.</w:t>
             </w:r>
@@ -7746,6 +6451,9 @@
         </w:tc>
       </w:tr>
       <w:tr>
+        <w:trPr>
+          <w:cantSplit/>
+        </w:trPr>
         <w:tc>
           <w:tcPr>
             <w:tcW w:w="2381" w:type="dxa"/>
@@ -7753,15 +6461,12 @@
           </w:tcPr>
           <w:p>
             <w:pPr>
-              <w:rPr>
-                <w:lang w:val="es-MX"/>
-              </w:rPr>
+              <w:keepNext/>
             </w:pPr>
             <w:r>
               <w:rPr>
                 <w:b/>
                 <w:sz w:val="20"/>
-                <w:lang w:val="es-MX"/>
               </w:rPr>
               <w:t>Severidad / prioridad</w:t>
             </w:r>
@@ -7773,15 +6478,12 @@
           </w:tcPr>
           <w:p>
             <w:pPr>
-              <w:spacing w:after="20"/>
-              <w:rPr>
-                <w:lang w:val="es-MX"/>
-              </w:rPr>
+              <w:keepNext/>
+              <w:spacing w:after="20"/>
             </w:pPr>
             <w:r>
               <w:rPr>
                 <w:sz w:val="20"/>
-                <w:lang w:val="es-MX"/>
               </w:rPr>
               <w:t>Moderada / Media. No altera existencias, pero puede provocar faltantes.</w:t>
             </w:r>
@@ -7789,6 +6491,9 @@
         </w:tc>
       </w:tr>
       <w:tr>
+        <w:trPr>
+          <w:cantSplit/>
+        </w:trPr>
         <w:tc>
           <w:tcPr>
             <w:tcW w:w="2381" w:type="dxa"/>
@@ -7796,17 +6501,13 @@
           </w:tcPr>
           <w:p>
             <w:pPr>
-              <w:rPr>
-                <w:lang w:val="es-MX"/>
-              </w:rPr>
+              <w:keepNext/>
             </w:pPr>
             <w:r>
               <w:rPr>
                 <w:b/>
                 <w:sz w:val="20"/>
-                <w:lang w:val="es-MX"/>
-              </w:rPr>
-              <w:lastRenderedPageBreak/>
+              </w:rPr>
               <w:t>Casos que lo detectan</w:t>
             </w:r>
           </w:p>
@@ -7817,15 +6518,12 @@
           </w:tcPr>
           <w:p>
             <w:pPr>
-              <w:spacing w:after="20"/>
-              <w:rPr>
-                <w:lang w:val="es-MX"/>
-              </w:rPr>
+              <w:keepNext/>
+              <w:spacing w:after="20"/>
             </w:pPr>
             <w:r>
               <w:rPr>
                 <w:sz w:val="20"/>
-                <w:lang w:val="es-MX"/>
               </w:rPr>
               <w:t>CP-09 (aceptación).</w:t>
             </w:r>
@@ -7833,6 +6531,9 @@
         </w:tc>
       </w:tr>
       <w:tr>
+        <w:trPr>
+          <w:cantSplit/>
+        </w:trPr>
         <w:tc>
           <w:tcPr>
             <w:tcW w:w="2381" w:type="dxa"/>
@@ -7840,15 +6541,12 @@
           </w:tcPr>
           <w:p>
             <w:pPr>
-              <w:rPr>
-                <w:lang w:val="es-MX"/>
-              </w:rPr>
+              <w:keepNext/>
             </w:pPr>
             <w:r>
               <w:rPr>
                 <w:b/>
                 <w:sz w:val="20"/>
-                <w:lang w:val="es-MX"/>
               </w:rPr>
               <w:t>Evidencia esperada</w:t>
             </w:r>
@@ -7860,45 +6558,36 @@
           </w:tcPr>
           <w:p>
             <w:pPr>
-              <w:spacing w:after="20"/>
-              <w:rPr>
-                <w:lang w:val="es-MX"/>
-              </w:rPr>
+              <w:keepNext/>
+              <w:spacing w:after="20"/>
             </w:pPr>
             <w:r>
               <w:rPr>
                 <w:sz w:val="20"/>
-                <w:lang w:val="es-MX"/>
               </w:rPr>
               <w:t>CP-09 en No aprobada en evidencias/regresion/DEF-02/junit.xml con el mensaje de productos a resurtir.</w:t>
             </w:r>
           </w:p>
           <w:p>
             <w:pPr>
-              <w:spacing w:after="20"/>
-              <w:rPr>
-                <w:lang w:val="es-MX"/>
-              </w:rPr>
+              <w:keepNext/>
+              <w:spacing w:after="20"/>
             </w:pPr>
             <w:r>
               <w:rPr>
                 <w:sz w:val="20"/>
-                <w:lang w:val="es-MX"/>
               </w:rPr>
               <w:t>Respuesta JSON de /api/reporte con "bajoStockMinimo": [].</w:t>
             </w:r>
           </w:p>
           <w:p>
             <w:pPr>
-              <w:spacing w:after="20"/>
-              <w:rPr>
-                <w:lang w:val="es-MX"/>
-              </w:rPr>
+              <w:keepNext/>
+              <w:spacing w:after="20"/>
             </w:pPr>
             <w:r>
               <w:rPr>
                 <w:sz w:val="20"/>
-                <w:lang w:val="es-MX"/>
               </w:rPr>
               <w:t>Job «Aceptación» en rojo en GitHub Actions.</w:t>
             </w:r>
@@ -7906,6 +6595,9 @@
         </w:tc>
       </w:tr>
       <w:tr>
+        <w:trPr>
+          <w:cantSplit/>
+        </w:trPr>
         <w:tc>
           <w:tcPr>
             <w:tcW w:w="2381" w:type="dxa"/>
@@ -7913,15 +6605,12 @@
           </w:tcPr>
           <w:p>
             <w:pPr>
-              <w:rPr>
-                <w:lang w:val="es-MX"/>
-              </w:rPr>
+              <w:keepNext/>
             </w:pPr>
             <w:r>
               <w:rPr>
                 <w:b/>
                 <w:sz w:val="20"/>
-                <w:lang w:val="es-MX"/>
               </w:rPr>
               <w:t>Evidencia obtenida en la simulación</w:t>
             </w:r>
@@ -7933,15 +6622,12 @@
           </w:tcPr>
           <w:p>
             <w:pPr>
-              <w:spacing w:after="20"/>
-              <w:rPr>
-                <w:lang w:val="es-MX"/>
-              </w:rPr>
+              <w:keepNext/>
+              <w:spacing w:after="20"/>
             </w:pPr>
             <w:r>
               <w:rPr>
                 <w:sz w:val="20"/>
-                <w:lang w:val="es-MX"/>
               </w:rPr>
               <w:t>CP-09: Productos a resurtir: se esperaban ACC-002 (5 de mínimo 5) y RED-001 (4 de mínimo 4).</w:t>
             </w:r>
@@ -7949,22 +6635,19 @@
         </w:tc>
       </w:tr>
       <w:tr>
+        <w:trPr>
+          <w:cantSplit/>
+        </w:trPr>
         <w:tc>
           <w:tcPr>
             <w:tcW w:w="2381" w:type="dxa"/>
             <w:shd w:val="clear" w:color="auto" w:fill="E8F0FB"/>
           </w:tcPr>
           <w:p>
-            <w:pPr>
-              <w:rPr>
-                <w:lang w:val="es-MX"/>
-              </w:rPr>
-            </w:pPr>
             <w:r>
               <w:rPr>
                 <w:b/>
                 <w:sz w:val="20"/>
-                <w:lang w:val="es-MX"/>
               </w:rPr>
               <w:t>Responsable / estado</w:t>
             </w:r>
@@ -7977,14 +6660,10 @@
           <w:p>
             <w:pPr>
               <w:spacing w:after="20"/>
-              <w:rPr>
-                <w:lang w:val="es-MX"/>
-              </w:rPr>
             </w:pPr>
             <w:r>
               <w:rPr>
                 <w:sz w:val="20"/>
-                <w:lang w:val="es-MX"/>
               </w:rPr>
               <w:t>Pablo Magaña (corrección), Ana Rodríguez (revalida CP-09) / Cerrado tras la ronda de regresión.</w:t>
             </w:r>
@@ -7995,65 +6674,32 @@
     <w:p>
       <w:pPr>
         <w:spacing w:after="40"/>
-        <w:rPr>
-          <w:lang w:val="es-MX"/>
-        </w:rPr>
       </w:pPr>
     </w:p>
     <w:p>
       <w:pPr>
-        <w:rPr>
-          <w:lang w:val="es-MX"/>
-        </w:rPr>
+        <w:pStyle w:val="Ttulo1"/>
       </w:pPr>
       <w:r>
-        <w:rPr>
-          <w:lang w:val="es-MX"/>
-        </w:rPr>
-        <w:br w:type="page"/>
-      </w:r>
-    </w:p>
-    <w:p>
-      <w:pPr>
-        <w:pStyle w:val="Ttulo1"/>
-        <w:rPr>
-          <w:lang w:val="es-MX"/>
-        </w:rPr>
-      </w:pPr>
-      <w:r>
-        <w:rPr>
-          <w:lang w:val="es-MX"/>
-        </w:rPr>
         <w:t>7. Proponer cómo se repetirán las pruebas después de corregir los defectos.</w:t>
       </w:r>
     </w:p>
     <w:p>
-      <w:pPr>
-        <w:rPr>
-          <w:lang w:val="es-MX"/>
-        </w:rPr>
-      </w:pPr>
       <w:r>
-        <w:rPr>
-          <w:lang w:val="es-MX"/>
-        </w:rPr>
         <w:t>Proponemos este ciclo para cada defecto. Los pasos 3 a 5 están automatizados.</w:t>
       </w:r>
     </w:p>
     <w:p>
       <w:pPr>
+        <w:keepNext/>
         <w:jc w:val="center"/>
-        <w:rPr>
-          <w:lang w:val="es-MX"/>
-        </w:rPr>
       </w:pPr>
       <w:r>
         <w:rPr>
           <w:noProof/>
-          <w:lang w:val="es-MX"/>
         </w:rPr>
         <w:drawing>
-          <wp:inline distT="0" distB="0" distL="0" distR="0" wp14:anchorId="0943BCEC" wp14:editId="06B36C0D">
+          <wp:inline distT="0" distB="0" distL="0" distR="0" wp14:anchorId="1A43BC75" wp14:editId="33A198FD">
             <wp:extent cx="5580000" cy="3138750"/>
             <wp:effectExtent l="0" t="0" r="0" b="0"/>
             <wp:docPr id="4" name="Picture 4"/>
@@ -8092,16 +6738,12 @@
     <w:p>
       <w:pPr>
         <w:jc w:val="center"/>
-        <w:rPr>
-          <w:lang w:val="es-MX"/>
-        </w:rPr>
       </w:pPr>
       <w:r>
         <w:rPr>
           <w:i/>
           <w:color w:val="5D6575"/>
           <w:sz w:val="18"/>
-          <w:lang w:val="es-MX"/>
         </w:rPr>
         <w:t>Figura 4. Ciclo para repetir las pruebas al corregir un defecto (diagrama editable, diapositiva 2).</w:t>
       </w:r>
@@ -8109,174 +6751,112 @@
     <w:p>
       <w:pPr>
         <w:pStyle w:val="Listaconnmeros"/>
-        <w:rPr>
-          <w:lang w:val="es-MX"/>
-        </w:rPr>
       </w:pPr>
       <w:r>
         <w:rPr>
           <w:b/>
-          <w:lang w:val="es-MX"/>
         </w:rPr>
+        <w:lastRenderedPageBreak/>
         <w:t xml:space="preserve">Registro. </w:t>
       </w:r>
       <w:r>
-        <w:rPr>
-          <w:lang w:val="es-MX"/>
-        </w:rPr>
         <w:t>Chuina registra el defecto en Trello con su ID, el caso que falló, la evidencia (JUnit o captura) y la prioridad.</w:t>
       </w:r>
     </w:p>
     <w:p>
       <w:pPr>
         <w:pStyle w:val="Listaconnmeros"/>
-        <w:rPr>
-          <w:lang w:val="es-MX"/>
-        </w:rPr>
       </w:pPr>
       <w:r>
         <w:rPr>
           <w:b/>
-          <w:lang w:val="es-MX"/>
         </w:rPr>
         <w:t xml:space="preserve">Corrección. </w:t>
       </w:r>
       <w:r>
-        <w:rPr>
-          <w:lang w:val="es-MX"/>
-        </w:rPr>
         <w:t>Pablo crea la rama fix/DEF-01 desde develop y corrige el código.</w:t>
       </w:r>
     </w:p>
     <w:p>
       <w:pPr>
         <w:pStyle w:val="Listaconnmeros"/>
-        <w:rPr>
-          <w:lang w:val="es-MX"/>
-        </w:rPr>
       </w:pPr>
       <w:r>
         <w:rPr>
           <w:b/>
-          <w:lang w:val="es-MX"/>
         </w:rPr>
         <w:t xml:space="preserve">Prueba de confirmación. </w:t>
       </w:r>
       <w:r>
-        <w:rPr>
-          <w:lang w:val="es-MX"/>
-        </w:rPr>
         <w:t>Se vuelve a ejecutar solo el caso que falló para comprobar la corrección: php vendor/bin/phpunit --filter testVentaMayorALaExistencia (CP-04).</w:t>
       </w:r>
     </w:p>
     <w:p>
       <w:pPr>
         <w:pStyle w:val="Listaconnmeros"/>
-        <w:rPr>
-          <w:lang w:val="es-MX"/>
-        </w:rPr>
       </w:pPr>
       <w:r>
         <w:rPr>
           <w:b/>
-          <w:lang w:val="es-MX"/>
         </w:rPr>
         <w:t xml:space="preserve">Regresión completa. </w:t>
       </w:r>
       <w:r>
-        <w:rPr>
-          <w:lang w:val="es-MX"/>
-        </w:rPr>
         <w:t>Al subir la rama y abrir el Pull Request, GitHub Actions ejecuta los diez casos por niveles. La suite completa tarda menos de 5 segundos, así que siempre se repite completa y no solo los casos relacionados.</w:t>
       </w:r>
     </w:p>
     <w:p>
       <w:pPr>
         <w:pStyle w:val="Listaconnmeros"/>
-        <w:rPr>
-          <w:lang w:val="es-MX"/>
-        </w:rPr>
       </w:pPr>
       <w:r>
         <w:rPr>
           <w:b/>
-          <w:lang w:val="es-MX"/>
         </w:rPr>
         <w:t xml:space="preserve">Regresión con defectos inyectados. </w:t>
       </w:r>
       <w:r>
-        <w:rPr>
-          <w:lang w:val="es-MX"/>
-        </w:rPr>
         <w:t>El job «Regresión DEF» vuelve a provocar DEF-01 y DEF-02 en una copia del código y exige que las pruebas los detecten. Si alguien borra o debilita CP-04 o CP-09, este job falla aunque el resto esté en verde.</w:t>
       </w:r>
     </w:p>
     <w:p>
       <w:pPr>
         <w:pStyle w:val="Listaconnmeros"/>
-        <w:rPr>
-          <w:lang w:val="es-MX"/>
-        </w:rPr>
       </w:pPr>
       <w:r>
         <w:rPr>
           <w:b/>
-          <w:lang w:val="es-MX"/>
         </w:rPr>
         <w:t xml:space="preserve">Cierre. </w:t>
       </w:r>
       <w:r>
-        <w:rPr>
-          <w:lang w:val="es-MX"/>
-        </w:rPr>
         <w:t>Con todos los checks en verde, Emily aprueba el PR, se integra a develop y el defecto pasa a Cerrado en Trello. Para DEF-02, Ana revisa otra vez el reporte (CP-09).</w:t>
       </w:r>
     </w:p>
     <w:p>
       <w:pPr>
         <w:pStyle w:val="Listaconnmeros"/>
-        <w:rPr>
-          <w:lang w:val="es-MX"/>
-        </w:rPr>
       </w:pPr>
       <w:r>
         <w:rPr>
           <w:b/>
-          <w:lang w:val="es-MX"/>
         </w:rPr>
         <w:t xml:space="preserve">Regresión nocturna. </w:t>
       </w:r>
       <w:r>
-        <w:rPr>
-          <w:lang w:val="es-MX"/>
-        </w:rPr>
         <w:t>El CI repite la suite completa cada día a la 01:00 aunque no haya cambios.</w:t>
       </w:r>
     </w:p>
     <w:p>
       <w:pPr>
         <w:pStyle w:val="Ttulo2"/>
-        <w:rPr>
-          <w:lang w:val="es-MX"/>
-        </w:rPr>
       </w:pPr>
       <w:r>
-        <w:rPr>
-          <w:lang w:val="es-MX"/>
-        </w:rPr>
         <w:t>7.1 Resultado de la ronda de regresión</w:t>
       </w:r>
     </w:p>
     <w:p>
-      <w:pPr>
-        <w:rPr>
-          <w:lang w:val="es-MX"/>
-        </w:rPr>
-      </w:pPr>
       <w:r>
-        <w:rPr>
-          <w:lang w:val="es-MX"/>
-        </w:rPr>
         <w:t>Ejecutamos scripts/simular-defectos.php (composer regresion):</w:t>
       </w:r>
     </w:p>
@@ -8296,6 +6876,7 @@
       </w:tblGrid>
       <w:tr>
         <w:trPr>
+          <w:cantSplit/>
           <w:tblHeader/>
           <w:jc w:val="center"/>
         </w:trPr>
@@ -8306,16 +6887,13 @@
           </w:tcPr>
           <w:p>
             <w:pPr>
-              <w:rPr>
-                <w:lang w:val="es-MX"/>
-              </w:rPr>
+              <w:keepNext/>
             </w:pPr>
             <w:r>
               <w:rPr>
                 <w:b/>
                 <w:color w:val="FFFFFF"/>
                 <w:sz w:val="19"/>
-                <w:lang w:val="es-MX"/>
               </w:rPr>
               <w:t>Ronda</w:t>
             </w:r>
@@ -8328,16 +6906,13 @@
           </w:tcPr>
           <w:p>
             <w:pPr>
-              <w:rPr>
-                <w:lang w:val="es-MX"/>
-              </w:rPr>
+              <w:keepNext/>
             </w:pPr>
             <w:r>
               <w:rPr>
                 <w:b/>
                 <w:color w:val="FFFFFF"/>
                 <w:sz w:val="19"/>
-                <w:lang w:val="es-MX"/>
               </w:rPr>
               <w:t>Prioridad</w:t>
             </w:r>
@@ -8350,16 +6925,13 @@
           </w:tcPr>
           <w:p>
             <w:pPr>
-              <w:rPr>
-                <w:lang w:val="es-MX"/>
-              </w:rPr>
+              <w:keepNext/>
             </w:pPr>
             <w:r>
               <w:rPr>
                 <w:b/>
                 <w:color w:val="FFFFFF"/>
                 <w:sz w:val="19"/>
-                <w:lang w:val="es-MX"/>
               </w:rPr>
               <w:t>Casos que deben fallar</w:t>
             </w:r>
@@ -8372,16 +6944,13 @@
           </w:tcPr>
           <w:p>
             <w:pPr>
-              <w:rPr>
-                <w:lang w:val="es-MX"/>
-              </w:rPr>
+              <w:keepNext/>
             </w:pPr>
             <w:r>
               <w:rPr>
                 <w:b/>
                 <w:color w:val="FFFFFF"/>
                 <w:sz w:val="19"/>
-                <w:lang w:val="es-MX"/>
               </w:rPr>
               <w:t>Casos que fallaron</w:t>
             </w:r>
@@ -8394,16 +6963,13 @@
           </w:tcPr>
           <w:p>
             <w:pPr>
-              <w:rPr>
-                <w:lang w:val="es-MX"/>
-              </w:rPr>
+              <w:keepNext/>
             </w:pPr>
             <w:r>
               <w:rPr>
                 <w:b/>
                 <w:color w:val="FFFFFF"/>
                 <w:sz w:val="19"/>
-                <w:lang w:val="es-MX"/>
               </w:rPr>
               <w:t>Resultado</w:t>
             </w:r>
@@ -8412,6 +6978,7 @@
       </w:tr>
       <w:tr>
         <w:trPr>
+          <w:cantSplit/>
           <w:jc w:val="center"/>
         </w:trPr>
         <w:tc>
@@ -8420,16 +6987,13 @@
           </w:tcPr>
           <w:p>
             <w:pPr>
-              <w:spacing w:after="20"/>
-              <w:rPr>
-                <w:lang w:val="es-MX"/>
-              </w:rPr>
+              <w:keepNext/>
+              <w:spacing w:after="20"/>
             </w:pPr>
             <w:r>
               <w:rPr>
                 <w:b/>
                 <w:sz w:val="19"/>
-                <w:lang w:val="es-MX"/>
               </w:rPr>
               <w:t>DEF-01</w:t>
             </w:r>
@@ -8441,15 +7005,12 @@
           </w:tcPr>
           <w:p>
             <w:pPr>
-              <w:spacing w:after="20"/>
-              <w:rPr>
-                <w:lang w:val="es-MX"/>
-              </w:rPr>
+              <w:keepNext/>
+              <w:spacing w:after="20"/>
             </w:pPr>
             <w:r>
               <w:rPr>
                 <w:sz w:val="19"/>
-                <w:lang w:val="es-MX"/>
               </w:rPr>
               <w:t>Alta</w:t>
             </w:r>
@@ -8461,15 +7022,12 @@
           </w:tcPr>
           <w:p>
             <w:pPr>
-              <w:spacing w:after="20"/>
-              <w:rPr>
-                <w:lang w:val="es-MX"/>
-              </w:rPr>
+              <w:keepNext/>
+              <w:spacing w:after="20"/>
             </w:pPr>
             <w:r>
               <w:rPr>
                 <w:sz w:val="19"/>
-                <w:lang w:val="es-MX"/>
               </w:rPr>
               <w:t>CP-04, CP-06, CP-08</w:t>
             </w:r>
@@ -8481,15 +7039,12 @@
           </w:tcPr>
           <w:p>
             <w:pPr>
-              <w:spacing w:after="20"/>
-              <w:rPr>
-                <w:lang w:val="es-MX"/>
-              </w:rPr>
+              <w:keepNext/>
+              <w:spacing w:after="20"/>
             </w:pPr>
             <w:r>
               <w:rPr>
                 <w:sz w:val="19"/>
-                <w:lang w:val="es-MX"/>
               </w:rPr>
               <w:t>CP-04, CP-06, CP-08</w:t>
             </w:r>
@@ -8502,15 +7057,12 @@
           </w:tcPr>
           <w:p>
             <w:pPr>
-              <w:spacing w:after="20"/>
-              <w:rPr>
-                <w:lang w:val="es-MX"/>
-              </w:rPr>
+              <w:keepNext/>
+              <w:spacing w:after="20"/>
             </w:pPr>
             <w:r>
               <w:rPr>
                 <w:sz w:val="19"/>
-                <w:lang w:val="es-MX"/>
               </w:rPr>
               <w:t>Aprobada (detectado)</w:t>
             </w:r>
@@ -8519,6 +7071,7 @@
       </w:tr>
       <w:tr>
         <w:trPr>
+          <w:cantSplit/>
           <w:jc w:val="center"/>
         </w:trPr>
         <w:tc>
@@ -8527,16 +7080,13 @@
           </w:tcPr>
           <w:p>
             <w:pPr>
-              <w:spacing w:after="20"/>
-              <w:rPr>
-                <w:lang w:val="es-MX"/>
-              </w:rPr>
+              <w:keepNext/>
+              <w:spacing w:after="20"/>
             </w:pPr>
             <w:r>
               <w:rPr>
                 <w:b/>
                 <w:sz w:val="19"/>
-                <w:lang w:val="es-MX"/>
               </w:rPr>
               <w:t>DEF-02</w:t>
             </w:r>
@@ -8548,15 +7098,12 @@
           </w:tcPr>
           <w:p>
             <w:pPr>
-              <w:spacing w:after="20"/>
-              <w:rPr>
-                <w:lang w:val="es-MX"/>
-              </w:rPr>
+              <w:keepNext/>
+              <w:spacing w:after="20"/>
             </w:pPr>
             <w:r>
               <w:rPr>
                 <w:sz w:val="19"/>
-                <w:lang w:val="es-MX"/>
               </w:rPr>
               <w:t>Media</w:t>
             </w:r>
@@ -8568,15 +7115,12 @@
           </w:tcPr>
           <w:p>
             <w:pPr>
-              <w:spacing w:after="20"/>
-              <w:rPr>
-                <w:lang w:val="es-MX"/>
-              </w:rPr>
+              <w:keepNext/>
+              <w:spacing w:after="20"/>
             </w:pPr>
             <w:r>
               <w:rPr>
                 <w:sz w:val="19"/>
-                <w:lang w:val="es-MX"/>
               </w:rPr>
               <w:t>CP-09</w:t>
             </w:r>
@@ -8588,15 +7132,12 @@
           </w:tcPr>
           <w:p>
             <w:pPr>
-              <w:spacing w:after="20"/>
-              <w:rPr>
-                <w:lang w:val="es-MX"/>
-              </w:rPr>
+              <w:keepNext/>
+              <w:spacing w:after="20"/>
             </w:pPr>
             <w:r>
               <w:rPr>
                 <w:sz w:val="19"/>
-                <w:lang w:val="es-MX"/>
               </w:rPr>
               <w:t>CP-09</w:t>
             </w:r>
@@ -8609,15 +7150,12 @@
           </w:tcPr>
           <w:p>
             <w:pPr>
-              <w:spacing w:after="20"/>
-              <w:rPr>
-                <w:lang w:val="es-MX"/>
-              </w:rPr>
+              <w:keepNext/>
+              <w:spacing w:after="20"/>
             </w:pPr>
             <w:r>
               <w:rPr>
                 <w:sz w:val="19"/>
-                <w:lang w:val="es-MX"/>
               </w:rPr>
               <w:t>Aprobada (detectado)</w:t>
             </w:r>
@@ -8626,6 +7164,7 @@
       </w:tr>
       <w:tr>
         <w:trPr>
+          <w:cantSplit/>
           <w:jc w:val="center"/>
         </w:trPr>
         <w:tc>
@@ -8635,15 +7174,11 @@
           <w:p>
             <w:pPr>
               <w:spacing w:after="20"/>
-              <w:rPr>
-                <w:lang w:val="es-MX"/>
-              </w:rPr>
             </w:pPr>
             <w:r>
               <w:rPr>
                 <w:b/>
                 <w:sz w:val="19"/>
-                <w:lang w:val="es-MX"/>
               </w:rPr>
               <w:t>Código corregido</w:t>
             </w:r>
@@ -8656,14 +7191,10 @@
           <w:p>
             <w:pPr>
               <w:spacing w:after="20"/>
-              <w:rPr>
-                <w:lang w:val="es-MX"/>
-              </w:rPr>
             </w:pPr>
             <w:r>
               <w:rPr>
                 <w:sz w:val="19"/>
-                <w:lang w:val="es-MX"/>
               </w:rPr>
               <w:t>—</w:t>
             </w:r>
@@ -8676,14 +7207,10 @@
           <w:p>
             <w:pPr>
               <w:spacing w:after="20"/>
-              <w:rPr>
-                <w:lang w:val="es-MX"/>
-              </w:rPr>
             </w:pPr>
             <w:r>
               <w:rPr>
                 <w:sz w:val="19"/>
-                <w:lang w:val="es-MX"/>
               </w:rPr>
               <w:t>Los 10 casos</w:t>
             </w:r>
@@ -8696,14 +7223,10 @@
           <w:p>
             <w:pPr>
               <w:spacing w:after="20"/>
-              <w:rPr>
-                <w:lang w:val="es-MX"/>
-              </w:rPr>
             </w:pPr>
             <w:r>
               <w:rPr>
                 <w:sz w:val="19"/>
-                <w:lang w:val="es-MX"/>
               </w:rPr>
               <w:t>10 de 10 aprobados</w:t>
             </w:r>
@@ -8717,14 +7240,10 @@
           <w:p>
             <w:pPr>
               <w:spacing w:after="20"/>
-              <w:rPr>
-                <w:lang w:val="es-MX"/>
-              </w:rPr>
             </w:pPr>
             <w:r>
               <w:rPr>
                 <w:sz w:val="19"/>
-                <w:lang w:val="es-MX"/>
               </w:rPr>
               <w:t>Aprobada</w:t>
             </w:r>
@@ -8735,38 +7254,24 @@
     <w:p>
       <w:pPr>
         <w:spacing w:after="40"/>
-        <w:rPr>
-          <w:lang w:val="es-MX"/>
-        </w:rPr>
       </w:pPr>
     </w:p>
     <w:p>
-      <w:pPr>
-        <w:rPr>
-          <w:lang w:val="es-MX"/>
-        </w:rPr>
-      </w:pPr>
       <w:r>
-        <w:rPr>
-          <w:lang w:val="es-MX"/>
-        </w:rPr>
         <w:t>Con el defecto presente fallan exactamente los casos que cubren ese requisito, y con el código corregido los diez casos vuelven a pasar.</w:t>
       </w:r>
     </w:p>
     <w:p>
       <w:pPr>
+        <w:keepNext/>
         <w:jc w:val="center"/>
-        <w:rPr>
-          <w:lang w:val="es-MX"/>
-        </w:rPr>
       </w:pPr>
       <w:r>
         <w:rPr>
           <w:noProof/>
-          <w:lang w:val="es-MX"/>
         </w:rPr>
         <w:drawing>
-          <wp:inline distT="0" distB="0" distL="0" distR="0" wp14:anchorId="2C44D8AF" wp14:editId="6839809F">
+          <wp:inline distT="0" distB="0" distL="0" distR="0" wp14:anchorId="5976FC7F" wp14:editId="44C18521">
             <wp:extent cx="5940000" cy="3341250"/>
             <wp:effectExtent l="0" t="0" r="0" b="0"/>
             <wp:docPr id="5" name="Picture 5"/>
@@ -8805,85 +7310,45 @@
     <w:p>
       <w:pPr>
         <w:jc w:val="center"/>
-        <w:rPr>
-          <w:lang w:val="es-MX"/>
-        </w:rPr>
       </w:pPr>
       <w:r>
         <w:rPr>
           <w:i/>
           <w:color w:val="5D6575"/>
           <w:sz w:val="18"/>
-          <w:lang w:val="es-MX"/>
         </w:rPr>
         <w:t>Figura 5. Captura de pantalla de la ronda de regresión con DEF-01 y DEF-02 inyectados.</w:t>
       </w:r>
     </w:p>
     <w:p>
       <w:pPr>
-        <w:rPr>
-          <w:lang w:val="es-MX"/>
-        </w:rPr>
+        <w:pStyle w:val="Ttulo1"/>
       </w:pPr>
       <w:r>
-        <w:rPr>
-          <w:lang w:val="es-MX"/>
-        </w:rPr>
-        <w:br w:type="page"/>
-      </w:r>
-    </w:p>
-    <w:p>
-      <w:pPr>
-        <w:pStyle w:val="Ttulo1"/>
-        <w:rPr>
-          <w:lang w:val="es-MX"/>
-        </w:rPr>
-      </w:pPr>
-      <w:r>
-        <w:rPr>
-          <w:lang w:val="es-MX"/>
-        </w:rPr>
+        <w:lastRenderedPageBreak/>
         <w:t>8. Diseñar un flujo de integración continua para ejecutar automáticamente las pruebas cuando se actualice el repositorio.</w:t>
       </w:r>
     </w:p>
     <w:p>
-      <w:pPr>
-        <w:rPr>
-          <w:lang w:val="es-MX"/>
-        </w:rPr>
-      </w:pPr>
       <w:r>
-        <w:rPr>
-          <w:lang w:val="es-MX"/>
-        </w:rPr>
         <w:t>El flujo está en sistema/.github/workflows/ci.yml y usa GitHub Actions. Se ejecuta en cada push a main, develop, feature/**, release/** y hotfix/**, en cada Pull Request hacia main o develop, cada noche y de forma manual. Los niveles van en cadena: si uno falla, los siguientes no corren y el PR no se puede integrar.</w:t>
       </w:r>
     </w:p>
     <w:p>
       <w:pPr>
         <w:spacing w:after="40"/>
-        <w:rPr>
-          <w:lang w:val="es-MX"/>
-        </w:rPr>
       </w:pPr>
       <w:r>
-        <w:rPr>
-          <w:lang w:val="es-MX"/>
-        </w:rPr>
         <w:t>El sistema está publicado en GitHub y el flujo ya se ejecutó con todos los jobs en verde:</w:t>
       </w:r>
     </w:p>
     <w:p>
       <w:pPr>
         <w:pStyle w:val="Listaconvietas"/>
-        <w:rPr>
-          <w:lang w:val="es-MX"/>
-        </w:rPr>
       </w:pPr>
       <w:r>
         <w:rPr>
           <w:b/>
-          <w:lang w:val="es-MX"/>
         </w:rPr>
         <w:t xml:space="preserve">Repositorio: </w:t>
       </w:r>
@@ -8892,7 +7357,6 @@
           <w:rPr>
             <w:color w:val="1F4E8C"/>
             <w:u w:val="single"/>
-            <w:lang w:val="es-MX"/>
           </w:rPr>
           <w:t>https://github.com/azharsonix/sistema-inventario-actividad-2</w:t>
         </w:r>
@@ -8901,14 +7365,10 @@
     <w:p>
       <w:pPr>
         <w:pStyle w:val="Listaconvietas"/>
-        <w:rPr>
-          <w:lang w:val="es-MX"/>
-        </w:rPr>
       </w:pPr>
       <w:r>
         <w:rPr>
           <w:b/>
-          <w:lang w:val="es-MX"/>
         </w:rPr>
         <w:t xml:space="preserve">Ejecución del CI: </w:t>
       </w:r>
@@ -8917,29 +7377,21 @@
           <w:rPr>
             <w:color w:val="1F4E8C"/>
             <w:u w:val="single"/>
-            <w:lang w:val="es-MX"/>
           </w:rPr>
           <w:t>https://github.com/azharsonix/sistema-inventario-actividad-2/actions/runs/40804500676</w:t>
         </w:r>
       </w:hyperlink>
       <w:r>
-        <w:rPr>
-          <w:lang w:val="es-MX"/>
-        </w:rPr>
         <w:t xml:space="preserve"> (8 de 8 jobs exitosos; la evidencia se descarga como artefacto «evidencia-pruebas»)</w:t>
       </w:r>
     </w:p>
     <w:p>
       <w:pPr>
         <w:pStyle w:val="Listaconvietas"/>
-        <w:rPr>
-          <w:lang w:val="es-MX"/>
-        </w:rPr>
       </w:pPr>
       <w:r>
         <w:rPr>
           <w:b/>
-          <w:lang w:val="es-MX"/>
         </w:rPr>
         <w:t xml:space="preserve">Historial de ejecuciones: </w:t>
       </w:r>
@@ -8948,7 +7400,6 @@
           <w:rPr>
             <w:color w:val="1F4E8C"/>
             <w:u w:val="single"/>
-            <w:lang w:val="es-MX"/>
           </w:rPr>
           <w:t>https://github.com/azharsonix/sistema-inventario-actividad-2/actions</w:t>
         </w:r>
@@ -8956,18 +7407,15 @@
     </w:p>
     <w:p>
       <w:pPr>
+        <w:keepNext/>
         <w:jc w:val="center"/>
-        <w:rPr>
-          <w:lang w:val="es-MX"/>
-        </w:rPr>
       </w:pPr>
       <w:r>
         <w:rPr>
           <w:noProof/>
-          <w:lang w:val="es-MX"/>
         </w:rPr>
         <w:drawing>
-          <wp:inline distT="0" distB="0" distL="0" distR="0" wp14:anchorId="010845CF" wp14:editId="356AB4D9">
+          <wp:inline distT="0" distB="0" distL="0" distR="0" wp14:anchorId="4F1D1988" wp14:editId="2A694861">
             <wp:extent cx="5940000" cy="3341250"/>
             <wp:effectExtent l="0" t="0" r="0" b="0"/>
             <wp:docPr id="6" name="Picture 6"/>
@@ -9006,34 +7454,28 @@
     <w:p>
       <w:pPr>
         <w:jc w:val="center"/>
-        <w:rPr>
-          <w:lang w:val="es-MX"/>
-        </w:rPr>
       </w:pPr>
       <w:r>
         <w:rPr>
           <w:i/>
           <w:color w:val="5D6575"/>
           <w:sz w:val="18"/>
-          <w:lang w:val="es-MX"/>
         </w:rPr>
         <w:t>Figura 6. Jobs del pipeline y orden de ejecución (diagrama editable, diapositiva 1).</w:t>
       </w:r>
     </w:p>
     <w:p>
       <w:pPr>
+        <w:keepNext/>
         <w:jc w:val="center"/>
-        <w:rPr>
-          <w:lang w:val="es-MX"/>
-        </w:rPr>
       </w:pPr>
       <w:r>
         <w:rPr>
           <w:noProof/>
-          <w:lang w:val="es-MX"/>
         </w:rPr>
+        <w:lastRenderedPageBreak/>
         <w:drawing>
-          <wp:inline distT="0" distB="0" distL="0" distR="0" wp14:anchorId="59A8A779" wp14:editId="362DAC91">
+          <wp:inline distT="0" distB="0" distL="0" distR="0" wp14:anchorId="240A8024" wp14:editId="41E2A2D2">
             <wp:extent cx="5940000" cy="3341250"/>
             <wp:effectExtent l="0" t="0" r="0" b="0"/>
             <wp:docPr id="7" name="Picture 7"/>
@@ -9072,16 +7514,12 @@
     <w:p>
       <w:pPr>
         <w:jc w:val="center"/>
-        <w:rPr>
-          <w:lang w:val="es-MX"/>
-        </w:rPr>
       </w:pPr>
       <w:r>
         <w:rPr>
           <w:i/>
           <w:color w:val="5D6575"/>
           <w:sz w:val="18"/>
-          <w:lang w:val="es-MX"/>
         </w:rPr>
         <w:t>Figura 7. Captura de pantalla de la ejecución del CI en GitHub Actions.</w:t>
       </w:r>
@@ -9100,6 +7538,7 @@
       </w:tblGrid>
       <w:tr>
         <w:trPr>
+          <w:cantSplit/>
           <w:tblHeader/>
           <w:jc w:val="center"/>
         </w:trPr>
@@ -9110,16 +7549,13 @@
           </w:tcPr>
           <w:p>
             <w:pPr>
-              <w:rPr>
-                <w:lang w:val="es-MX"/>
-              </w:rPr>
+              <w:keepNext/>
             </w:pPr>
             <w:r>
               <w:rPr>
                 <w:b/>
                 <w:color w:val="FFFFFF"/>
                 <w:sz w:val="19"/>
-                <w:lang w:val="es-MX"/>
               </w:rPr>
               <w:t>Job</w:t>
             </w:r>
@@ -9132,16 +7568,13 @@
           </w:tcPr>
           <w:p>
             <w:pPr>
-              <w:rPr>
-                <w:lang w:val="es-MX"/>
-              </w:rPr>
+              <w:keepNext/>
             </w:pPr>
             <w:r>
               <w:rPr>
                 <w:b/>
                 <w:color w:val="FFFFFF"/>
                 <w:sz w:val="19"/>
-                <w:lang w:val="es-MX"/>
               </w:rPr>
               <w:t>Depende de</w:t>
             </w:r>
@@ -9154,16 +7587,13 @@
           </w:tcPr>
           <w:p>
             <w:pPr>
-              <w:rPr>
-                <w:lang w:val="es-MX"/>
-              </w:rPr>
+              <w:keepNext/>
             </w:pPr>
             <w:r>
               <w:rPr>
                 <w:b/>
                 <w:color w:val="FFFFFF"/>
                 <w:sz w:val="19"/>
-                <w:lang w:val="es-MX"/>
               </w:rPr>
               <w:t>Qué hace</w:t>
             </w:r>
@@ -9172,6 +7602,7 @@
       </w:tr>
       <w:tr>
         <w:trPr>
+          <w:cantSplit/>
           <w:jc w:val="center"/>
         </w:trPr>
         <w:tc>
@@ -9180,16 +7611,13 @@
           </w:tcPr>
           <w:p>
             <w:pPr>
-              <w:spacing w:after="20"/>
-              <w:rPr>
-                <w:lang w:val="es-MX"/>
-              </w:rPr>
+              <w:keepNext/>
+              <w:spacing w:after="20"/>
             </w:pPr>
             <w:r>
               <w:rPr>
                 <w:b/>
                 <w:sz w:val="19"/>
-                <w:lang w:val="es-MX"/>
               </w:rPr>
               <w:t>Unitarias (PHP 8.2, 8.3 y 8.4)</w:t>
             </w:r>
@@ -9201,15 +7629,12 @@
           </w:tcPr>
           <w:p>
             <w:pPr>
-              <w:spacing w:after="20"/>
-              <w:rPr>
-                <w:lang w:val="es-MX"/>
-              </w:rPr>
+              <w:keepNext/>
+              <w:spacing w:after="20"/>
             </w:pPr>
             <w:r>
               <w:rPr>
                 <w:sz w:val="19"/>
-                <w:lang w:val="es-MX"/>
               </w:rPr>
               <w:t>—</w:t>
             </w:r>
@@ -9221,15 +7646,12 @@
           </w:tcPr>
           <w:p>
             <w:pPr>
-              <w:spacing w:after="20"/>
-              <w:rPr>
-                <w:lang w:val="es-MX"/>
-              </w:rPr>
+              <w:keepNext/>
+              <w:spacing w:after="20"/>
             </w:pPr>
             <w:r>
               <w:rPr>
                 <w:sz w:val="19"/>
-                <w:lang w:val="es-MX"/>
               </w:rPr>
               <w:t>Ejecuta CP-01 a CP-04 en las tres versiones de PHP (matriz) para detectar diferencias entre versiones.</w:t>
             </w:r>
@@ -9238,6 +7660,7 @@
       </w:tr>
       <w:tr>
         <w:trPr>
+          <w:cantSplit/>
           <w:jc w:val="center"/>
         </w:trPr>
         <w:tc>
@@ -9246,16 +7669,13 @@
           </w:tcPr>
           <w:p>
             <w:pPr>
-              <w:spacing w:after="20"/>
-              <w:rPr>
-                <w:lang w:val="es-MX"/>
-              </w:rPr>
+              <w:keepNext/>
+              <w:spacing w:after="20"/>
             </w:pPr>
             <w:r>
               <w:rPr>
                 <w:b/>
                 <w:sz w:val="19"/>
-                <w:lang w:val="es-MX"/>
               </w:rPr>
               <w:t>Integración</w:t>
             </w:r>
@@ -9267,15 +7687,12 @@
           </w:tcPr>
           <w:p>
             <w:pPr>
-              <w:spacing w:after="20"/>
-              <w:rPr>
-                <w:lang w:val="es-MX"/>
-              </w:rPr>
+              <w:keepNext/>
+              <w:spacing w:after="20"/>
             </w:pPr>
             <w:r>
               <w:rPr>
                 <w:sz w:val="19"/>
-                <w:lang w:val="es-MX"/>
               </w:rPr>
               <w:t>Unitarias</w:t>
             </w:r>
@@ -9287,15 +7704,12 @@
           </w:tcPr>
           <w:p>
             <w:pPr>
-              <w:spacing w:after="20"/>
-              <w:rPr>
-                <w:lang w:val="es-MX"/>
-              </w:rPr>
+              <w:keepNext/>
+              <w:spacing w:after="20"/>
             </w:pPr>
             <w:r>
               <w:rPr>
                 <w:sz w:val="19"/>
-                <w:lang w:val="es-MX"/>
               </w:rPr>
               <w:t>Ejecuta CP-05 y CP-06 con archivo JSON real.</w:t>
             </w:r>
@@ -9304,6 +7718,7 @@
       </w:tr>
       <w:tr>
         <w:trPr>
+          <w:cantSplit/>
           <w:jc w:val="center"/>
         </w:trPr>
         <w:tc>
@@ -9312,16 +7727,13 @@
           </w:tcPr>
           <w:p>
             <w:pPr>
-              <w:spacing w:after="20"/>
-              <w:rPr>
-                <w:lang w:val="es-MX"/>
-              </w:rPr>
+              <w:keepNext/>
+              <w:spacing w:after="20"/>
             </w:pPr>
             <w:r>
               <w:rPr>
                 <w:b/>
                 <w:sz w:val="19"/>
-                <w:lang w:val="es-MX"/>
               </w:rPr>
               <w:t>Sistema (HTTP)</w:t>
             </w:r>
@@ -9333,15 +7745,12 @@
           </w:tcPr>
           <w:p>
             <w:pPr>
-              <w:spacing w:after="20"/>
-              <w:rPr>
-                <w:lang w:val="es-MX"/>
-              </w:rPr>
+              <w:keepNext/>
+              <w:spacing w:after="20"/>
             </w:pPr>
             <w:r>
               <w:rPr>
                 <w:sz w:val="19"/>
-                <w:lang w:val="es-MX"/>
               </w:rPr>
               <w:t>Integración</w:t>
             </w:r>
@@ -9353,15 +7762,12 @@
           </w:tcPr>
           <w:p>
             <w:pPr>
-              <w:spacing w:after="20"/>
-              <w:rPr>
-                <w:lang w:val="es-MX"/>
-              </w:rPr>
+              <w:keepNext/>
+              <w:spacing w:after="20"/>
             </w:pPr>
             <w:r>
               <w:rPr>
                 <w:sz w:val="19"/>
-                <w:lang w:val="es-MX"/>
               </w:rPr>
               <w:t>Levanta el servidor y ejecuta CP-07 y CP-08 por HTTP.</w:t>
             </w:r>
@@ -9370,6 +7776,7 @@
       </w:tr>
       <w:tr>
         <w:trPr>
+          <w:cantSplit/>
           <w:jc w:val="center"/>
         </w:trPr>
         <w:tc>
@@ -9378,16 +7785,13 @@
           </w:tcPr>
           <w:p>
             <w:pPr>
-              <w:spacing w:after="20"/>
-              <w:rPr>
-                <w:lang w:val="es-MX"/>
-              </w:rPr>
+              <w:keepNext/>
+              <w:spacing w:after="20"/>
             </w:pPr>
             <w:r>
               <w:rPr>
                 <w:b/>
                 <w:sz w:val="19"/>
-                <w:lang w:val="es-MX"/>
               </w:rPr>
               <w:t>Aceptación</w:t>
             </w:r>
@@ -9399,15 +7803,12 @@
           </w:tcPr>
           <w:p>
             <w:pPr>
-              <w:spacing w:after="20"/>
-              <w:rPr>
-                <w:lang w:val="es-MX"/>
-              </w:rPr>
+              <w:keepNext/>
+              <w:spacing w:after="20"/>
             </w:pPr>
             <w:r>
               <w:rPr>
                 <w:sz w:val="19"/>
-                <w:lang w:val="es-MX"/>
               </w:rPr>
               <w:t>Sistema (HTTP)</w:t>
             </w:r>
@@ -9419,15 +7820,12 @@
           </w:tcPr>
           <w:p>
             <w:pPr>
-              <w:spacing w:after="20"/>
-              <w:rPr>
-                <w:lang w:val="es-MX"/>
-              </w:rPr>
+              <w:keepNext/>
+              <w:spacing w:after="20"/>
             </w:pPr>
             <w:r>
               <w:rPr>
                 <w:sz w:val="19"/>
-                <w:lang w:val="es-MX"/>
               </w:rPr>
               <w:t>Ejecuta los escenarios de la cliente CP-09 y CP-10.</w:t>
             </w:r>
@@ -9436,6 +7834,7 @@
       </w:tr>
       <w:tr>
         <w:trPr>
+          <w:cantSplit/>
           <w:jc w:val="center"/>
         </w:trPr>
         <w:tc>
@@ -9444,16 +7843,13 @@
           </w:tcPr>
           <w:p>
             <w:pPr>
-              <w:spacing w:after="20"/>
-              <w:rPr>
-                <w:lang w:val="es-MX"/>
-              </w:rPr>
+              <w:keepNext/>
+              <w:spacing w:after="20"/>
             </w:pPr>
             <w:r>
               <w:rPr>
                 <w:b/>
                 <w:sz w:val="19"/>
-                <w:lang w:val="es-MX"/>
               </w:rPr>
               <w:t>Regresión con DEF-01 y DEF-02 inyectados</w:t>
             </w:r>
@@ -9465,15 +7861,12 @@
           </w:tcPr>
           <w:p>
             <w:pPr>
-              <w:spacing w:after="20"/>
-              <w:rPr>
-                <w:lang w:val="es-MX"/>
-              </w:rPr>
+              <w:keepNext/>
+              <w:spacing w:after="20"/>
             </w:pPr>
             <w:r>
               <w:rPr>
                 <w:sz w:val="19"/>
-                <w:lang w:val="es-MX"/>
               </w:rPr>
               <w:t>Aceptación</w:t>
             </w:r>
@@ -9485,15 +7878,12 @@
           </w:tcPr>
           <w:p>
             <w:pPr>
-              <w:spacing w:after="20"/>
-              <w:rPr>
-                <w:lang w:val="es-MX"/>
-              </w:rPr>
+              <w:keepNext/>
+              <w:spacing w:after="20"/>
             </w:pPr>
             <w:r>
               <w:rPr>
                 <w:sz w:val="19"/>
-                <w:lang w:val="es-MX"/>
               </w:rPr>
               <w:t>Inyecta DEF-01 y DEF-02 y falla si las pruebas ya no los detectan.</w:t>
             </w:r>
@@ -9502,6 +7892,7 @@
       </w:tr>
       <w:tr>
         <w:trPr>
+          <w:cantSplit/>
           <w:jc w:val="center"/>
         </w:trPr>
         <w:tc>
@@ -9511,15 +7902,11 @@
           <w:p>
             <w:pPr>
               <w:spacing w:after="20"/>
-              <w:rPr>
-                <w:lang w:val="es-MX"/>
-              </w:rPr>
             </w:pPr>
             <w:r>
               <w:rPr>
                 <w:b/>
                 <w:sz w:val="19"/>
-                <w:lang w:val="es-MX"/>
               </w:rPr>
               <w:t>Reporte de resultados</w:t>
             </w:r>
@@ -9532,14 +7919,10 @@
           <w:p>
             <w:pPr>
               <w:spacing w:after="20"/>
-              <w:rPr>
-                <w:lang w:val="es-MX"/>
-              </w:rPr>
             </w:pPr>
             <w:r>
               <w:rPr>
                 <w:sz w:val="19"/>
-                <w:lang w:val="es-MX"/>
               </w:rPr>
               <w:t>Todos (se ejecuta siempre)</w:t>
             </w:r>
@@ -9552,14 +7935,10 @@
           <w:p>
             <w:pPr>
               <w:spacing w:after="20"/>
-              <w:rPr>
-                <w:lang w:val="es-MX"/>
-              </w:rPr>
             </w:pPr>
             <w:r>
               <w:rPr>
                 <w:sz w:val="19"/>
-                <w:lang w:val="es-MX"/>
               </w:rPr>
               <w:t>Junta los JUnit, publica la tabla de resultados en el resumen del job y sube el artefacto «evidencia-pruebas».</w:t>
             </w:r>
@@ -9570,118 +7949,71 @@
     <w:p>
       <w:pPr>
         <w:spacing w:after="40"/>
-        <w:rPr>
-          <w:lang w:val="es-MX"/>
-        </w:rPr>
       </w:pPr>
     </w:p>
     <w:p>
       <w:pPr>
         <w:spacing w:after="40"/>
-        <w:rPr>
-          <w:lang w:val="es-MX"/>
-        </w:rPr>
       </w:pPr>
       <w:r>
-        <w:rPr>
-          <w:lang w:val="es-MX"/>
-        </w:rPr>
         <w:t>Reglas del repositorio que completan el flujo:</w:t>
       </w:r>
     </w:p>
     <w:p>
       <w:pPr>
         <w:pStyle w:val="Listaconvietas"/>
-        <w:rPr>
-          <w:lang w:val="es-MX"/>
-        </w:rPr>
       </w:pPr>
       <w:r>
-        <w:rPr>
-          <w:lang w:val="es-MX"/>
-        </w:rPr>
         <w:t>Protección de ramas en main y develop: no se permite push directo; todo entra por Pull Request con una revisión aprobada y con los checks de Unitarias, Integración, Sistema (HTTP), Aceptación y Regresión en verde.</w:t>
       </w:r>
     </w:p>
     <w:p>
       <w:pPr>
         <w:pStyle w:val="Listaconvietas"/>
-        <w:rPr>
-          <w:lang w:val="es-MX"/>
-        </w:rPr>
       </w:pPr>
       <w:r>
-        <w:rPr>
-          <w:lang w:val="es-MX"/>
-        </w:rPr>
         <w:t>concurrency: si llega un push nuevo a la misma rama, la ejecución anterior se cancela.</w:t>
       </w:r>
     </w:p>
     <w:p>
       <w:pPr>
         <w:pStyle w:val="Listaconvietas"/>
-        <w:rPr>
-          <w:lang w:val="es-MX"/>
-        </w:rPr>
       </w:pPr>
       <w:r>
-        <w:rPr>
-          <w:lang w:val="es-MX"/>
-        </w:rPr>
         <w:t>Caché de Composer por versión de PHP y acción compuesta .github/actions/preparar-php para no repetir la instalación en cada job.</w:t>
       </w:r>
     </w:p>
     <w:p>
       <w:pPr>
         <w:pStyle w:val="Listaconvietas"/>
-        <w:rPr>
-          <w:lang w:val="es-MX"/>
-        </w:rPr>
       </w:pPr>
       <w:r>
-        <w:rPr>
-          <w:lang w:val="es-MX"/>
-        </w:rPr>
         <w:t>La evidencia de cada ejecución queda descargable como artefacto, lo que sirve para adjuntarla al defecto en Trello.</w:t>
       </w:r>
     </w:p>
     <w:p>
       <w:pPr>
         <w:spacing w:after="40"/>
-        <w:rPr>
-          <w:lang w:val="es-MX"/>
-        </w:rPr>
       </w:pPr>
       <w:r>
-        <w:rPr>
-          <w:lang w:val="es-MX"/>
-        </w:rPr>
         <w:t>Fragmento del workflow:</w:t>
       </w:r>
     </w:p>
     <w:p>
       <w:pPr>
         <w:shd w:val="clear" w:color="auto" w:fill="F2F4F7"/>
-        <w:rPr>
-          <w:noProof/>
-          <w:lang w:val="es-MX"/>
-        </w:rPr>
       </w:pPr>
       <w:r>
         <w:rPr>
           <w:rFonts w:ascii="Consolas" w:eastAsia="Consolas" w:hAnsi="Consolas"/>
-          <w:noProof/>
           <w:sz w:val="18"/>
-          <w:lang w:val="es-MX"/>
         </w:rPr>
         <w:t>on:</w:t>
       </w:r>
       <w:r>
         <w:rPr>
           <w:rFonts w:ascii="Consolas" w:eastAsia="Consolas" w:hAnsi="Consolas"/>
-          <w:noProof/>
           <w:sz w:val="18"/>
-          <w:lang w:val="es-MX"/>
         </w:rPr>
         <w:br/>
         <w:t xml:space="preserve">  push:</w:t>
@@ -9689,9 +8021,7 @@
       <w:r>
         <w:rPr>
           <w:rFonts w:ascii="Consolas" w:eastAsia="Consolas" w:hAnsi="Consolas"/>
-          <w:noProof/>
           <w:sz w:val="18"/>
-          <w:lang w:val="es-MX"/>
         </w:rPr>
         <w:br/>
         <w:t xml:space="preserve">    branches: [main, develop, "feature/**", "release/**", "hotfix/**"]</w:t>
@@ -9699,9 +8029,7 @@
       <w:r>
         <w:rPr>
           <w:rFonts w:ascii="Consolas" w:eastAsia="Consolas" w:hAnsi="Consolas"/>
-          <w:noProof/>
           <w:sz w:val="18"/>
-          <w:lang w:val="es-MX"/>
         </w:rPr>
         <w:br/>
         <w:t xml:space="preserve">  pull_request:</w:t>
@@ -9709,9 +8037,7 @@
       <w:r>
         <w:rPr>
           <w:rFonts w:ascii="Consolas" w:eastAsia="Consolas" w:hAnsi="Consolas"/>
-          <w:noProof/>
           <w:sz w:val="18"/>
-          <w:lang w:val="es-MX"/>
         </w:rPr>
         <w:br/>
         <w:t xml:space="preserve">    branches: [main, develop]</w:t>
@@ -9719,9 +8045,7 @@
       <w:r>
         <w:rPr>
           <w:rFonts w:ascii="Consolas" w:eastAsia="Consolas" w:hAnsi="Consolas"/>
-          <w:noProof/>
           <w:sz w:val="18"/>
-          <w:lang w:val="es-MX"/>
         </w:rPr>
         <w:br/>
         <w:t xml:space="preserve">  schedule:</w:t>
@@ -9729,19 +8053,22 @@
       <w:r>
         <w:rPr>
           <w:rFonts w:ascii="Consolas" w:eastAsia="Consolas" w:hAnsi="Consolas"/>
-          <w:noProof/>
           <w:sz w:val="18"/>
-          <w:lang w:val="es-MX"/>
         </w:rPr>
         <w:br/>
+      </w:r>
+      <w:r>
+        <w:rPr>
+          <w:rFonts w:ascii="Consolas" w:eastAsia="Consolas" w:hAnsi="Consolas"/>
+          <w:sz w:val="18"/>
+        </w:rPr>
+        <w:lastRenderedPageBreak/>
         <w:t xml:space="preserve">    - cron: "0 7 * * *" # 01:00 en Campeche (UTC-6)</w:t>
       </w:r>
       <w:r>
         <w:rPr>
           <w:rFonts w:ascii="Consolas" w:eastAsia="Consolas" w:hAnsi="Consolas"/>
-          <w:noProof/>
           <w:sz w:val="18"/>
-          <w:lang w:val="es-MX"/>
         </w:rPr>
         <w:br/>
         <w:t xml:space="preserve">  workflow_dispatch:</w:t>
@@ -9749,18 +8076,14 @@
       <w:r>
         <w:rPr>
           <w:rFonts w:ascii="Consolas" w:eastAsia="Consolas" w:hAnsi="Consolas"/>
-          <w:noProof/>
           <w:sz w:val="18"/>
-          <w:lang w:val="es-MX"/>
         </w:rPr>
         <w:br/>
       </w:r>
       <w:r>
         <w:rPr>
           <w:rFonts w:ascii="Consolas" w:eastAsia="Consolas" w:hAnsi="Consolas"/>
-          <w:noProof/>
           <w:sz w:val="18"/>
-          <w:lang w:val="es-MX"/>
         </w:rPr>
         <w:br/>
         <w:t>concurrency:</w:t>
@@ -9768,9 +8091,7 @@
       <w:r>
         <w:rPr>
           <w:rFonts w:ascii="Consolas" w:eastAsia="Consolas" w:hAnsi="Consolas"/>
-          <w:noProof/>
           <w:sz w:val="18"/>
-          <w:lang w:val="es-MX"/>
         </w:rPr>
         <w:br/>
         <w:t xml:space="preserve">  group: ci-${{ github.ref }}</w:t>
@@ -9778,9 +8099,7 @@
       <w:r>
         <w:rPr>
           <w:rFonts w:ascii="Consolas" w:eastAsia="Consolas" w:hAnsi="Consolas"/>
-          <w:noProof/>
           <w:sz w:val="18"/>
-          <w:lang w:val="es-MX"/>
         </w:rPr>
         <w:br/>
         <w:t xml:space="preserve">  cancel-in-progress: true</w:t>
@@ -9788,18 +8107,14 @@
       <w:r>
         <w:rPr>
           <w:rFonts w:ascii="Consolas" w:eastAsia="Consolas" w:hAnsi="Consolas"/>
-          <w:noProof/>
           <w:sz w:val="18"/>
-          <w:lang w:val="es-MX"/>
         </w:rPr>
         <w:br/>
       </w:r>
       <w:r>
         <w:rPr>
           <w:rFonts w:ascii="Consolas" w:eastAsia="Consolas" w:hAnsi="Consolas"/>
-          <w:noProof/>
           <w:sz w:val="18"/>
-          <w:lang w:val="es-MX"/>
         </w:rPr>
         <w:br/>
         <w:t>permissions:</w:t>
@@ -9807,9 +8122,7 @@
       <w:r>
         <w:rPr>
           <w:rFonts w:ascii="Consolas" w:eastAsia="Consolas" w:hAnsi="Consolas"/>
-          <w:noProof/>
           <w:sz w:val="18"/>
-          <w:lang w:val="es-MX"/>
         </w:rPr>
         <w:br/>
         <w:t xml:space="preserve">  contents: read</w:t>
@@ -9817,18 +8130,14 @@
       <w:r>
         <w:rPr>
           <w:rFonts w:ascii="Consolas" w:eastAsia="Consolas" w:hAnsi="Consolas"/>
-          <w:noProof/>
           <w:sz w:val="18"/>
-          <w:lang w:val="es-MX"/>
         </w:rPr>
         <w:br/>
       </w:r>
       <w:r>
         <w:rPr>
           <w:rFonts w:ascii="Consolas" w:eastAsia="Consolas" w:hAnsi="Consolas"/>
-          <w:noProof/>
           <w:sz w:val="18"/>
-          <w:lang w:val="es-MX"/>
         </w:rPr>
         <w:br/>
         <w:t>jobs:</w:t>
@@ -9836,9 +8145,7 @@
       <w:r>
         <w:rPr>
           <w:rFonts w:ascii="Consolas" w:eastAsia="Consolas" w:hAnsi="Consolas"/>
-          <w:noProof/>
           <w:sz w:val="18"/>
-          <w:lang w:val="es-MX"/>
         </w:rPr>
         <w:br/>
         <w:t xml:space="preserve">  unitarias:</w:t>
@@ -9846,27 +8153,21 @@
       <w:r>
         <w:rPr>
           <w:rFonts w:ascii="Consolas" w:eastAsia="Consolas" w:hAnsi="Consolas"/>
-          <w:noProof/>
           <w:sz w:val="18"/>
-          <w:lang w:val="es-MX"/>
         </w:rPr>
         <w:br/>
       </w:r>
       <w:r>
         <w:rPr>
           <w:rFonts w:ascii="Consolas" w:eastAsia="Consolas" w:hAnsi="Consolas"/>
-          <w:noProof/>
           <w:sz w:val="18"/>
-          <w:lang w:val="es-MX"/>
         </w:rPr>
         <w:t xml:space="preserve">    name: Unitarias (PHP ${{ matrix.php }})</w:t>
       </w:r>
       <w:r>
         <w:rPr>
           <w:rFonts w:ascii="Consolas" w:eastAsia="Consolas" w:hAnsi="Consolas"/>
-          <w:noProof/>
           <w:sz w:val="18"/>
-          <w:lang w:val="es-MX"/>
         </w:rPr>
         <w:br/>
         <w:t xml:space="preserve">    runs-on: ubuntu-latest</w:t>
@@ -9874,9 +8175,7 @@
       <w:r>
         <w:rPr>
           <w:rFonts w:ascii="Consolas" w:eastAsia="Consolas" w:hAnsi="Consolas"/>
-          <w:noProof/>
           <w:sz w:val="18"/>
-          <w:lang w:val="es-MX"/>
         </w:rPr>
         <w:br/>
         <w:t xml:space="preserve">    timeout-minutes: 10</w:t>
@@ -9884,9 +8183,7 @@
       <w:r>
         <w:rPr>
           <w:rFonts w:ascii="Consolas" w:eastAsia="Consolas" w:hAnsi="Consolas"/>
-          <w:noProof/>
           <w:sz w:val="18"/>
-          <w:lang w:val="es-MX"/>
         </w:rPr>
         <w:br/>
         <w:t xml:space="preserve">    strategy:</w:t>
@@ -9894,9 +8191,7 @@
       <w:r>
         <w:rPr>
           <w:rFonts w:ascii="Consolas" w:eastAsia="Consolas" w:hAnsi="Consolas"/>
-          <w:noProof/>
           <w:sz w:val="18"/>
-          <w:lang w:val="es-MX"/>
         </w:rPr>
         <w:br/>
         <w:t xml:space="preserve">      fail-fast: true</w:t>
@@ -9904,9 +8199,7 @@
       <w:r>
         <w:rPr>
           <w:rFonts w:ascii="Consolas" w:eastAsia="Consolas" w:hAnsi="Consolas"/>
-          <w:noProof/>
           <w:sz w:val="18"/>
-          <w:lang w:val="es-MX"/>
         </w:rPr>
         <w:br/>
         <w:t xml:space="preserve">      matrix:</w:t>
@@ -9914,9 +8207,7 @@
       <w:r>
         <w:rPr>
           <w:rFonts w:ascii="Consolas" w:eastAsia="Consolas" w:hAnsi="Consolas"/>
-          <w:noProof/>
           <w:sz w:val="18"/>
-          <w:lang w:val="es-MX"/>
         </w:rPr>
         <w:br/>
         <w:t xml:space="preserve">        php: ["8.2", "8.3", "8.4"]</w:t>
@@ -9924,9 +8215,7 @@
       <w:r>
         <w:rPr>
           <w:rFonts w:ascii="Consolas" w:eastAsia="Consolas" w:hAnsi="Consolas"/>
-          <w:noProof/>
           <w:sz w:val="18"/>
-          <w:lang w:val="es-MX"/>
         </w:rPr>
         <w:br/>
         <w:t xml:space="preserve">    steps:</w:t>
@@ -9934,9 +8223,7 @@
       <w:r>
         <w:rPr>
           <w:rFonts w:ascii="Consolas" w:eastAsia="Consolas" w:hAnsi="Consolas"/>
-          <w:noProof/>
           <w:sz w:val="18"/>
-          <w:lang w:val="es-MX"/>
         </w:rPr>
         <w:br/>
         <w:t xml:space="preserve">      - uses: actions/checkout@v4</w:t>
@@ -9944,9 +8231,7 @@
       <w:r>
         <w:rPr>
           <w:rFonts w:ascii="Consolas" w:eastAsia="Consolas" w:hAnsi="Consolas"/>
-          <w:noProof/>
           <w:sz w:val="18"/>
-          <w:lang w:val="es-MX"/>
         </w:rPr>
         <w:br/>
         <w:t xml:space="preserve">      - uses: ./.github/actions/preparar-php</w:t>
@@ -9954,9 +8239,7 @@
       <w:r>
         <w:rPr>
           <w:rFonts w:ascii="Consolas" w:eastAsia="Consolas" w:hAnsi="Consolas"/>
-          <w:noProof/>
           <w:sz w:val="18"/>
-          <w:lang w:val="es-MX"/>
         </w:rPr>
         <w:br/>
         <w:t xml:space="preserve">        with:</w:t>
@@ -9964,9 +8247,7 @@
       <w:r>
         <w:rPr>
           <w:rFonts w:ascii="Consolas" w:eastAsia="Consolas" w:hAnsi="Consolas"/>
-          <w:noProof/>
           <w:sz w:val="18"/>
-          <w:lang w:val="es-MX"/>
         </w:rPr>
         <w:br/>
         <w:t xml:space="preserve">          php-version: ${{ matrix.php }}</w:t>
@@ -9974,18 +8255,14 @@
       <w:r>
         <w:rPr>
           <w:rFonts w:ascii="Consolas" w:eastAsia="Consolas" w:hAnsi="Consolas"/>
-          <w:noProof/>
           <w:sz w:val="18"/>
-          <w:lang w:val="es-MX"/>
         </w:rPr>
         <w:br/>
       </w:r>
       <w:r>
         <w:rPr>
           <w:rFonts w:ascii="Consolas" w:eastAsia="Consolas" w:hAnsi="Consolas"/>
-          <w:noProof/>
           <w:sz w:val="18"/>
-          <w:lang w:val="es-MX"/>
         </w:rPr>
         <w:br/>
         <w:t xml:space="preserve">      - name: CP-01 a CP-04</w:t>
@@ -9993,9 +8270,7 @@
       <w:r>
         <w:rPr>
           <w:rFonts w:ascii="Consolas" w:eastAsia="Consolas" w:hAnsi="Consolas"/>
-          <w:noProof/>
           <w:sz w:val="18"/>
-          <w:lang w:val="es-MX"/>
         </w:rPr>
         <w:br/>
         <w:t xml:space="preserve">        run: php scripts/ejecutar-pruebas.php --suite=Unitarias</w:t>
@@ -10003,18 +8278,14 @@
       <w:r>
         <w:rPr>
           <w:rFonts w:ascii="Consolas" w:eastAsia="Consolas" w:hAnsi="Consolas"/>
-          <w:noProof/>
           <w:sz w:val="18"/>
-          <w:lang w:val="es-MX"/>
         </w:rPr>
         <w:br/>
       </w:r>
       <w:r>
         <w:rPr>
           <w:rFonts w:ascii="Consolas" w:eastAsia="Consolas" w:hAnsi="Consolas"/>
-          <w:noProof/>
           <w:sz w:val="18"/>
-          <w:lang w:val="es-MX"/>
         </w:rPr>
         <w:br/>
         <w:t xml:space="preserve">      - uses: actions/upload-artifact@v4</w:t>
@@ -10022,9 +8293,7 @@
       <w:r>
         <w:rPr>
           <w:rFonts w:ascii="Consolas" w:eastAsia="Consolas" w:hAnsi="Consolas"/>
-          <w:noProof/>
           <w:sz w:val="18"/>
-          <w:lang w:val="es-MX"/>
         </w:rPr>
         <w:br/>
         <w:t xml:space="preserve">        if: always() &amp;&amp; matrix.php == '8.2'</w:t>
@@ -10032,27 +8301,21 @@
       <w:r>
         <w:rPr>
           <w:rFonts w:ascii="Consolas" w:eastAsia="Consolas" w:hAnsi="Consolas"/>
-          <w:noProof/>
           <w:sz w:val="18"/>
-          <w:lang w:val="es-MX"/>
         </w:rPr>
         <w:br/>
       </w:r>
       <w:r>
         <w:rPr>
           <w:rFonts w:ascii="Consolas" w:eastAsia="Consolas" w:hAnsi="Consolas"/>
-          <w:noProof/>
           <w:sz w:val="18"/>
-          <w:lang w:val="es-MX"/>
         </w:rPr>
         <w:t xml:space="preserve">        with:</w:t>
       </w:r>
       <w:r>
         <w:rPr>
           <w:rFonts w:ascii="Consolas" w:eastAsia="Consolas" w:hAnsi="Consolas"/>
-          <w:noProof/>
           <w:sz w:val="18"/>
-          <w:lang w:val="es-MX"/>
         </w:rPr>
         <w:br/>
         <w:t xml:space="preserve">          name: junit-Unitarias</w:t>
@@ -10060,9 +8323,7 @@
       <w:r>
         <w:rPr>
           <w:rFonts w:ascii="Consolas" w:eastAsia="Consolas" w:hAnsi="Consolas"/>
-          <w:noProof/>
           <w:sz w:val="18"/>
-          <w:lang w:val="es-MX"/>
         </w:rPr>
         <w:br/>
         <w:t xml:space="preserve">          path: evidencias/junit-Unitarias.xml</w:t>
@@ -10071,14 +8332,8 @@
     <w:p>
       <w:pPr>
         <w:pStyle w:val="Ttulo1"/>
-        <w:rPr>
-          <w:lang w:val="es-MX"/>
-        </w:rPr>
       </w:pPr>
       <w:r>
-        <w:rPr>
-          <w:lang w:val="es-MX"/>
-        </w:rPr>
         <w:t>Anexo. Cómo ejecutar</w:t>
       </w:r>
     </w:p>
@@ -10095,6 +8350,7 @@
       </w:tblGrid>
       <w:tr>
         <w:trPr>
+          <w:cantSplit/>
           <w:tblHeader/>
           <w:jc w:val="center"/>
         </w:trPr>
@@ -10105,16 +8361,13 @@
           </w:tcPr>
           <w:p>
             <w:pPr>
-              <w:rPr>
-                <w:lang w:val="es-MX"/>
-              </w:rPr>
+              <w:keepNext/>
             </w:pPr>
             <w:r>
               <w:rPr>
                 <w:b/>
                 <w:color w:val="FFFFFF"/>
                 <w:sz w:val="19"/>
-                <w:lang w:val="es-MX"/>
               </w:rPr>
               <w:t>Comando</w:t>
             </w:r>
@@ -10127,16 +8380,13 @@
           </w:tcPr>
           <w:p>
             <w:pPr>
-              <w:rPr>
-                <w:lang w:val="es-MX"/>
-              </w:rPr>
+              <w:keepNext/>
             </w:pPr>
             <w:r>
               <w:rPr>
                 <w:b/>
                 <w:color w:val="FFFFFF"/>
                 <w:sz w:val="19"/>
-                <w:lang w:val="es-MX"/>
               </w:rPr>
               <w:t>Para qué</w:t>
             </w:r>
@@ -10145,6 +8395,7 @@
       </w:tr>
       <w:tr>
         <w:trPr>
+          <w:cantSplit/>
           <w:jc w:val="center"/>
         </w:trPr>
         <w:tc>
@@ -10153,16 +8404,13 @@
           </w:tcPr>
           <w:p>
             <w:pPr>
-              <w:spacing w:after="20"/>
-              <w:rPr>
-                <w:lang w:val="es-MX"/>
-              </w:rPr>
+              <w:keepNext/>
+              <w:spacing w:after="20"/>
             </w:pPr>
             <w:r>
               <w:rPr>
                 <w:b/>
                 <w:sz w:val="19"/>
-                <w:lang w:val="es-MX"/>
               </w:rPr>
               <w:t>composer test</w:t>
             </w:r>
@@ -10174,15 +8422,12 @@
           </w:tcPr>
           <w:p>
             <w:pPr>
-              <w:spacing w:after="20"/>
-              <w:rPr>
-                <w:lang w:val="es-MX"/>
-              </w:rPr>
+              <w:keepNext/>
+              <w:spacing w:after="20"/>
             </w:pPr>
             <w:r>
               <w:rPr>
                 <w:sz w:val="19"/>
-                <w:lang w:val="es-MX"/>
               </w:rPr>
               <w:t>Ejecuta los 10 casos en la consola.</w:t>
             </w:r>
@@ -10191,6 +8436,7 @@
       </w:tr>
       <w:tr>
         <w:trPr>
+          <w:cantSplit/>
           <w:jc w:val="center"/>
         </w:trPr>
         <w:tc>
@@ -10199,16 +8445,13 @@
           </w:tcPr>
           <w:p>
             <w:pPr>
-              <w:spacing w:after="20"/>
-              <w:rPr>
-                <w:lang w:val="es-MX"/>
-              </w:rPr>
+              <w:keepNext/>
+              <w:spacing w:after="20"/>
             </w:pPr>
             <w:r>
               <w:rPr>
                 <w:b/>
                 <w:sz w:val="19"/>
-                <w:lang w:val="es-MX"/>
               </w:rPr>
               <w:t>composer test:unitarias</w:t>
             </w:r>
@@ -10220,15 +8463,12 @@
           </w:tcPr>
           <w:p>
             <w:pPr>
-              <w:spacing w:after="20"/>
-              <w:rPr>
-                <w:lang w:val="es-MX"/>
-              </w:rPr>
+              <w:keepNext/>
+              <w:spacing w:after="20"/>
             </w:pPr>
             <w:r>
               <w:rPr>
                 <w:sz w:val="19"/>
-                <w:lang w:val="es-MX"/>
               </w:rPr>
               <w:t>Ejecuta un solo nivel (o test:integracion, test:sistema y test:aceptacion).</w:t>
             </w:r>
@@ -10237,6 +8477,7 @@
       </w:tr>
       <w:tr>
         <w:trPr>
+          <w:cantSplit/>
           <w:jc w:val="center"/>
         </w:trPr>
         <w:tc>
@@ -10245,16 +8486,13 @@
           </w:tcPr>
           <w:p>
             <w:pPr>
-              <w:spacing w:after="20"/>
-              <w:rPr>
-                <w:lang w:val="es-MX"/>
-              </w:rPr>
+              <w:keepNext/>
+              <w:spacing w:after="20"/>
             </w:pPr>
             <w:r>
               <w:rPr>
                 <w:b/>
                 <w:sz w:val="19"/>
-                <w:lang w:val="es-MX"/>
               </w:rPr>
               <w:t>composer evidencia</w:t>
             </w:r>
@@ -10266,15 +8504,12 @@
           </w:tcPr>
           <w:p>
             <w:pPr>
-              <w:spacing w:after="20"/>
-              <w:rPr>
-                <w:lang w:val="es-MX"/>
-              </w:rPr>
+              <w:keepNext/>
+              <w:spacing w:after="20"/>
             </w:pPr>
             <w:r>
               <w:rPr>
                 <w:sz w:val="19"/>
-                <w:lang w:val="es-MX"/>
               </w:rPr>
               <w:t>Ejecuta las cuatro suites y genera la evidencia en evidencias/.</w:t>
             </w:r>
@@ -10283,6 +8518,7 @@
       </w:tr>
       <w:tr>
         <w:trPr>
+          <w:cantSplit/>
           <w:jc w:val="center"/>
         </w:trPr>
         <w:tc>
@@ -10291,16 +8527,13 @@
           </w:tcPr>
           <w:p>
             <w:pPr>
-              <w:spacing w:after="20"/>
-              <w:rPr>
-                <w:lang w:val="es-MX"/>
-              </w:rPr>
+              <w:keepNext/>
+              <w:spacing w:after="20"/>
             </w:pPr>
             <w:r>
               <w:rPr>
                 <w:b/>
                 <w:sz w:val="19"/>
-                <w:lang w:val="es-MX"/>
               </w:rPr>
               <w:t>composer regresion</w:t>
             </w:r>
@@ -10312,15 +8545,12 @@
           </w:tcPr>
           <w:p>
             <w:pPr>
-              <w:spacing w:after="20"/>
-              <w:rPr>
-                <w:lang w:val="es-MX"/>
-              </w:rPr>
+              <w:keepNext/>
+              <w:spacing w:after="20"/>
             </w:pPr>
             <w:r>
               <w:rPr>
                 <w:sz w:val="19"/>
-                <w:lang w:val="es-MX"/>
               </w:rPr>
               <w:t>Inyecta DEF-01 y DEF-02 y comprueba que las pruebas los detectan.</w:t>
             </w:r>
@@ -10329,6 +8559,7 @@
       </w:tr>
       <w:tr>
         <w:trPr>
+          <w:cantSplit/>
           <w:jc w:val="center"/>
         </w:trPr>
         <w:tc>
@@ -10338,15 +8569,11 @@
           <w:p>
             <w:pPr>
               <w:spacing w:after="20"/>
-              <w:rPr>
-                <w:lang w:val="es-MX"/>
-              </w:rPr>
             </w:pPr>
             <w:r>
               <w:rPr>
                 <w:b/>
                 <w:sz w:val="19"/>
-                <w:lang w:val="es-MX"/>
               </w:rPr>
               <w:t>php -S localhost:8000 -t public</w:t>
             </w:r>
@@ -10359,14 +8586,10 @@
           <w:p>
             <w:pPr>
               <w:spacing w:after="20"/>
-              <w:rPr>
-                <w:lang w:val="es-MX"/>
-              </w:rPr>
             </w:pPr>
             <w:r>
               <w:rPr>
                 <w:sz w:val="19"/>
-                <w:lang w:val="es-MX"/>
               </w:rPr>
               <w:t>Levanta la API del sistema (/api/productos, /api/reporte, /salud).</w:t>
             </w:r>
@@ -10377,9 +8600,6 @@
     <w:p>
       <w:pPr>
         <w:spacing w:after="40"/>
-        <w:rPr>
-          <w:lang w:val="es-MX"/>
-        </w:rPr>
       </w:pPr>
     </w:p>
     <w:sectPr>
@@ -10565,31 +8785,31 @@
       </w:rPr>
     </w:lvl>
   </w:abstractNum>
-  <w:num w:numId="1" w16cid:durableId="1827356943">
+  <w:num w:numId="1" w16cid:durableId="40521975">
     <w:abstractNumId w:val="8"/>
   </w:num>
-  <w:num w:numId="2" w16cid:durableId="412708036">
+  <w:num w:numId="2" w16cid:durableId="1462724038">
     <w:abstractNumId w:val="6"/>
   </w:num>
-  <w:num w:numId="3" w16cid:durableId="578055553">
+  <w:num w:numId="3" w16cid:durableId="165288975">
     <w:abstractNumId w:val="5"/>
   </w:num>
-  <w:num w:numId="4" w16cid:durableId="2092654291">
+  <w:num w:numId="4" w16cid:durableId="1981761627">
     <w:abstractNumId w:val="4"/>
   </w:num>
-  <w:num w:numId="5" w16cid:durableId="595594088">
+  <w:num w:numId="5" w16cid:durableId="681736723">
     <w:abstractNumId w:val="7"/>
   </w:num>
-  <w:num w:numId="6" w16cid:durableId="738601046">
+  <w:num w:numId="6" w16cid:durableId="632756221">
     <w:abstractNumId w:val="3"/>
   </w:num>
-  <w:num w:numId="7" w16cid:durableId="1739134937">
+  <w:num w:numId="7" w16cid:durableId="618299128">
     <w:abstractNumId w:val="2"/>
   </w:num>
-  <w:num w:numId="8" w16cid:durableId="29383203">
+  <w:num w:numId="8" w16cid:durableId="266737425">
     <w:abstractNumId w:val="1"/>
   </w:num>
-  <w:num w:numId="9" w16cid:durableId="1593050110">
+  <w:num w:numId="9" w16cid:durableId="1950114459">
     <w:abstractNumId w:val="0"/>
   </w:num>
 </w:numbering>

--- a/docs/Actividad 2 - Pruebas del sistema de inventario.docx
+++ b/docs/Actividad 2 - Pruebas del sistema de inventario.docx
@@ -2776,7 +2776,7 @@
     </w:p>
     <w:p>
       <w:r>
-        <w:t>Cada requisito queda cubierto por al menos dos casos y de dos niveles distintos.</w:t>
+        <w:t>Cada requisito queda cubierto por al menos un caso. RF-01, RF-02 y RF-03 tienen casos de dos niveles o más; RF-04 y RF-05 se cubren con un caso de aceptación cada uno.</w:t>
       </w:r>
     </w:p>
     <w:tbl>
@@ -3909,7 +3909,6 @@
         <w:pStyle w:val="Ttulo1"/>
       </w:pPr>
       <w:r>
-        <w:lastRenderedPageBreak/>
         <w:t>4. Clasificar los casos como pruebas unitarias, de integración, de sistema o de aceptación.</w:t>
       </w:r>
     </w:p>
@@ -3923,7 +3922,7 @@
           <w:noProof/>
         </w:rPr>
         <w:drawing>
-          <wp:inline distT="0" distB="0" distL="0" distR="0" wp14:anchorId="2537E0E2" wp14:editId="6BBB0F19">
+          <wp:inline distT="0" distB="0" distL="0" distR="0" wp14:anchorId="601B5697" wp14:editId="13D5D758">
             <wp:extent cx="5580000" cy="3138750"/>
             <wp:effectExtent l="0" t="0" r="0" b="0"/>
             <wp:docPr id="1" name="Picture 1"/>
@@ -4438,7 +4437,6 @@
                 <w:color w:val="FFFFFF"/>
                 <w:sz w:val="18"/>
               </w:rPr>
-              <w:lastRenderedPageBreak/>
               <w:t>ID</w:t>
             </w:r>
           </w:p>
@@ -4608,7 +4606,7 @@
               <w:rPr>
                 <w:sz w:val="18"/>
               </w:rPr>
-              <w:t>0.004 s</w:t>
+              <w:t>0.008 s</w:t>
             </w:r>
           </w:p>
         </w:tc>
@@ -4701,7 +4699,7 @@
               <w:rPr>
                 <w:sz w:val="18"/>
               </w:rPr>
-              <w:t>0.000 s</w:t>
+              <w:t>0.001 s</w:t>
             </w:r>
           </w:p>
         </w:tc>
@@ -4794,7 +4792,7 @@
               <w:rPr>
                 <w:sz w:val="18"/>
               </w:rPr>
-              <w:t>0.000 s</w:t>
+              <w:t>0.001 s</w:t>
             </w:r>
           </w:p>
         </w:tc>
@@ -4887,7 +4885,7 @@
               <w:rPr>
                 <w:sz w:val="18"/>
               </w:rPr>
-              <w:t>0.000 s</w:t>
+              <w:t>0.001 s</w:t>
             </w:r>
           </w:p>
         </w:tc>
@@ -4980,7 +4978,7 @@
               <w:rPr>
                 <w:sz w:val="18"/>
               </w:rPr>
-              <w:t>0.007 s</w:t>
+              <w:t>0.009 s</w:t>
             </w:r>
           </w:p>
         </w:tc>
@@ -5073,7 +5071,7 @@
               <w:rPr>
                 <w:sz w:val="18"/>
               </w:rPr>
-              <w:t>0.001 s</w:t>
+              <w:t>0.002 s</w:t>
             </w:r>
           </w:p>
         </w:tc>
@@ -5166,7 +5164,7 @@
               <w:rPr>
                 <w:sz w:val="18"/>
               </w:rPr>
-              <w:t>0.926 s</w:t>
+              <w:t>0.889 s</w:t>
             </w:r>
           </w:p>
         </w:tc>
@@ -5259,7 +5257,7 @@
               <w:rPr>
                 <w:sz w:val="18"/>
               </w:rPr>
-              <w:t>0.922 s</w:t>
+              <w:t>0.865 s</w:t>
             </w:r>
           </w:p>
         </w:tc>
@@ -5352,7 +5350,7 @@
               <w:rPr>
                 <w:sz w:val="18"/>
               </w:rPr>
-              <w:t>0.949 s</w:t>
+              <w:t>0.880 s</w:t>
             </w:r>
           </w:p>
         </w:tc>
@@ -5440,7 +5438,7 @@
               <w:rPr>
                 <w:sz w:val="18"/>
               </w:rPr>
-              <w:t>0.888 s</w:t>
+              <w:t>0.872 s</w:t>
             </w:r>
           </w:p>
         </w:tc>
@@ -5459,7 +5457,7 @@
         <w:t xml:space="preserve">Resumen de la ronda 1: </w:t>
       </w:r>
       <w:r>
-        <w:t>10 casos ejecutados, 10 aprobados, 0 no aprobados; 43 aserciones en 3.697 s. Los casos de sistema y aceptación tardan cerca de un segundo porque cada uno levanta su propio servidor.</w:t>
+        <w:t>10 casos ejecutados, 10 aprobados, 0 no aprobados; 43 aserciones en 3.528 s. Los casos de sistema y aceptación tardan cerca de un segundo porque cada uno levanta su propio servidor.</w:t>
       </w:r>
     </w:p>
     <w:p>
@@ -5472,7 +5470,7 @@
           <w:noProof/>
         </w:rPr>
         <w:drawing>
-          <wp:inline distT="0" distB="0" distL="0" distR="0" wp14:anchorId="023F197D" wp14:editId="49C176FF">
+          <wp:inline distT="0" distB="0" distL="0" distR="0" wp14:anchorId="0DB30172" wp14:editId="274B27EA">
             <wp:extent cx="5940000" cy="3341250"/>
             <wp:effectExtent l="0" t="0" r="0" b="0"/>
             <wp:docPr id="2" name="Picture 2"/>
@@ -5530,9 +5528,8 @@
         <w:rPr>
           <w:noProof/>
         </w:rPr>
-        <w:lastRenderedPageBreak/>
         <w:drawing>
-          <wp:inline distT="0" distB="0" distL="0" distR="0" wp14:anchorId="1DFF0363" wp14:editId="5B31A2E9">
+          <wp:inline distT="0" distB="0" distL="0" distR="0" wp14:anchorId="09470A03" wp14:editId="0557CBF1">
             <wp:extent cx="5940000" cy="3341250"/>
             <wp:effectExtent l="0" t="0" r="0" b="0"/>
             <wp:docPr id="3" name="Picture 3"/>
@@ -5639,7 +5636,6 @@
         <w:pStyle w:val="Ttulo2"/>
       </w:pPr>
       <w:r>
-        <w:lastRenderedPageBreak/>
         <w:t>DEF-01 · La venta deja la existencia en negativo</w:t>
       </w:r>
     </w:p>
@@ -6044,7 +6040,7 @@
               <w:rPr>
                 <w:sz w:val="20"/>
               </w:rPr>
-              <w:t>Job «Unitarias» en rojo en GitHub Actions y el PR bloqueado.</w:t>
+              <w:t>Job «Unitarias» en rojo en GitHub Actions (los niveles siguientes no se ejecutan) y el PR bloqueado.</w:t>
             </w:r>
           </w:p>
           <w:p>
@@ -6172,7 +6168,6 @@
         <w:pStyle w:val="Ttulo2"/>
       </w:pPr>
       <w:r>
-        <w:lastRenderedPageBreak/>
         <w:t>DEF-02 · El reporte no marca para resurtir un producto que está justo en su mínimo</w:t>
       </w:r>
     </w:p>
@@ -6686,7 +6681,7 @@
     </w:p>
     <w:p>
       <w:r>
-        <w:t>Proponemos este ciclo para cada defecto. Los pasos 3 a 5 están automatizados.</w:t>
+        <w:t>Proponemos este ciclo para cada defecto. Los pasos 4, 5 y 7 los ejecuta GitHub Actions de forma automática.</w:t>
       </w:r>
     </w:p>
     <w:p>
@@ -6699,7 +6694,7 @@
           <w:noProof/>
         </w:rPr>
         <w:drawing>
-          <wp:inline distT="0" distB="0" distL="0" distR="0" wp14:anchorId="1A43BC75" wp14:editId="33A198FD">
+          <wp:inline distT="0" distB="0" distL="0" distR="0" wp14:anchorId="14378E88" wp14:editId="3263B0CD">
             <wp:extent cx="5580000" cy="3138750"/>
             <wp:effectExtent l="0" t="0" r="0" b="0"/>
             <wp:docPr id="4" name="Picture 4"/>
@@ -6756,7 +6751,6 @@
         <w:rPr>
           <w:b/>
         </w:rPr>
-        <w:lastRenderedPageBreak/>
         <w:t xml:space="preserve">Registro. </w:t>
       </w:r>
       <w:r>
@@ -6830,7 +6824,7 @@
         <w:t xml:space="preserve">Cierre. </w:t>
       </w:r>
       <w:r>
-        <w:t>Con todos los checks en verde, Emily aprueba el PR, se integra a develop y el defecto pasa a Cerrado en Trello. Para DEF-02, Ana revisa otra vez el reporte (CP-09).</w:t>
+        <w:t>Con todos los checks en verde, Emily revisa el PR, se integra a develop y el defecto pasa a Cerrado en Trello. Para DEF-02, Ana revisa otra vez el reporte (CP-09).</w:t>
       </w:r>
     </w:p>
     <w:p>
@@ -7271,7 +7265,7 @@
           <w:noProof/>
         </w:rPr>
         <w:drawing>
-          <wp:inline distT="0" distB="0" distL="0" distR="0" wp14:anchorId="5976FC7F" wp14:editId="44C18521">
+          <wp:inline distT="0" distB="0" distL="0" distR="0" wp14:anchorId="3582878F" wp14:editId="6B973FAE">
             <wp:extent cx="5940000" cy="3341250"/>
             <wp:effectExtent l="0" t="0" r="0" b="0"/>
             <wp:docPr id="5" name="Picture 5"/>
@@ -7325,7 +7319,6 @@
         <w:pStyle w:val="Ttulo1"/>
       </w:pPr>
       <w:r>
-        <w:lastRenderedPageBreak/>
         <w:t>8. Diseñar un flujo de integración continua para ejecutar automáticamente las pruebas cuando se actualice el repositorio.</w:t>
       </w:r>
     </w:p>
@@ -7415,7 +7408,7 @@
           <w:noProof/>
         </w:rPr>
         <w:drawing>
-          <wp:inline distT="0" distB="0" distL="0" distR="0" wp14:anchorId="4F1D1988" wp14:editId="2A694861">
+          <wp:inline distT="0" distB="0" distL="0" distR="0" wp14:anchorId="2472E209" wp14:editId="6656356E">
             <wp:extent cx="5940000" cy="3341250"/>
             <wp:effectExtent l="0" t="0" r="0" b="0"/>
             <wp:docPr id="6" name="Picture 6"/>
@@ -7473,9 +7466,8 @@
         <w:rPr>
           <w:noProof/>
         </w:rPr>
-        <w:lastRenderedPageBreak/>
         <w:drawing>
-          <wp:inline distT="0" distB="0" distL="0" distR="0" wp14:anchorId="240A8024" wp14:editId="41E2A2D2">
+          <wp:inline distT="0" distB="0" distL="0" distR="0" wp14:anchorId="144CA5B7" wp14:editId="5B7E0E68">
             <wp:extent cx="5940000" cy="3341250"/>
             <wp:effectExtent l="0" t="0" r="0" b="0"/>
             <wp:docPr id="7" name="Picture 7"/>
@@ -7964,7 +7956,7 @@
         <w:pStyle w:val="Listaconvietas"/>
       </w:pPr>
       <w:r>
-        <w:t>Protección de ramas en main y develop: no se permite push directo; todo entra por Pull Request con una revisión aprobada y con los checks de Unitarias, Integración, Sistema (HTTP), Aceptación y Regresión en verde.</w:t>
+        <w:t>Protección de ramas en main y develop (activa desde el 30 de octubre de 2026): no se permite push directo, ni siquiera al administrador; todo entra por Pull Request y GitHub no permite el merge si falla alguno de los 7 checks (Unitarias en PHP 8.2, 8.3 y 8.4, Integración, Sistema (HTTP), Aceptación y Regresión). GitHub no exige una aprobación porque el repositorio está en una sola cuenta; la revisión del PR le corresponde a Emily.</w:t>
       </w:r>
     </w:p>
     <w:p>
@@ -8062,7 +8054,6 @@
           <w:rFonts w:ascii="Consolas" w:eastAsia="Consolas" w:hAnsi="Consolas"/>
           <w:sz w:val="18"/>
         </w:rPr>
-        <w:lastRenderedPageBreak/>
         <w:t xml:space="preserve">    - cron: "0 7 * * *" # 01:00 en Campeche (UTC-6)</w:t>
       </w:r>
       <w:r>
@@ -8156,12 +8147,6 @@
           <w:sz w:val="18"/>
         </w:rPr>
         <w:br/>
-      </w:r>
-      <w:r>
-        <w:rPr>
-          <w:rFonts w:ascii="Consolas" w:eastAsia="Consolas" w:hAnsi="Consolas"/>
-          <w:sz w:val="18"/>
-        </w:rPr>
         <w:t xml:space="preserve">    name: Unitarias (PHP ${{ matrix.php }})</w:t>
       </w:r>
       <w:r>
@@ -8250,6 +8235,12 @@
           <w:sz w:val="18"/>
         </w:rPr>
         <w:br/>
+      </w:r>
+      <w:r>
+        <w:rPr>
+          <w:rFonts w:ascii="Consolas" w:eastAsia="Consolas" w:hAnsi="Consolas"/>
+          <w:sz w:val="18"/>
+        </w:rPr>
         <w:t xml:space="preserve">          php-version: ${{ matrix.php }}</w:t>
       </w:r>
       <w:r>
@@ -8304,12 +8295,6 @@
           <w:sz w:val="18"/>
         </w:rPr>
         <w:br/>
-      </w:r>
-      <w:r>
-        <w:rPr>
-          <w:rFonts w:ascii="Consolas" w:eastAsia="Consolas" w:hAnsi="Consolas"/>
-          <w:sz w:val="18"/>
-        </w:rPr>
         <w:t xml:space="preserve">        with:</w:t>
       </w:r>
       <w:r>
@@ -8785,31 +8770,31 @@
       </w:rPr>
     </w:lvl>
   </w:abstractNum>
-  <w:num w:numId="1" w16cid:durableId="40521975">
+  <w:num w:numId="1" w16cid:durableId="982931698">
     <w:abstractNumId w:val="8"/>
   </w:num>
-  <w:num w:numId="2" w16cid:durableId="1462724038">
+  <w:num w:numId="2" w16cid:durableId="676537067">
     <w:abstractNumId w:val="6"/>
   </w:num>
-  <w:num w:numId="3" w16cid:durableId="165288975">
+  <w:num w:numId="3" w16cid:durableId="1891650104">
     <w:abstractNumId w:val="5"/>
   </w:num>
-  <w:num w:numId="4" w16cid:durableId="1981761627">
+  <w:num w:numId="4" w16cid:durableId="1997296439">
     <w:abstractNumId w:val="4"/>
   </w:num>
-  <w:num w:numId="5" w16cid:durableId="681736723">
+  <w:num w:numId="5" w16cid:durableId="89130541">
     <w:abstractNumId w:val="7"/>
   </w:num>
-  <w:num w:numId="6" w16cid:durableId="632756221">
+  <w:num w:numId="6" w16cid:durableId="1490713403">
     <w:abstractNumId w:val="3"/>
   </w:num>
-  <w:num w:numId="7" w16cid:durableId="618299128">
+  <w:num w:numId="7" w16cid:durableId="2085176165">
     <w:abstractNumId w:val="2"/>
   </w:num>
-  <w:num w:numId="8" w16cid:durableId="266737425">
+  <w:num w:numId="8" w16cid:durableId="663751461">
     <w:abstractNumId w:val="1"/>
   </w:num>
-  <w:num w:numId="9" w16cid:durableId="1950114459">
+  <w:num w:numId="9" w16cid:durableId="1606958436">
     <w:abstractNumId w:val="0"/>
   </w:num>
 </w:numbering>
